--- a/fuentes/52430467_CF02_DU.docx
+++ b/fuentes/52430467_CF02_DU.docx
@@ -1,6 +1,6 @@
 
 <file path=word/document.xml><?xml version="1.0" encoding="utf-8"?>
-<w:document xmlns:wpc="http://schemas.microsoft.com/office/word/2010/wordprocessingCanvas" xmlns:cx="http://schemas.microsoft.com/office/drawing/2014/chartex" xmlns:cx1="http://schemas.microsoft.com/office/drawing/2015/9/8/chartex" xmlns:cx2="http://schemas.microsoft.com/office/drawing/2015/10/21/chartex" xmlns:cx3="http://schemas.microsoft.com/office/drawing/2016/5/9/chartex" xmlns:cx4="http://schemas.microsoft.com/office/drawing/2016/5/10/chartex" xmlns:cx5="http://schemas.microsoft.com/office/drawing/2016/5/11/chartex" xmlns:cx6="http://schemas.microsoft.com/office/drawing/2016/5/12/chartex" xmlns:cx7="http://schemas.microsoft.com/office/drawing/2016/5/13/chartex" xmlns:cx8="http://schemas.microsoft.com/office/drawing/2016/5/14/chartex" xmlns:mc="http://schemas.openxmlformats.org/markup-compatibility/2006" xmlns:aink="http://schemas.microsoft.com/office/drawing/2016/ink" xmlns:am3d="http://schemas.microsoft.com/office/drawing/2017/model3d" xmlns:o="urn:schemas-microsoft-com:office:office" xmlns:oel="http://schemas.microsoft.com/office/2019/extlst" xmlns:r="http://schemas.openxmlformats.org/officeDocument/2006/relationships" xmlns:m="http://schemas.openxmlformats.org/officeDocument/2006/math" xmlns:v="urn:schemas-microsoft-com:vml" xmlns:wp14="http://schemas.microsoft.com/office/word/2010/wordprocessingDrawing" xmlns:wp="http://schemas.openxmlformats.org/drawingml/2006/wordprocessingDrawing" xmlns:w10="urn:schemas-microsoft-com:office:word" xmlns:w="http://schemas.openxmlformats.org/wordprocessingml/2006/main" xmlns:w14="http://schemas.microsoft.com/office/word/2010/wordml" xmlns:w15="http://schemas.microsoft.com/office/word/2012/wordml" xmlns:w16cex="http://schemas.microsoft.com/office/word/2018/wordml/cex" xmlns:w16cid="http://schemas.microsoft.com/office/word/2016/wordml/cid" xmlns:w16="http://schemas.microsoft.com/office/word/2018/wordml" xmlns:w16du="http://schemas.microsoft.com/office/word/2023/wordml/word16du" xmlns:w16sdtdh="http://schemas.microsoft.com/office/word/2020/wordml/sdtdatahash" xmlns:w16sdtfl="http://schemas.microsoft.com/office/word/2024/wordml/sdtformatlock" xmlns:w16se="http://schemas.microsoft.com/office/word/2015/wordml/symex" xmlns:wpg="http://schemas.microsoft.com/office/word/2010/wordprocessingGroup" xmlns:wpi="http://schemas.microsoft.com/office/word/2010/wordprocessingInk" xmlns:wne="http://schemas.microsoft.com/office/word/2006/wordml" xmlns:wps="http://schemas.microsoft.com/office/word/2010/wordprocessingShape" mc:Ignorable="w14 w15 w16se w16cid w16 w16cex w16sdtdh w16sdtfl w16du wp14">
+<w:document xmlns:wpc="http://schemas.microsoft.com/office/word/2010/wordprocessingCanvas" xmlns:cx="http://schemas.microsoft.com/office/drawing/2014/chartex" xmlns:cx1="http://schemas.microsoft.com/office/drawing/2015/9/8/chartex" xmlns:cx2="http://schemas.microsoft.com/office/drawing/2015/10/21/chartex" xmlns:cx3="http://schemas.microsoft.com/office/drawing/2016/5/9/chartex" xmlns:cx4="http://schemas.microsoft.com/office/drawing/2016/5/10/chartex" xmlns:cx5="http://schemas.microsoft.com/office/drawing/2016/5/11/chartex" xmlns:cx6="http://schemas.microsoft.com/office/drawing/2016/5/12/chartex" xmlns:cx7="http://schemas.microsoft.com/office/drawing/2016/5/13/chartex" xmlns:cx8="http://schemas.microsoft.com/office/drawing/2016/5/14/chartex" xmlns:mc="http://schemas.openxmlformats.org/markup-compatibility/2006" xmlns:aink="http://schemas.microsoft.com/office/drawing/2016/ink" xmlns:am3d="http://schemas.microsoft.com/office/drawing/2017/model3d" xmlns:o="urn:schemas-microsoft-com:office:office" xmlns:oel="http://schemas.microsoft.com/office/2019/extlst" xmlns:r="http://schemas.openxmlformats.org/officeDocument/2006/relationships" xmlns:m="http://schemas.openxmlformats.org/officeDocument/2006/math" xmlns:v="urn:schemas-microsoft-com:vml" xmlns:wp14="http://schemas.microsoft.com/office/word/2010/wordprocessingDrawing" xmlns:wp="http://schemas.openxmlformats.org/drawingml/2006/wordprocessingDrawing" xmlns:w10="urn:schemas-microsoft-com:office:word" xmlns:w="http://schemas.openxmlformats.org/wordprocessingml/2006/main" xmlns:w14="http://schemas.microsoft.com/office/word/2010/wordml" xmlns:w15="http://schemas.microsoft.com/office/word/2012/wordml" xmlns:w16cei="http://schemas.microsoft.com/office/word/2026/wordml/cei" xmlns:w16cex="http://schemas.microsoft.com/office/word/2018/wordml/cex" xmlns:w16cid="http://schemas.microsoft.com/office/word/2016/wordml/cid" xmlns:w16="http://schemas.microsoft.com/office/word/2018/wordml" xmlns:w16du="http://schemas.microsoft.com/office/word/2023/wordml/word16du" xmlns:w16sdtdh="http://schemas.microsoft.com/office/word/2020/wordml/sdtdatahash" xmlns:w16sdtfl="http://schemas.microsoft.com/office/word/2024/wordml/sdtformatlock" xmlns:w16se="http://schemas.microsoft.com/office/word/2015/wordml/symex" xmlns:wpg="http://schemas.microsoft.com/office/word/2010/wordprocessingGroup" xmlns:wpi="http://schemas.microsoft.com/office/word/2010/wordprocessingInk" xmlns:wne="http://schemas.microsoft.com/office/word/2006/wordml" xmlns:wps="http://schemas.microsoft.com/office/word/2010/wordprocessingShape" mc:Ignorable="w14 w15 w16se w16cid w16 w16cex w16sdtdh w16sdtfl w16du wp14">
   <w:body>
     <w:p>
       <w:pPr>
@@ -569,7 +569,7 @@
           <w:r>
             <w:fldChar w:fldCharType="separate"/>
           </w:r>
-          <w:hyperlink w:anchor="_Toc234429483" w:history="1">
+          <w:hyperlink w:anchor="_Toc236139230" w:history="1">
             <w:r>
               <w:rPr>
                 <w:rStyle w:val="Hipervnculo"/>
@@ -596,7 +596,7 @@
                 <w:noProof/>
                 <w:webHidden/>
               </w:rPr>
-              <w:instrText xml:space="preserve"> PAGEREF _Toc234429483 \h </w:instrText>
+              <w:instrText xml:space="preserve"> PAGEREF _Toc236139230 \h </w:instrText>
             </w:r>
             <w:r>
               <w:rPr>
@@ -641,7 +641,7 @@
               <w:lang w:eastAsia="es-CO"/>
             </w:rPr>
           </w:pPr>
-          <w:hyperlink w:anchor="_Toc234429484" w:history="1">
+          <w:hyperlink w:anchor="_Toc236139231" w:history="1">
             <w:r>
               <w:rPr>
                 <w:rStyle w:val="Hipervnculo"/>
@@ -668,7 +668,7 @@
                 <w:noProof/>
                 <w:webHidden/>
               </w:rPr>
-              <w:instrText xml:space="preserve"> PAGEREF _Toc234429484 \h </w:instrText>
+              <w:instrText xml:space="preserve"> PAGEREF _Toc236139231 \h </w:instrText>
             </w:r>
             <w:r>
               <w:rPr>
@@ -713,7 +713,7 @@
               <w:lang w:eastAsia="es-CO"/>
             </w:rPr>
           </w:pPr>
-          <w:hyperlink w:anchor="_Toc234429485" w:history="1">
+          <w:hyperlink w:anchor="_Toc236139232" w:history="1">
             <w:r>
               <w:rPr>
                 <w:rStyle w:val="Hipervnculo"/>
@@ -740,7 +740,7 @@
                 <w:noProof/>
                 <w:webHidden/>
               </w:rPr>
-              <w:instrText xml:space="preserve"> PAGEREF _Toc234429485 \h </w:instrText>
+              <w:instrText xml:space="preserve"> PAGEREF _Toc236139232 \h </w:instrText>
             </w:r>
             <w:r>
               <w:rPr>
@@ -785,7 +785,7 @@
               <w:lang w:eastAsia="es-CO"/>
             </w:rPr>
           </w:pPr>
-          <w:hyperlink w:anchor="_Toc234429486" w:history="1">
+          <w:hyperlink w:anchor="_Toc236139233" w:history="1">
             <w:r>
               <w:rPr>
                 <w:rStyle w:val="Hipervnculo"/>
@@ -812,7 +812,7 @@
                 <w:noProof/>
                 <w:webHidden/>
               </w:rPr>
-              <w:instrText xml:space="preserve"> PAGEREF _Toc234429486 \h </w:instrText>
+              <w:instrText xml:space="preserve"> PAGEREF _Toc236139233 \h </w:instrText>
             </w:r>
             <w:r>
               <w:rPr>
@@ -857,7 +857,7 @@
               <w:lang w:eastAsia="es-CO"/>
             </w:rPr>
           </w:pPr>
-          <w:hyperlink w:anchor="_Toc234429487" w:history="1">
+          <w:hyperlink w:anchor="_Toc236139234" w:history="1">
             <w:r>
               <w:rPr>
                 <w:rStyle w:val="Hipervnculo"/>
@@ -900,7 +900,7 @@
                 <w:noProof/>
                 <w:webHidden/>
               </w:rPr>
-              <w:instrText xml:space="preserve"> PAGEREF _Toc234429487 \h </w:instrText>
+              <w:instrText xml:space="preserve"> PAGEREF _Toc236139234 \h </w:instrText>
             </w:r>
             <w:r>
               <w:rPr>
@@ -945,7 +945,7 @@
               <w:lang w:eastAsia="es-CO"/>
             </w:rPr>
           </w:pPr>
-          <w:hyperlink w:anchor="_Toc234429488" w:history="1">
+          <w:hyperlink w:anchor="_Toc236139235" w:history="1">
             <w:r>
               <w:rPr>
                 <w:rStyle w:val="Hipervnculo"/>
@@ -972,7 +972,7 @@
                 <w:noProof/>
                 <w:webHidden/>
               </w:rPr>
-              <w:instrText xml:space="preserve"> PAGEREF _Toc234429488 \h </w:instrText>
+              <w:instrText xml:space="preserve"> PAGEREF _Toc236139235 \h </w:instrText>
             </w:r>
             <w:r>
               <w:rPr>
@@ -1017,7 +1017,7 @@
               <w:lang w:eastAsia="es-CO"/>
             </w:rPr>
           </w:pPr>
-          <w:hyperlink w:anchor="_Toc234429489" w:history="1">
+          <w:hyperlink w:anchor="_Toc236139236" w:history="1">
             <w:r>
               <w:rPr>
                 <w:rStyle w:val="Hipervnculo"/>
@@ -1044,7 +1044,7 @@
                 <w:noProof/>
                 <w:webHidden/>
               </w:rPr>
-              <w:instrText xml:space="preserve"> PAGEREF _Toc234429489 \h </w:instrText>
+              <w:instrText xml:space="preserve"> PAGEREF _Toc236139236 \h </w:instrText>
             </w:r>
             <w:r>
               <w:rPr>
@@ -1089,7 +1089,7 @@
               <w:lang w:eastAsia="es-CO"/>
             </w:rPr>
           </w:pPr>
-          <w:hyperlink w:anchor="_Toc234429490" w:history="1">
+          <w:hyperlink w:anchor="_Toc236139237" w:history="1">
             <w:r>
               <w:rPr>
                 <w:rStyle w:val="Hipervnculo"/>
@@ -1116,7 +1116,7 @@
                 <w:noProof/>
                 <w:webHidden/>
               </w:rPr>
-              <w:instrText xml:space="preserve"> PAGEREF _Toc234429490 \h </w:instrText>
+              <w:instrText xml:space="preserve"> PAGEREF _Toc236139237 \h </w:instrText>
             </w:r>
             <w:r>
               <w:rPr>
@@ -1161,7 +1161,7 @@
               <w:lang w:eastAsia="es-CO"/>
             </w:rPr>
           </w:pPr>
-          <w:hyperlink w:anchor="_Toc234429491" w:history="1">
+          <w:hyperlink w:anchor="_Toc236139238" w:history="1">
             <w:r>
               <w:rPr>
                 <w:rStyle w:val="Hipervnculo"/>
@@ -1188,7 +1188,7 @@
                 <w:noProof/>
                 <w:webHidden/>
               </w:rPr>
-              <w:instrText xml:space="preserve"> PAGEREF _Toc234429491 \h </w:instrText>
+              <w:instrText xml:space="preserve"> PAGEREF _Toc236139238 \h </w:instrText>
             </w:r>
             <w:r>
               <w:rPr>
@@ -1233,7 +1233,7 @@
               <w:lang w:eastAsia="es-CO"/>
             </w:rPr>
           </w:pPr>
-          <w:hyperlink w:anchor="_Toc234429492" w:history="1">
+          <w:hyperlink w:anchor="_Toc236139239" w:history="1">
             <w:r>
               <w:rPr>
                 <w:rStyle w:val="Hipervnculo"/>
@@ -1276,7 +1276,7 @@
                 <w:noProof/>
                 <w:webHidden/>
               </w:rPr>
-              <w:instrText xml:space="preserve"> PAGEREF _Toc234429492 \h </w:instrText>
+              <w:instrText xml:space="preserve"> PAGEREF _Toc236139239 \h </w:instrText>
             </w:r>
             <w:r>
               <w:rPr>
@@ -1321,7 +1321,7 @@
               <w:lang w:eastAsia="es-CO"/>
             </w:rPr>
           </w:pPr>
-          <w:hyperlink w:anchor="_Toc234429493" w:history="1">
+          <w:hyperlink w:anchor="_Toc236139240" w:history="1">
             <w:r>
               <w:rPr>
                 <w:rStyle w:val="Hipervnculo"/>
@@ -1348,7 +1348,7 @@
                 <w:noProof/>
                 <w:webHidden/>
               </w:rPr>
-              <w:instrText xml:space="preserve"> PAGEREF _Toc234429493 \h </w:instrText>
+              <w:instrText xml:space="preserve"> PAGEREF _Toc236139240 \h </w:instrText>
             </w:r>
             <w:r>
               <w:rPr>
@@ -1393,7 +1393,7 @@
               <w:lang w:eastAsia="es-CO"/>
             </w:rPr>
           </w:pPr>
-          <w:hyperlink w:anchor="_Toc234429494" w:history="1">
+          <w:hyperlink w:anchor="_Toc236139241" w:history="1">
             <w:r>
               <w:rPr>
                 <w:rStyle w:val="Hipervnculo"/>
@@ -1420,7 +1420,7 @@
                 <w:noProof/>
                 <w:webHidden/>
               </w:rPr>
-              <w:instrText xml:space="preserve"> PAGEREF _Toc234429494 \h </w:instrText>
+              <w:instrText xml:space="preserve"> PAGEREF _Toc236139241 \h </w:instrText>
             </w:r>
             <w:r>
               <w:rPr>
@@ -1465,7 +1465,7 @@
               <w:lang w:eastAsia="es-CO"/>
             </w:rPr>
           </w:pPr>
-          <w:hyperlink w:anchor="_Toc234429495" w:history="1">
+          <w:hyperlink w:anchor="_Toc236139242" w:history="1">
             <w:r>
               <w:rPr>
                 <w:rStyle w:val="Hipervnculo"/>
@@ -1492,7 +1492,7 @@
                 <w:noProof/>
                 <w:webHidden/>
               </w:rPr>
-              <w:instrText xml:space="preserve"> PAGEREF _Toc234429495 \h </w:instrText>
+              <w:instrText xml:space="preserve"> PAGEREF _Toc236139242 \h </w:instrText>
             </w:r>
             <w:r>
               <w:rPr>
@@ -1537,7 +1537,7 @@
               <w:lang w:eastAsia="es-CO"/>
             </w:rPr>
           </w:pPr>
-          <w:hyperlink w:anchor="_Toc234429496" w:history="1">
+          <w:hyperlink w:anchor="_Toc236139243" w:history="1">
             <w:r>
               <w:rPr>
                 <w:rStyle w:val="Hipervnculo"/>
@@ -1564,7 +1564,7 @@
                 <w:noProof/>
                 <w:webHidden/>
               </w:rPr>
-              <w:instrText xml:space="preserve"> PAGEREF _Toc234429496 \h </w:instrText>
+              <w:instrText xml:space="preserve"> PAGEREF _Toc236139243 \h </w:instrText>
             </w:r>
             <w:r>
               <w:rPr>
@@ -1609,7 +1609,7 @@
               <w:lang w:eastAsia="es-CO"/>
             </w:rPr>
           </w:pPr>
-          <w:hyperlink w:anchor="_Toc234429497" w:history="1">
+          <w:hyperlink w:anchor="_Toc236139244" w:history="1">
             <w:r>
               <w:rPr>
                 <w:rStyle w:val="Hipervnculo"/>
@@ -1636,7 +1636,7 @@
                 <w:noProof/>
                 <w:webHidden/>
               </w:rPr>
-              <w:instrText xml:space="preserve"> PAGEREF _Toc234429497 \h </w:instrText>
+              <w:instrText xml:space="preserve"> PAGEREF _Toc236139244 \h </w:instrText>
             </w:r>
             <w:r>
               <w:rPr>
@@ -1681,7 +1681,7 @@
               <w:lang w:eastAsia="es-CO"/>
             </w:rPr>
           </w:pPr>
-          <w:hyperlink w:anchor="_Toc234429498" w:history="1">
+          <w:hyperlink w:anchor="_Toc236139245" w:history="1">
             <w:r>
               <w:rPr>
                 <w:rStyle w:val="Hipervnculo"/>
@@ -1708,7 +1708,7 @@
                 <w:noProof/>
                 <w:webHidden/>
               </w:rPr>
-              <w:instrText xml:space="preserve"> PAGEREF _Toc234429498 \h </w:instrText>
+              <w:instrText xml:space="preserve"> PAGEREF _Toc236139245 \h </w:instrText>
             </w:r>
             <w:r>
               <w:rPr>
@@ -1753,7 +1753,7 @@
               <w:lang w:eastAsia="es-CO"/>
             </w:rPr>
           </w:pPr>
-          <w:hyperlink w:anchor="_Toc234429499" w:history="1">
+          <w:hyperlink w:anchor="_Toc236139246" w:history="1">
             <w:r>
               <w:rPr>
                 <w:rStyle w:val="Hipervnculo"/>
@@ -1780,7 +1780,7 @@
                 <w:noProof/>
                 <w:webHidden/>
               </w:rPr>
-              <w:instrText xml:space="preserve"> PAGEREF _Toc234429499 \h </w:instrText>
+              <w:instrText xml:space="preserve"> PAGEREF _Toc236139246 \h </w:instrText>
             </w:r>
             <w:r>
               <w:rPr>
@@ -1825,7 +1825,7 @@
               <w:lang w:eastAsia="es-CO"/>
             </w:rPr>
           </w:pPr>
-          <w:hyperlink w:anchor="_Toc234429500" w:history="1">
+          <w:hyperlink w:anchor="_Toc236139247" w:history="1">
             <w:r>
               <w:rPr>
                 <w:rStyle w:val="Hipervnculo"/>
@@ -1852,7 +1852,7 @@
                 <w:noProof/>
                 <w:webHidden/>
               </w:rPr>
-              <w:instrText xml:space="preserve"> PAGEREF _Toc234429500 \h </w:instrText>
+              <w:instrText xml:space="preserve"> PAGEREF _Toc236139247 \h </w:instrText>
             </w:r>
             <w:r>
               <w:rPr>
@@ -1872,7 +1872,7 @@
                 <w:noProof/>
                 <w:webHidden/>
               </w:rPr>
-              <w:t>29</w:t>
+              <w:t>30</w:t>
             </w:r>
             <w:r>
               <w:rPr>
@@ -1897,7 +1897,7 @@
               <w:lang w:eastAsia="es-CO"/>
             </w:rPr>
           </w:pPr>
-          <w:hyperlink w:anchor="_Toc234429501" w:history="1">
+          <w:hyperlink w:anchor="_Toc236139248" w:history="1">
             <w:r>
               <w:rPr>
                 <w:rStyle w:val="Hipervnculo"/>
@@ -1924,7 +1924,7 @@
                 <w:noProof/>
                 <w:webHidden/>
               </w:rPr>
-              <w:instrText xml:space="preserve"> PAGEREF _Toc234429501 \h </w:instrText>
+              <w:instrText xml:space="preserve"> PAGEREF _Toc236139248 \h </w:instrText>
             </w:r>
             <w:r>
               <w:rPr>
@@ -1944,7 +1944,7 @@
                 <w:noProof/>
                 <w:webHidden/>
               </w:rPr>
-              <w:t>29</w:t>
+              <w:t>30</w:t>
             </w:r>
             <w:r>
               <w:rPr>
@@ -1969,7 +1969,7 @@
               <w:lang w:eastAsia="es-CO"/>
             </w:rPr>
           </w:pPr>
-          <w:hyperlink w:anchor="_Toc234429502" w:history="1">
+          <w:hyperlink w:anchor="_Toc236139249" w:history="1">
             <w:r>
               <w:rPr>
                 <w:rStyle w:val="Hipervnculo"/>
@@ -1996,7 +1996,7 @@
                 <w:noProof/>
                 <w:webHidden/>
               </w:rPr>
-              <w:instrText xml:space="preserve"> PAGEREF _Toc234429502 \h </w:instrText>
+              <w:instrText xml:space="preserve"> PAGEREF _Toc236139249 \h </w:instrText>
             </w:r>
             <w:r>
               <w:rPr>
@@ -2016,7 +2016,7 @@
                 <w:noProof/>
                 <w:webHidden/>
               </w:rPr>
-              <w:t>30</w:t>
+              <w:t>31</w:t>
             </w:r>
             <w:r>
               <w:rPr>
@@ -2041,7 +2041,7 @@
               <w:lang w:eastAsia="es-CO"/>
             </w:rPr>
           </w:pPr>
-          <w:hyperlink w:anchor="_Toc234429503" w:history="1">
+          <w:hyperlink w:anchor="_Toc236139250" w:history="1">
             <w:r>
               <w:rPr>
                 <w:rStyle w:val="Hipervnculo"/>
@@ -2068,7 +2068,7 @@
                 <w:noProof/>
                 <w:webHidden/>
               </w:rPr>
-              <w:instrText xml:space="preserve"> PAGEREF _Toc234429503 \h </w:instrText>
+              <w:instrText xml:space="preserve"> PAGEREF _Toc236139250 \h </w:instrText>
             </w:r>
             <w:r>
               <w:rPr>
@@ -2088,7 +2088,7 @@
                 <w:noProof/>
                 <w:webHidden/>
               </w:rPr>
-              <w:t>32</w:t>
+              <w:t>33</w:t>
             </w:r>
             <w:r>
               <w:rPr>
@@ -2113,7 +2113,7 @@
               <w:lang w:eastAsia="es-CO"/>
             </w:rPr>
           </w:pPr>
-          <w:hyperlink w:anchor="_Toc234429504" w:history="1">
+          <w:hyperlink w:anchor="_Toc236139251" w:history="1">
             <w:r>
               <w:rPr>
                 <w:rStyle w:val="Hipervnculo"/>
@@ -2140,7 +2140,7 @@
                 <w:noProof/>
                 <w:webHidden/>
               </w:rPr>
-              <w:instrText xml:space="preserve"> PAGEREF _Toc234429504 \h </w:instrText>
+              <w:instrText xml:space="preserve"> PAGEREF _Toc236139251 \h </w:instrText>
             </w:r>
             <w:r>
               <w:rPr>
@@ -2160,7 +2160,7 @@
                 <w:noProof/>
                 <w:webHidden/>
               </w:rPr>
-              <w:t>35</w:t>
+              <w:t>38</w:t>
             </w:r>
             <w:r>
               <w:rPr>
@@ -2185,7 +2185,7 @@
               <w:lang w:eastAsia="es-CO"/>
             </w:rPr>
           </w:pPr>
-          <w:hyperlink w:anchor="_Toc234429505" w:history="1">
+          <w:hyperlink w:anchor="_Toc236139252" w:history="1">
             <w:r>
               <w:rPr>
                 <w:rStyle w:val="Hipervnculo"/>
@@ -2212,7 +2212,7 @@
                 <w:noProof/>
                 <w:webHidden/>
               </w:rPr>
-              <w:instrText xml:space="preserve"> PAGEREF _Toc234429505 \h </w:instrText>
+              <w:instrText xml:space="preserve"> PAGEREF _Toc236139252 \h </w:instrText>
             </w:r>
             <w:r>
               <w:rPr>
@@ -2232,7 +2232,7 @@
                 <w:noProof/>
                 <w:webHidden/>
               </w:rPr>
-              <w:t>35</w:t>
+              <w:t>38</w:t>
             </w:r>
             <w:r>
               <w:rPr>
@@ -2257,7 +2257,7 @@
               <w:lang w:eastAsia="es-CO"/>
             </w:rPr>
           </w:pPr>
-          <w:hyperlink w:anchor="_Toc234429506" w:history="1">
+          <w:hyperlink w:anchor="_Toc236139253" w:history="1">
             <w:r>
               <w:rPr>
                 <w:rStyle w:val="Hipervnculo"/>
@@ -2284,7 +2284,7 @@
                 <w:noProof/>
                 <w:webHidden/>
               </w:rPr>
-              <w:instrText xml:space="preserve"> PAGEREF _Toc234429506 \h </w:instrText>
+              <w:instrText xml:space="preserve"> PAGEREF _Toc236139253 \h </w:instrText>
             </w:r>
             <w:r>
               <w:rPr>
@@ -2304,7 +2304,7 @@
                 <w:noProof/>
                 <w:webHidden/>
               </w:rPr>
-              <w:t>37</w:t>
+              <w:t>40</w:t>
             </w:r>
             <w:r>
               <w:rPr>
@@ -2329,7 +2329,7 @@
               <w:lang w:eastAsia="es-CO"/>
             </w:rPr>
           </w:pPr>
-          <w:hyperlink w:anchor="_Toc234429507" w:history="1">
+          <w:hyperlink w:anchor="_Toc236139254" w:history="1">
             <w:r>
               <w:rPr>
                 <w:rStyle w:val="Hipervnculo"/>
@@ -2356,7 +2356,7 @@
                 <w:noProof/>
                 <w:webHidden/>
               </w:rPr>
-              <w:instrText xml:space="preserve"> PAGEREF _Toc234429507 \h </w:instrText>
+              <w:instrText xml:space="preserve"> PAGEREF _Toc236139254 \h </w:instrText>
             </w:r>
             <w:r>
               <w:rPr>
@@ -2376,7 +2376,7 @@
                 <w:noProof/>
                 <w:webHidden/>
               </w:rPr>
-              <w:t>39</w:t>
+              <w:t>43</w:t>
             </w:r>
             <w:r>
               <w:rPr>
@@ -2401,7 +2401,7 @@
               <w:lang w:eastAsia="es-CO"/>
             </w:rPr>
           </w:pPr>
-          <w:hyperlink w:anchor="_Toc234429508" w:history="1">
+          <w:hyperlink w:anchor="_Toc236139255" w:history="1">
             <w:r>
               <w:rPr>
                 <w:rStyle w:val="Hipervnculo"/>
@@ -2428,7 +2428,7 @@
                 <w:noProof/>
                 <w:webHidden/>
               </w:rPr>
-              <w:instrText xml:space="preserve"> PAGEREF _Toc234429508 \h </w:instrText>
+              <w:instrText xml:space="preserve"> PAGEREF _Toc236139255 \h </w:instrText>
             </w:r>
             <w:r>
               <w:rPr>
@@ -2448,7 +2448,7 @@
                 <w:noProof/>
                 <w:webHidden/>
               </w:rPr>
-              <w:t>42</w:t>
+              <w:t>47</w:t>
             </w:r>
             <w:r>
               <w:rPr>
@@ -2473,7 +2473,7 @@
               <w:lang w:eastAsia="es-CO"/>
             </w:rPr>
           </w:pPr>
-          <w:hyperlink w:anchor="_Toc234429509" w:history="1">
+          <w:hyperlink w:anchor="_Toc236139256" w:history="1">
             <w:r>
               <w:rPr>
                 <w:rStyle w:val="Hipervnculo"/>
@@ -2500,7 +2500,7 @@
                 <w:noProof/>
                 <w:webHidden/>
               </w:rPr>
-              <w:instrText xml:space="preserve"> PAGEREF _Toc234429509 \h </w:instrText>
+              <w:instrText xml:space="preserve"> PAGEREF _Toc236139256 \h </w:instrText>
             </w:r>
             <w:r>
               <w:rPr>
@@ -2520,7 +2520,7 @@
                 <w:noProof/>
                 <w:webHidden/>
               </w:rPr>
-              <w:t>43</w:t>
+              <w:t>48</w:t>
             </w:r>
             <w:r>
               <w:rPr>
@@ -2545,7 +2545,7 @@
               <w:lang w:eastAsia="es-CO"/>
             </w:rPr>
           </w:pPr>
-          <w:hyperlink w:anchor="_Toc234429510" w:history="1">
+          <w:hyperlink w:anchor="_Toc236139257" w:history="1">
             <w:r>
               <w:rPr>
                 <w:rStyle w:val="Hipervnculo"/>
@@ -2572,7 +2572,7 @@
                 <w:noProof/>
                 <w:webHidden/>
               </w:rPr>
-              <w:instrText xml:space="preserve"> PAGEREF _Toc234429510 \h </w:instrText>
+              <w:instrText xml:space="preserve"> PAGEREF _Toc236139257 \h </w:instrText>
             </w:r>
             <w:r>
               <w:rPr>
@@ -2592,7 +2592,7 @@
                 <w:noProof/>
                 <w:webHidden/>
               </w:rPr>
-              <w:t>44</w:t>
+              <w:t>50</w:t>
             </w:r>
             <w:r>
               <w:rPr>
@@ -2617,7 +2617,7 @@
               <w:lang w:eastAsia="es-CO"/>
             </w:rPr>
           </w:pPr>
-          <w:hyperlink w:anchor="_Toc234429511" w:history="1">
+          <w:hyperlink w:anchor="_Toc236139258" w:history="1">
             <w:r>
               <w:rPr>
                 <w:rStyle w:val="Hipervnculo"/>
@@ -2644,7 +2644,7 @@
                 <w:noProof/>
                 <w:webHidden/>
               </w:rPr>
-              <w:instrText xml:space="preserve"> PAGEREF _Toc234429511 \h </w:instrText>
+              <w:instrText xml:space="preserve"> PAGEREF _Toc236139258 \h </w:instrText>
             </w:r>
             <w:r>
               <w:rPr>
@@ -2664,7 +2664,7 @@
                 <w:noProof/>
                 <w:webHidden/>
               </w:rPr>
-              <w:t>47</w:t>
+              <w:t>53</w:t>
             </w:r>
             <w:r>
               <w:rPr>
@@ -2689,7 +2689,7 @@
               <w:lang w:eastAsia="es-CO"/>
             </w:rPr>
           </w:pPr>
-          <w:hyperlink w:anchor="_Toc234429512" w:history="1">
+          <w:hyperlink w:anchor="_Toc236139259" w:history="1">
             <w:r>
               <w:rPr>
                 <w:rStyle w:val="Hipervnculo"/>
@@ -2716,7 +2716,7 @@
                 <w:noProof/>
                 <w:webHidden/>
               </w:rPr>
-              <w:instrText xml:space="preserve"> PAGEREF _Toc234429512 \h </w:instrText>
+              <w:instrText xml:space="preserve"> PAGEREF _Toc236139259 \h </w:instrText>
             </w:r>
             <w:r>
               <w:rPr>
@@ -2736,7 +2736,7 @@
                 <w:noProof/>
                 <w:webHidden/>
               </w:rPr>
-              <w:t>48</w:t>
+              <w:t>54</w:t>
             </w:r>
             <w:r>
               <w:rPr>
@@ -2764,7 +2764,7 @@
       <w:pPr>
         <w:pStyle w:val="Titulosgenerales"/>
       </w:pPr>
-      <w:bookmarkStart w:id="0" w:name="_Toc234429483"/>
+      <w:bookmarkStart w:id="0" w:name="_Toc236139230"/>
       <w:r>
         <w:lastRenderedPageBreak/>
         <w:t>Introducción</w:t>
@@ -2808,7 +2808,7 @@
       <w:pPr>
         <w:pStyle w:val="Ttulo1"/>
       </w:pPr>
-      <w:bookmarkStart w:id="1" w:name="_Toc234429484"/>
+      <w:bookmarkStart w:id="1" w:name="_Toc236139231"/>
       <w:r>
         <w:lastRenderedPageBreak/>
         <w:t>Estrategias de venta y exhibición</w:t>
@@ -2824,7 +2824,7 @@
       <w:pPr>
         <w:pStyle w:val="Ttulo2"/>
       </w:pPr>
-      <w:bookmarkStart w:id="2" w:name="_Toc234429485"/>
+      <w:bookmarkStart w:id="2" w:name="_Toc236139232"/>
       <w:r>
         <w:t>Concepto de estrategias de exhibición</w:t>
       </w:r>
@@ -2962,7 +2962,7 @@
       <w:pPr>
         <w:pStyle w:val="Ttulo2"/>
       </w:pPr>
-      <w:bookmarkStart w:id="3" w:name="_Toc234429486"/>
+      <w:bookmarkStart w:id="3" w:name="_Toc236139233"/>
       <w:r>
         <w:t>Promoción visual de productos y marcas</w:t>
       </w:r>
@@ -3159,7 +3159,7 @@
       <w:pPr>
         <w:pStyle w:val="Ttulo2"/>
       </w:pPr>
-      <w:bookmarkStart w:id="4" w:name="_Toc234429487"/>
+      <w:bookmarkStart w:id="4" w:name="_Toc236139234"/>
       <w:r>
         <w:t xml:space="preserve">Relación entre </w:t>
       </w:r>
@@ -3333,23 +3333,8 @@
       </w:r>
     </w:p>
     <w:p>
-      <w:pPr>
-        <w:rPr>
-          <w:b/>
-          <w:bCs/>
-        </w:rPr>
-      </w:pPr>
-      <w:r>
-        <w:rPr>
-          <w:b/>
-          <w:bCs/>
-        </w:rPr>
-        <w:t>Videos sugeridos:</w:t>
-      </w:r>
-    </w:p>
-    <w:p>
-      <w:r>
-        <w:t xml:space="preserve"> Se invita a consultar el siguiente video donde se explican estrategias de venta y exhibición aplicadas al punto de venta, incluyendo organización visual, promoción comercial y técnicas de </w:t>
+      <w:r>
+        <w:t xml:space="preserve">Se invita a consultar el siguiente video donde se explican estrategias de venta y exhibición aplicadas al punto de venta, incluyendo organización visual, promoción comercial y técnicas de </w:t>
       </w:r>
       <w:r>
         <w:rPr>
@@ -3366,13 +3351,7 @@
         <w:pStyle w:val="Video"/>
       </w:pPr>
       <w:r>
-        <w:t>Exhibición</w:t>
-      </w:r>
-      <w:r>
-        <w:t xml:space="preserve"> de </w:t>
-      </w:r>
-      <w:r>
-        <w:t>mercancía</w:t>
+        <w:t>Exhibición de mercancía</w:t>
       </w:r>
     </w:p>
     <w:p>
@@ -3385,7 +3364,7 @@
           <w:noProof/>
         </w:rPr>
         <w:drawing>
-          <wp:inline distT="0" distB="0" distL="0" distR="0" wp14:anchorId="3BBCE410" wp14:editId="01E2CA67">
+          <wp:inline distT="0" distB="0" distL="0" distR="0" wp14:anchorId="3BBCE410" wp14:editId="520E75E0">
             <wp:extent cx="4679792" cy="2632383"/>
             <wp:effectExtent l="0" t="0" r="6985" b="0"/>
             <wp:docPr id="1" name="Imagen 1">
@@ -3450,21 +3429,7 @@
             <w:rStyle w:val="Hipervnculo"/>
             <w:b/>
           </w:rPr>
-          <w:t>Enlace de repro</w:t>
-        </w:r>
-        <w:r>
-          <w:rPr>
-            <w:rStyle w:val="Hipervnculo"/>
-            <w:b/>
-          </w:rPr>
-          <w:t>d</w:t>
-        </w:r>
-        <w:r>
-          <w:rPr>
-            <w:rStyle w:val="Hipervnculo"/>
-            <w:b/>
-          </w:rPr>
-          <w:t>ucción del video</w:t>
+          <w:t>Enlace de reproducción del video</w:t>
         </w:r>
       </w:hyperlink>
     </w:p>
@@ -3493,8 +3458,13 @@
               <w:rPr>
                 <w:b/>
               </w:rPr>
-              <w:lastRenderedPageBreak/>
-              <w:t>Transcripción del video. Ejemplo de registro y verificación con cuentas T</w:t>
+              <w:t xml:space="preserve">Transcripción del video. </w:t>
+            </w:r>
+            <w:r>
+              <w:rPr>
+                <w:b/>
+              </w:rPr>
+              <w:t>Exhibición de mercancía</w:t>
             </w:r>
           </w:p>
         </w:tc>
@@ -3511,44 +3481,84 @@
           </w:p>
           <w:p>
             <w:r>
-              <w:t>Quien haga esta exhibición debe ser muy creativo. Debe tener en cuenta los colores, tanto corporativos como de la marca de los productos que está exhibiendo en ese momento. También debe tener en cuenta la simetría y el espacio que le asignan para hacer esta exhibición, y debe ser muy pulcro en lo que hace.</w:t>
+              <w:lastRenderedPageBreak/>
+              <w:t>Quien haga esta exhibición debe ser muy creativo. Debe tener en cuenta los colores, tanto corporativos como de la marca de los productos que está exhibiendo en ese momento. También debe tener en cuenta la simetría</w:t>
+            </w:r>
+            <w:r>
+              <w:t>,</w:t>
+            </w:r>
+            <w:r>
+              <w:t xml:space="preserve"> el espacio que le asignan para hacer esta exhibición, y debe ser muy pulcro en lo que hace.</w:t>
             </w:r>
           </w:p>
           <w:p>
             <w:r>
-              <w:t>La exhibición tiene varios objetivos. Uno de ellos es llamar la atención del cliente para que sienta la necesidad y se antoje del producto que está mirando. También busca generar fidelización hacia el establecimiento, porque hay personas que dicen: «En ese almacén exhiben muy bonito; es muy bonito y me da gusto ingresar ahí».</w:t>
+              <w:t xml:space="preserve">La exhibición tiene varios objetivos. Uno de ellos es llamar la atención del cliente para que sienta la necesidad y se antoje del producto que está mirando. </w:t>
+            </w:r>
+            <w:r>
+              <w:t>Es</w:t>
+            </w:r>
+            <w:r>
+              <w:t xml:space="preserve"> generar fidelización hacia el establecimiento, porque hay personas que dicen: «En ese almacén exhiben muy bonito; es muy bonito y me da gusto ingresar ahí».</w:t>
             </w:r>
           </w:p>
           <w:p>
             <w:r>
-              <w:t>Otro objetivo es generar el deseo o el impulso de comprar productos</w:t>
-            </w:r>
-            <w:r>
-              <w:t xml:space="preserve">; </w:t>
-            </w:r>
-            <w:r>
-              <w:t>otro objetivo de exhibir los productos es ofrecer comodidad al cliente con lo que está observando</w:t>
-            </w:r>
-            <w:r>
-              <w:t>, e</w:t>
-            </w:r>
-            <w:r>
-              <w:t>s disponer de pasillos amplios para que el cliente pueda desplazarse y observar la exhibición.</w:t>
+              <w:t>E</w:t>
+            </w:r>
+            <w:r>
+              <w:t xml:space="preserve">s generar </w:t>
+            </w:r>
+            <w:r>
+              <w:t xml:space="preserve">también </w:t>
+            </w:r>
+            <w:r>
+              <w:t>el deseo o el impulso de comprar productos; otro objetivo</w:t>
+            </w:r>
+            <w:r>
+              <w:t xml:space="preserve"> precisamente</w:t>
+            </w:r>
+            <w:r>
+              <w:t xml:space="preserve"> exhibir los productos es ofrecer comodidad al cliente con lo que está observando, es disponer de pasillos amplios para que el cliente pueda desplazarse y </w:t>
+            </w:r>
+            <w:r>
+              <w:t xml:space="preserve">pueda </w:t>
+            </w:r>
+            <w:r>
+              <w:t>observar la exhibición.</w:t>
             </w:r>
           </w:p>
           <w:p>
             <w:r>
-              <w:t>Otro de los objetivos es apoyar las promociones de las ventas, recordar al cliente la presencia de productos que puede estar necesitando y motiva la acción de compra por impulso.</w:t>
+              <w:t xml:space="preserve">Otro de los objetivos es </w:t>
+            </w:r>
+            <w:r>
+              <w:t xml:space="preserve">que </w:t>
+            </w:r>
+            <w:r>
+              <w:t>apoya</w:t>
+            </w:r>
+            <w:r>
+              <w:t>n</w:t>
+            </w:r>
+            <w:r>
+              <w:t xml:space="preserve"> las promociones de las ventas, rec</w:t>
+            </w:r>
+            <w:r>
+              <w:t>uerda</w:t>
+            </w:r>
+            <w:r>
+              <w:t xml:space="preserve"> al cliente la presencia de productos que puede estar necesitando y motiva la acción de compra por impulso.</w:t>
             </w:r>
           </w:p>
           <w:p>
             <w:r>
-              <w:lastRenderedPageBreak/>
               <w:t>Existen diferentes tipos de exhibición. Los productos deben exhibirse de forma llamativa para que los clientes se antojen de los productos que están observando en los formatos comerciales.</w:t>
             </w:r>
           </w:p>
           <w:p>
             <w:r>
+              <w:lastRenderedPageBreak/>
               <w:t>Entre los tipos de exhibición que existen está la exhibición vertical, donde se exhiben los productos de manera que cubran toda la línea</w:t>
             </w:r>
             <w:r>
@@ -3560,36 +3570,96 @@
           </w:p>
           <w:p>
             <w:r>
-              <w:t>Cuando la exhibición es horizontal, como las empresas tienen diferentes tipos de producto, lo que hacen es escoger un espacio en el lineal y van ubicando los productos horizontalmente.</w:t>
+              <w:t>Cuando la exhibición es horizontal, como las empresas tienen diferentes tipos de producto, lo que hacen es escoger un espacio en el lineal y van ubican</w:t>
+            </w:r>
+            <w:r>
+              <w:t>do verticalmente los productos.</w:t>
             </w:r>
           </w:p>
           <w:p>
             <w:r>
-              <w:t>También está la exhibición por bloques, que hace que los productos se exhiban sin dejar espacios. La estantería está totalmente llena para la exhibición de los productos.</w:t>
+              <w:t>También está la exhibición por bloques, que hace que</w:t>
+            </w:r>
+            <w:r>
+              <w:t xml:space="preserve"> se exhiban</w:t>
+            </w:r>
+            <w:r>
+              <w:t xml:space="preserve"> los productos se exhiban sin dejar espacios. La estantería está totalmente llena para la exhibición de los productos.</w:t>
             </w:r>
           </w:p>
           <w:p>
             <w:r>
-              <w:t>Existen unas exhibiciones que se llaman adicionales o complementarias. Entre ellas encontramos la exhibición emblemática, donde se usan unos exhibidores que destacan los productos y llaman la atención de los clientes. Estos exhibidores son elaborados en cartón, metal o plástico, dependiendo de la necesidad que tenga el formato comercial para exhibir sus productos.</w:t>
+              <w:t xml:space="preserve">Existen unas exhibiciones que se llaman adicionales o complementarias. Entre ellas encontramos la exhibición emblemática, donde se usan unos exhibidores que destacan los productos y </w:t>
+            </w:r>
+            <w:r>
+              <w:t xml:space="preserve">que </w:t>
+            </w:r>
+            <w:r>
+              <w:t>llaman la atención de los clientes. Estos exhibidores son elaborados en cartón, metal</w:t>
+            </w:r>
+            <w:r>
+              <w:t>, en</w:t>
+            </w:r>
+            <w:r>
+              <w:t xml:space="preserve"> plástico, dependiendo de la necesidad que tenga el formato comercial para exhibir sus productos.</w:t>
             </w:r>
           </w:p>
           <w:p>
             <w:r>
-              <w:t xml:space="preserve">También está la exhibición que se llama islas. Son presentaciones solitarias de productos, exclusivas para un producto. Esa isla no está ni en el lineal ni en la </w:t>
-            </w:r>
-            <w:r>
-              <w:lastRenderedPageBreak/>
-              <w:t>góndola; está por fuera y también busca llamar la atención y generar más ventas con este tipo de exhibición.</w:t>
+              <w:t>También está la exhibición que se llama islas</w:t>
+            </w:r>
+            <w:r>
+              <w:t>; s</w:t>
+            </w:r>
+            <w:r>
+              <w:t xml:space="preserve">on presentaciones solitarias de productos, exclusivas para </w:t>
+            </w:r>
+            <w:r>
+              <w:t>ese</w:t>
+            </w:r>
+            <w:r>
+              <w:t xml:space="preserve"> producto. Esa isla no está ni en el lineal ni en la góndola; está por fuera y también</w:t>
+            </w:r>
+            <w:r>
+              <w:t xml:space="preserve"> exige, también</w:t>
+            </w:r>
+            <w:r>
+              <w:t xml:space="preserve"> busca llamar la atención y generar más ventas con este tipo de exhibición.</w:t>
             </w:r>
           </w:p>
           <w:p>
             <w:r>
-              <w:t>La exhibición en ganchos es muy utilizada en los almacenes, especialmente en ropa. Estas exhibiciones son muy creativas, muy llamativas e impulsan muy bien los productos.</w:t>
+              <w:lastRenderedPageBreak/>
+              <w:t>Está l</w:t>
+            </w:r>
+            <w:r>
+              <w:t>a exhibición en ganchos</w:t>
+            </w:r>
+            <w:r>
+              <w:t>,</w:t>
+            </w:r>
+            <w:r>
+              <w:t xml:space="preserve"> es muy utilizada en los almacenes, especialmente en ropa. Estas exhibiciones son muy creativas, muy llamativas e impulsan muy bien los productos.</w:t>
             </w:r>
           </w:p>
           <w:p>
             <w:r>
-              <w:t>La exhibición mamut es una exhibición casi escenográfica. Es muy bonita y muy llamativa</w:t>
+              <w:t>Está l</w:t>
+            </w:r>
+            <w:r>
+              <w:t>a exhibición mamut</w:t>
+            </w:r>
+            <w:r>
+              <w:t>,</w:t>
+            </w:r>
+            <w:r>
+              <w:t xml:space="preserve"> es una exhibición casi escenográfica</w:t>
+            </w:r>
+            <w:r>
+              <w:t>, e</w:t>
+            </w:r>
+            <w:r>
+              <w:t>s muy bonita y muy llamativa</w:t>
             </w:r>
             <w:r>
               <w:t>, t</w:t>
@@ -3627,7 +3697,7 @@
       <w:pPr>
         <w:pStyle w:val="Ttulo1"/>
       </w:pPr>
-      <w:bookmarkStart w:id="5" w:name="_Toc234429488"/>
+      <w:bookmarkStart w:id="5" w:name="_Toc236139235"/>
       <w:r>
         <w:lastRenderedPageBreak/>
         <w:t>Elementos informativos de exhibición</w:t>
@@ -3643,7 +3713,7 @@
       <w:pPr>
         <w:pStyle w:val="Ttulo2"/>
       </w:pPr>
-      <w:bookmarkStart w:id="6" w:name="_Toc234429489"/>
+      <w:bookmarkStart w:id="6" w:name="_Toc236139236"/>
       <w:r>
         <w:t>Tipos de elementos informativos</w:t>
       </w:r>
@@ -3783,7 +3853,7 @@
       <w:pPr>
         <w:pStyle w:val="Ttulo2"/>
       </w:pPr>
-      <w:bookmarkStart w:id="7" w:name="_Toc234429490"/>
+      <w:bookmarkStart w:id="7" w:name="_Toc236139237"/>
       <w:r>
         <w:t>Material publicitario para exhibición</w:t>
       </w:r>
@@ -3906,7 +3976,7 @@
       <w:pPr>
         <w:pStyle w:val="Ttulo2"/>
       </w:pPr>
-      <w:bookmarkStart w:id="8" w:name="_Toc234429491"/>
+      <w:bookmarkStart w:id="8" w:name="_Toc236139238"/>
       <w:r>
         <w:t>Aplicación de elementos visuales en vitrinas</w:t>
       </w:r>
@@ -4079,24 +4149,6 @@
       </w:r>
     </w:p>
     <w:p>
-      <w:pPr>
-        <w:rPr>
-          <w:b/>
-          <w:bCs/>
-        </w:rPr>
-      </w:pPr>
-      <w:r>
-        <w:rPr>
-          <w:b/>
-          <w:bCs/>
-        </w:rPr>
-        <w:t>Video sugerido:</w:t>
-      </w:r>
-    </w:p>
-    <w:p>
-      <w:r>
-        <w:t xml:space="preserve"> </w:t>
-      </w:r>
       <w:r>
         <w:t xml:space="preserve">Se invita a consultar el siguiente video </w:t>
       </w:r>
@@ -4139,7 +4191,7 @@
       <w:pPr>
         <w:pStyle w:val="Ttulo1"/>
       </w:pPr>
-      <w:bookmarkStart w:id="9" w:name="_Toc234429492"/>
+      <w:bookmarkStart w:id="9" w:name="_Toc236139239"/>
       <w:r>
         <w:lastRenderedPageBreak/>
         <w:t xml:space="preserve">Servicios logísticos para </w:t>
@@ -4173,7 +4225,7 @@
       <w:pPr>
         <w:pStyle w:val="Ttulo2"/>
       </w:pPr>
-      <w:bookmarkStart w:id="10" w:name="_Toc234429493"/>
+      <w:bookmarkStart w:id="10" w:name="_Toc236139240"/>
       <w:r>
         <w:t>Servicios logísticos internos</w:t>
       </w:r>
@@ -4343,7 +4395,7 @@
       <w:pPr>
         <w:pStyle w:val="Ttulo2"/>
       </w:pPr>
-      <w:bookmarkStart w:id="11" w:name="_Toc234429494"/>
+      <w:bookmarkStart w:id="11" w:name="_Toc236139241"/>
       <w:r>
         <w:t>Servicios logísticos externos</w:t>
       </w:r>
@@ -4518,7 +4570,7 @@
       <w:pPr>
         <w:pStyle w:val="Ttulo2"/>
       </w:pPr>
-      <w:bookmarkStart w:id="12" w:name="_Toc234429495"/>
+      <w:bookmarkStart w:id="12" w:name="_Toc236139242"/>
       <w:r>
         <w:t>Apoyo logístico en montaje y exhibición comercial</w:t>
       </w:r>
@@ -4619,23 +4671,11 @@
       </w:r>
     </w:p>
     <w:p>
-      <w:pPr>
-        <w:rPr>
-          <w:b/>
-          <w:bCs/>
-        </w:rPr>
-      </w:pPr>
-      <w:r>
-        <w:rPr>
-          <w:b/>
-          <w:bCs/>
-        </w:rPr>
-        <w:t>Lectura sugerida:</w:t>
-      </w:r>
-    </w:p>
-    <w:p>
-      <w:r>
-        <w:t>Consultar la siguiente página web lectura sobre logística aplicada a exhibiciones comerciales, procesos de transporte, montaje y organización de material promocional dentro de espacios de venta:</w:t>
+      <w:r>
+        <w:t>Consultar la siguiente página web sobre logística aplicada a exhibiciones comerciales, procesos de transporte, montaje y organización de material promocional dentro de espacios de venta</w:t>
+      </w:r>
+      <w:r>
+        <w:t>:</w:t>
       </w:r>
       <w:r>
         <w:t xml:space="preserve"> </w:t>
@@ -4665,7 +4705,7 @@
       <w:pPr>
         <w:pStyle w:val="Ttulo1"/>
       </w:pPr>
-      <w:bookmarkStart w:id="13" w:name="_Toc234429496"/>
+      <w:bookmarkStart w:id="13" w:name="_Toc236139243"/>
       <w:r>
         <w:lastRenderedPageBreak/>
         <w:t>Tipos de exhibición comercial</w:t>
@@ -4686,7 +4726,7 @@
       <w:pPr>
         <w:pStyle w:val="Ttulo2"/>
       </w:pPr>
-      <w:bookmarkStart w:id="14" w:name="_Toc234429497"/>
+      <w:bookmarkStart w:id="14" w:name="_Toc236139244"/>
       <w:r>
         <w:t>Exhibición horizontal y vertical</w:t>
       </w:r>
@@ -4740,6 +4780,7 @@
           <w:p>
             <w:pPr>
               <w:pStyle w:val="TextoTablas"/>
+              <w:spacing w:line="360" w:lineRule="auto"/>
             </w:pPr>
             <w:r>
               <w:t>Característica</w:t>
@@ -4753,6 +4794,7 @@
           <w:p>
             <w:pPr>
               <w:pStyle w:val="TextoTablas"/>
+              <w:spacing w:line="360" w:lineRule="auto"/>
             </w:pPr>
             <w:r>
               <w:t>Exhibición horizontal</w:t>
@@ -4766,6 +4808,7 @@
           <w:p>
             <w:pPr>
               <w:pStyle w:val="TextoTablas"/>
+              <w:spacing w:line="360" w:lineRule="auto"/>
             </w:pPr>
             <w:r>
               <w:t>Exhibición vertical</w:t>
@@ -4779,6 +4822,7 @@
           <w:p>
             <w:pPr>
               <w:pStyle w:val="TextoTablas"/>
+              <w:spacing w:line="360" w:lineRule="auto"/>
             </w:pPr>
             <w:r>
               <w:t>Ejemplo</w:t>
@@ -4797,6 +4841,7 @@
           <w:p>
             <w:pPr>
               <w:pStyle w:val="TextoTablas"/>
+              <w:spacing w:line="360" w:lineRule="auto"/>
             </w:pPr>
             <w:r>
               <w:t>Organización de productos</w:t>
@@ -4810,13 +4855,14 @@
           <w:p>
             <w:pPr>
               <w:pStyle w:val="TextoTablas"/>
+              <w:spacing w:line="360" w:lineRule="auto"/>
             </w:pPr>
             <w:r>
-              <w:t xml:space="preserve">Los productos se disponen de forma continua sobre una misma repisa o nivel, </w:t>
+              <w:t xml:space="preserve">Los productos se disponen de forma </w:t>
             </w:r>
             <w:r>
               <w:lastRenderedPageBreak/>
-              <w:t>facilitando la comparación entre referencias similares.</w:t>
+              <w:t>continua sobre una misma repisa o nivel, facilitando la comparación entre referencias similares.</w:t>
             </w:r>
           </w:p>
         </w:tc>
@@ -4827,14 +4873,15 @@
           <w:p>
             <w:pPr>
               <w:pStyle w:val="TextoTablas"/>
+              <w:spacing w:line="360" w:lineRule="auto"/>
             </w:pPr>
             <w:r>
               <w:lastRenderedPageBreak/>
-              <w:t xml:space="preserve">Los productos se organizan de arriba hacia abajo, agrupando una misma categoría o marca </w:t>
+              <w:t xml:space="preserve">Los productos se organizan de arriba hacia </w:t>
             </w:r>
             <w:r>
               <w:lastRenderedPageBreak/>
-              <w:t>en diferentes niveles del exhibidor.</w:t>
+              <w:t>abajo, agrupando una misma categoría o marca en diferentes niveles del exhibidor.</w:t>
             </w:r>
           </w:p>
         </w:tc>
@@ -4845,14 +4892,15 @@
           <w:p>
             <w:pPr>
               <w:pStyle w:val="TextoTablas"/>
+              <w:spacing w:line="360" w:lineRule="auto"/>
             </w:pPr>
             <w:r>
               <w:lastRenderedPageBreak/>
-              <w:t xml:space="preserve">En un supermercado, una línea de cereales se exhibe horizontalmente; una marca de bebidas ocupa </w:t>
+              <w:t xml:space="preserve">En un supermercado, una línea de cereales se exhibe </w:t>
             </w:r>
             <w:r>
               <w:lastRenderedPageBreak/>
-              <w:t>una columna completa de estantería.</w:t>
+              <w:t>horizontalmente; una marca de bebidas ocupa una columna completa de estantería.</w:t>
             </w:r>
           </w:p>
         </w:tc>
@@ -4865,8 +4913,10 @@
           <w:p>
             <w:pPr>
               <w:pStyle w:val="TextoTablas"/>
+              <w:spacing w:line="360" w:lineRule="auto"/>
             </w:pPr>
             <w:r>
+              <w:lastRenderedPageBreak/>
               <w:t>Visibilidad</w:t>
             </w:r>
           </w:p>
@@ -4878,6 +4928,7 @@
           <w:p>
             <w:pPr>
               <w:pStyle w:val="TextoTablas"/>
+              <w:spacing w:line="360" w:lineRule="auto"/>
             </w:pPr>
             <w:r>
               <w:t>Favorece la visualización simultánea de diferentes referencias o presentaciones ubicadas en un mismo plano.</w:t>
@@ -4891,6 +4942,7 @@
           <w:p>
             <w:pPr>
               <w:pStyle w:val="TextoTablas"/>
+              <w:spacing w:line="360" w:lineRule="auto"/>
             </w:pPr>
             <w:r>
               <w:t>Incrementa la visibilidad de una marca o categoría, ya que permanece dentro del campo visual durante todo el recorrido del exhibidor.</w:t>
@@ -4904,6 +4956,7 @@
           <w:p>
             <w:pPr>
               <w:pStyle w:val="TextoTablas"/>
+              <w:spacing w:line="360" w:lineRule="auto"/>
             </w:pPr>
             <w:r>
               <w:t xml:space="preserve">En una góndola de productos de higiene, varias presentaciones se ubican horizontalmente; una marca de </w:t>
@@ -4931,6 +4984,7 @@
           <w:p>
             <w:pPr>
               <w:pStyle w:val="TextoTablas"/>
+              <w:spacing w:line="360" w:lineRule="auto"/>
             </w:pPr>
             <w:r>
               <w:t>Aprovechamiento del espacio</w:t>
@@ -4944,6 +4998,7 @@
           <w:p>
             <w:pPr>
               <w:pStyle w:val="TextoTablas"/>
+              <w:spacing w:line="360" w:lineRule="auto"/>
             </w:pPr>
             <w:r>
               <w:t>Optimiza el uso del espacio longitudinal de estantes o góndolas, permitiendo exhibir mayor variedad de productos.</w:t>
@@ -4957,6 +5012,7 @@
           <w:p>
             <w:pPr>
               <w:pStyle w:val="TextoTablas"/>
+              <w:spacing w:line="360" w:lineRule="auto"/>
             </w:pPr>
             <w:r>
               <w:t>Aprovecha la altura del mobiliario para distribuir los productos de forma organizada y accesible.</w:t>
@@ -4970,6 +5026,7 @@
           <w:p>
             <w:pPr>
               <w:pStyle w:val="TextoTablas"/>
+              <w:spacing w:line="360" w:lineRule="auto"/>
             </w:pPr>
             <w:r>
               <w:t xml:space="preserve">En una tienda de conveniencia, los </w:t>
@@ -4994,6 +5051,7 @@
           <w:p>
             <w:pPr>
               <w:pStyle w:val="TextoTablas"/>
+              <w:spacing w:line="360" w:lineRule="auto"/>
             </w:pPr>
             <w:r>
               <w:t>Experiencia del consumidor</w:t>
@@ -5007,9 +5065,14 @@
           <w:p>
             <w:pPr>
               <w:pStyle w:val="TextoTablas"/>
+              <w:spacing w:line="360" w:lineRule="auto"/>
             </w:pPr>
             <w:r>
-              <w:t>Facilita la comparación de precios, tamaños y características entre productos similares durante la compra.</w:t>
+              <w:t xml:space="preserve">Facilita la comparación de precios, tamaños y características entre </w:t>
+            </w:r>
+            <w:r>
+              <w:lastRenderedPageBreak/>
+              <w:t>productos similares durante la compra.</w:t>
             </w:r>
           </w:p>
         </w:tc>
@@ -5020,9 +5083,15 @@
           <w:p>
             <w:pPr>
               <w:pStyle w:val="TextoTablas"/>
+              <w:spacing w:line="360" w:lineRule="auto"/>
             </w:pPr>
             <w:r>
-              <w:t>Facilita la identificación rápida de marcas o categorías, reduciendo el tiempo de búsqueda del consumidor.</w:t>
+              <w:lastRenderedPageBreak/>
+              <w:t xml:space="preserve">Facilita la identificación rápida de marcas o categorías, reduciendo el </w:t>
+            </w:r>
+            <w:r>
+              <w:lastRenderedPageBreak/>
+              <w:t>tiempo de búsqueda del consumidor.</w:t>
             </w:r>
           </w:p>
         </w:tc>
@@ -5033,9 +5102,15 @@
           <w:p>
             <w:pPr>
               <w:pStyle w:val="TextoTablas"/>
+              <w:spacing w:line="360" w:lineRule="auto"/>
             </w:pPr>
             <w:r>
-              <w:t>En una tienda de tecnología, diferentes modelos de audífonos se comparan horizontalmente; una marca ocupa una columna vertical completa.</w:t>
+              <w:lastRenderedPageBreak/>
+              <w:t xml:space="preserve">En una tienda de tecnología, diferentes modelos de audífonos se comparan </w:t>
+            </w:r>
+            <w:r>
+              <w:lastRenderedPageBreak/>
+              <w:t>horizontalmente; una marca ocupa una columna vertical completa.</w:t>
             </w:r>
           </w:p>
         </w:tc>
@@ -5051,8 +5126,10 @@
           <w:p>
             <w:pPr>
               <w:pStyle w:val="TextoTablas"/>
+              <w:spacing w:line="360" w:lineRule="auto"/>
             </w:pPr>
             <w:r>
+              <w:lastRenderedPageBreak/>
               <w:t>Aplicación comercial</w:t>
             </w:r>
           </w:p>
@@ -5064,6 +5141,7 @@
           <w:p>
             <w:pPr>
               <w:pStyle w:val="TextoTablas"/>
+              <w:spacing w:line="360" w:lineRule="auto"/>
             </w:pPr>
             <w:r>
               <w:t>Se utiliza cuando se busca destacar la variedad de productos y favorecer la comparación entre alternativas.</w:t>
@@ -5077,6 +5155,7 @@
           <w:p>
             <w:pPr>
               <w:pStyle w:val="TextoTablas"/>
+              <w:spacing w:line="360" w:lineRule="auto"/>
             </w:pPr>
             <w:r>
               <w:t>Se emplea para fortalecer la presencia de una marca o categoría y mejorar su reconocimiento dentro del punto de venta.</w:t>
@@ -5090,6 +5169,7 @@
           <w:p>
             <w:pPr>
               <w:pStyle w:val="TextoTablas"/>
+              <w:spacing w:line="360" w:lineRule="auto"/>
             </w:pPr>
             <w:r>
               <w:t>En una tienda de ropa, las camisetas de distintos colores se exhiben horizontalmente; una colección completa de una marca se organiza verticalmente.</w:t>
@@ -5111,28 +5191,31 @@
     </w:p>
     <w:p>
       <w:r>
+        <w:t>Por ejemplo, supermercados como Éxito utilizan exhibiciones horizontales y verticales para organizar productos de consumo masivo y facilitar el recorrido del consumidor dentro de los pasillos comerciales.</w:t>
+      </w:r>
+    </w:p>
+    <w:p>
+      <w:pPr>
+        <w:pStyle w:val="Ttulo2"/>
+      </w:pPr>
+      <w:bookmarkStart w:id="15" w:name="_Toc236139245"/>
+      <w:r>
+        <w:t>Exhibición abierta y cerrada</w:t>
+      </w:r>
+      <w:bookmarkEnd w:id="15"/>
+    </w:p>
+    <w:p>
+      <w:r>
+        <w:t xml:space="preserve">La exhibición abierta corresponde a la presentación de productos con acceso directo para el consumidor, permitiendo observar, manipular y seleccionar artículos libremente dentro del punto de venta. Esta estrategia favorece la interacción con los productos y estimula la compra impulsiva. </w:t>
+      </w:r>
+    </w:p>
+    <w:p>
+      <w:r>
+        <w:t xml:space="preserve">La exhibición cerrada utiliza vitrinas, separaciones físicas o sistemas de protección para resguardar productos de alto valor, delicados o exclusivos. Su aplicación </w:t>
+      </w:r>
+      <w:r>
         <w:lastRenderedPageBreak/>
-        <w:t>Por ejemplo, supermercados como Éxito utilizan exhibiciones horizontales y verticales para organizar productos de consumo masivo y facilitar el recorrido del consumidor dentro de los pasillos comerciales.</w:t>
-      </w:r>
-    </w:p>
-    <w:p>
-      <w:pPr>
-        <w:pStyle w:val="Ttulo2"/>
-      </w:pPr>
-      <w:bookmarkStart w:id="15" w:name="_Toc234429498"/>
-      <w:r>
-        <w:t>Exhibición abierta y cerrada</w:t>
-      </w:r>
-      <w:bookmarkEnd w:id="15"/>
-    </w:p>
-    <w:p>
-      <w:r>
-        <w:t xml:space="preserve">La exhibición abierta corresponde a la presentación de productos con acceso directo para el consumidor, permitiendo observar, manipular y seleccionar artículos libremente dentro del punto de venta. Esta estrategia favorece la interacción con los productos y estimula la compra impulsiva. </w:t>
-      </w:r>
-    </w:p>
-    <w:p>
-      <w:r>
-        <w:t>La exhibición cerrada utiliza vitrinas, separaciones físicas o sistemas de protección para resguardar productos de alto valor, delicados o exclusivos. Su aplicación permite fortalecer la seguridad y mantener una adecuada organización visual dentro del establecimiento comercial.</w:t>
+        <w:t>permite fortalecer la seguridad y mantener una adecuada organización visual dentro del establecimiento comercial.</w:t>
       </w:r>
     </w:p>
     <w:p>
@@ -5254,41 +5337,41 @@
           <w:b/>
           <w:bCs/>
         </w:rPr>
+        <w:t>Adaptabilidad de la exhibición</w:t>
+      </w:r>
+      <w:r>
+        <w:t xml:space="preserve">. </w:t>
+      </w:r>
+      <w:r>
+        <w:t>Permite ajustar la exhibición según las características, dimensiones y necesidades de cada producto.</w:t>
+      </w:r>
+      <w:r>
+        <w:tab/>
+      </w:r>
+    </w:p>
+    <w:p>
+      <w:r>
+        <w:t>Por ejemplo, tiendas de tecnología como Apple Store utilizan exhibiciones abiertas para productos de interacción directa y exhibiciones cerradas para accesorios o equipos de mayor valor comercial.</w:t>
+      </w:r>
+    </w:p>
+    <w:p>
+      <w:pPr>
+        <w:pStyle w:val="Ttulo2"/>
+      </w:pPr>
+      <w:bookmarkStart w:id="16" w:name="_Toc236139246"/>
+      <w:r>
+        <w:t>Exhibiciones promocionales y temáticas</w:t>
+      </w:r>
+      <w:bookmarkEnd w:id="16"/>
+    </w:p>
+    <w:p>
+      <w:r>
+        <w:t>Las exhibiciones promocionales se utilizan para destacar productos en oferta, lanzamientos o campañas comerciales dentro del punto de venta. Estas exhibiciones buscan captar la atención del consumidor mediante colores llamativos, señalización comercial y material publicitario estratégico.</w:t>
+      </w:r>
+    </w:p>
+    <w:p>
+      <w:r>
         <w:lastRenderedPageBreak/>
-        <w:t>Adaptabilidad de la exhibición</w:t>
-      </w:r>
-      <w:r>
-        <w:t xml:space="preserve">. </w:t>
-      </w:r>
-      <w:r>
-        <w:t>Permite ajustar la exhibición según las características, dimensiones y necesidades de cada producto.</w:t>
-      </w:r>
-      <w:r>
-        <w:tab/>
-      </w:r>
-    </w:p>
-    <w:p>
-      <w:r>
-        <w:t>Por ejemplo, tiendas de tecnología como Apple Store utilizan exhibiciones abiertas para productos de interacción directa y exhibiciones cerradas para accesorios o equipos de mayor valor comercial.</w:t>
-      </w:r>
-    </w:p>
-    <w:p>
-      <w:pPr>
-        <w:pStyle w:val="Ttulo2"/>
-      </w:pPr>
-      <w:bookmarkStart w:id="16" w:name="_Toc234429499"/>
-      <w:r>
-        <w:t>Exhibiciones promocionales y temáticas</w:t>
-      </w:r>
-      <w:bookmarkEnd w:id="16"/>
-    </w:p>
-    <w:p>
-      <w:r>
-        <w:t>Las exhibiciones promocionales se utilizan para destacar productos en oferta, lanzamientos o campañas comerciales dentro del punto de venta. Estas exhibiciones buscan captar la atención del consumidor mediante colores llamativos, señalización comercial y material publicitario estratégico.</w:t>
-      </w:r>
-    </w:p>
-    <w:p>
-      <w:r>
         <w:t>Las exhibiciones temáticas corresponden a montajes visuales desarrollados según temporadas, celebraciones o eventos especiales. Su finalidad es generar experiencias visuales atractivas y fortalecer la comunicación comercial mediante ambientaciones relacionadas con fechas o campañas específicas.</w:t>
       </w:r>
     </w:p>
@@ -5326,6 +5409,7 @@
         <w:t xml:space="preserve"> </w:t>
       </w:r>
     </w:p>
+    <w:p/>
     <w:p>
       <w:pPr>
         <w:pStyle w:val="Prrafodelista"/>
@@ -5348,7 +5432,6 @@
     </w:p>
     <w:p>
       <w:r>
-        <w:lastRenderedPageBreak/>
         <w:t xml:space="preserve">Refuerza campañas comerciales y temporadas especiales mediante elementos gráficos y exhibiciones temáticas que comunican mensajes coherentes con las estrategias de mercadeo de la organización. </w:t>
       </w:r>
     </w:p>
@@ -5379,6 +5462,15 @@
     </w:p>
     <w:p>
       <w:pPr>
+        <w:spacing w:before="0" w:after="160" w:line="259" w:lineRule="auto"/>
+        <w:ind w:firstLine="0"/>
+      </w:pPr>
+      <w:r>
+        <w:br w:type="page"/>
+      </w:r>
+    </w:p>
+    <w:p>
+      <w:pPr>
         <w:pStyle w:val="Prrafodelista"/>
         <w:numPr>
           <w:ilvl w:val="0"/>
@@ -5394,6 +5486,7 @@
           <w:b/>
           <w:bCs/>
         </w:rPr>
+        <w:lastRenderedPageBreak/>
         <w:t>Experiencia de compra</w:t>
       </w:r>
     </w:p>
@@ -5434,12 +5527,6 @@
       <w:r>
         <w:t>Por ejemplo, almacenes como Falabella y Pepe Ganga implementan exhibiciones promocionales y temáticas durante temporadas escolares, navideñas y campañas comerciales especiales para incrementar las ventas y fortalecer la experiencia del consumidor.</w:t>
       </w:r>
-    </w:p>
-    <w:p>
-      <w:pPr>
-        <w:spacing w:before="0" w:after="160" w:line="259" w:lineRule="auto"/>
-        <w:ind w:firstLine="0"/>
-      </w:pPr>
       <w:r>
         <w:br w:type="page"/>
       </w:r>
@@ -5448,7 +5535,7 @@
       <w:pPr>
         <w:pStyle w:val="Ttulo1"/>
       </w:pPr>
-      <w:bookmarkStart w:id="17" w:name="_Toc234429500"/>
+      <w:bookmarkStart w:id="17" w:name="_Toc236139247"/>
       <w:r>
         <w:lastRenderedPageBreak/>
         <w:t>Sitios de exhibición para productos manufacturados</w:t>
@@ -5464,7 +5551,7 @@
       <w:pPr>
         <w:pStyle w:val="Ttulo2"/>
       </w:pPr>
-      <w:bookmarkStart w:id="18" w:name="_Toc234429501"/>
+      <w:bookmarkStart w:id="18" w:name="_Toc236139248"/>
       <w:r>
         <w:t>Vitrinas comerciales</w:t>
       </w:r>
@@ -5633,7 +5720,7 @@
       <w:pPr>
         <w:pStyle w:val="Ttulo2"/>
       </w:pPr>
-      <w:bookmarkStart w:id="19" w:name="_Toc234429502"/>
+      <w:bookmarkStart w:id="19" w:name="_Toc236139249"/>
       <w:r>
         <w:t>Puntos de exhibición en almacenes</w:t>
       </w:r>
@@ -5828,7 +5915,7 @@
       <w:pPr>
         <w:pStyle w:val="Ttulo2"/>
       </w:pPr>
-      <w:bookmarkStart w:id="20" w:name="_Toc234429503"/>
+      <w:bookmarkStart w:id="20" w:name="_Toc236139250"/>
       <w:r>
         <w:t>Espacios estratégicos de exhibición</w:t>
       </w:r>
@@ -6096,6 +6183,10 @@
         <w:gridCol w:w="9962"/>
       </w:tblGrid>
       <w:tr>
+        <w:trPr>
+          <w:cantSplit/>
+          <w:tblHeader/>
+        </w:trPr>
         <w:tc>
           <w:tcPr>
             <w:tcW w:w="9962" w:type="dxa"/>
@@ -6114,7 +6205,14 @@
                 <w:b/>
                 <w:bCs/>
               </w:rPr>
-              <w:t>Transcripción del pódcast. Sintonía Contable: El lenguaje de los negocios</w:t>
+              <w:t xml:space="preserve">Transcripción del pódcast. </w:t>
+            </w:r>
+            <w:r>
+              <w:rPr>
+                <w:b/>
+                <w:bCs/>
+              </w:rPr>
+              <w:t>La percepción visual como estrategia comercial en los puntos de venta</w:t>
             </w:r>
           </w:p>
         </w:tc>
@@ -6130,31 +6228,245 @@
                 <w:b/>
                 <w:bCs/>
               </w:rPr>
-              <w:t>Hombre:</w:t>
-            </w:r>
-            <w:r>
-              <w:t xml:space="preserve"> </w:t>
+              <w:t>Mujer</w:t>
+            </w:r>
+            <w:r>
+              <w:t>: h</w:t>
+            </w:r>
+            <w:r>
+              <w:t>ay tiendas que invitan a quedarse. Da gusto recorrerlas, encontrar lo que buscamos y volver una y otra vez.</w:t>
             </w:r>
           </w:p>
           <w:p>
-            <w:pPr>
+            <w:r>
               <w:rPr>
                 <w:b/>
                 <w:bCs/>
               </w:rPr>
-            </w:pPr>
+              <w:t>Hombre</w:t>
+            </w:r>
+            <w:r>
+              <w:t>: l</w:t>
+            </w:r>
+            <w:r>
+              <w:t>a respuesta puede estar en esos primeros segundos, cuando empezamos a recorrer el negocio con la mirada.</w:t>
+            </w:r>
+          </w:p>
+          <w:p>
             <w:r>
               <w:rPr>
                 <w:b/>
                 <w:bCs/>
               </w:rPr>
-              <w:t>Mujer:</w:t>
-            </w:r>
-            <w:r>
-              <w:t xml:space="preserve"> </w:t>
+              <w:lastRenderedPageBreak/>
+              <w:t>Mujer</w:t>
+            </w:r>
+            <w:r>
+              <w:tab/>
+            </w:r>
+            <w:r>
+              <w:t>: e</w:t>
+            </w:r>
+            <w:r>
+              <w:t>so es la percepción visual: la forma como interpretamos todo lo que vemos y cómo esa información termina influyendo en nuestras decisiones.</w:t>
             </w:r>
           </w:p>
-          <w:p/>
+          <w:p>
+            <w:r>
+              <w:rPr>
+                <w:b/>
+                <w:bCs/>
+              </w:rPr>
+              <w:t>Hombre</w:t>
+            </w:r>
+            <w:r>
+              <w:t>: n</w:t>
+            </w:r>
+            <w:r>
+              <w:t>ada está ubicado por casualidad. Cada detalle ayuda a orientar la mirada y a hacer más fácil el recorrido.</w:t>
+            </w:r>
+          </w:p>
+          <w:p>
+            <w:r>
+              <w:rPr>
+                <w:b/>
+                <w:bCs/>
+              </w:rPr>
+              <w:t>Mujer</w:t>
+            </w:r>
+            <w:r>
+              <w:tab/>
+            </w:r>
+            <w:r>
+              <w:t>: a</w:t>
+            </w:r>
+            <w:r>
+              <w:t xml:space="preserve"> veces ni siquiera somos conscientes. Seguimos un pasillo, nos detenemos frente a una promoción o miramos una vitrina... casi sin pensarlo.</w:t>
+            </w:r>
+          </w:p>
+          <w:p>
+            <w:r>
+              <w:rPr>
+                <w:b/>
+                <w:bCs/>
+              </w:rPr>
+              <w:t>Hombre</w:t>
+            </w:r>
+            <w:r>
+              <w:t>: p</w:t>
+            </w:r>
+            <w:r>
+              <w:t>uede ser un color, una luz, un aviso o la forma de presentar los productos.</w:t>
+            </w:r>
+          </w:p>
+          <w:p>
+            <w:r>
+              <w:rPr>
+                <w:b/>
+                <w:bCs/>
+              </w:rPr>
+              <w:t>Mujer</w:t>
+            </w:r>
+            <w:r>
+              <w:tab/>
+            </w:r>
+            <w:r>
+              <w:t>: l</w:t>
+            </w:r>
+            <w:r>
+              <w:t>os colores, por ejemplo, no solo decoran. También transmiten sensaciones. Algunos generan tranquilidad, otros despiertan energía y otros pueden lograr que una promoción sea más atractiva.</w:t>
+            </w:r>
+          </w:p>
+          <w:p>
+            <w:r>
+              <w:rPr>
+                <w:b/>
+                <w:bCs/>
+              </w:rPr>
+              <w:t>Hombre</w:t>
+            </w:r>
+            <w:r>
+              <w:t>: l</w:t>
+            </w:r>
+            <w:r>
+              <w:t xml:space="preserve">a iluminación cambia por completo lo que vemos primero. Un producto bien iluminado siempre tiene más posibilidades de llamar la atención. </w:t>
+            </w:r>
+          </w:p>
+          <w:p>
+            <w:r>
+              <w:rPr>
+                <w:b/>
+                <w:bCs/>
+              </w:rPr>
+              <w:t>Mujer</w:t>
+            </w:r>
+            <w:r>
+              <w:tab/>
+            </w:r>
+            <w:r>
+              <w:t>: l</w:t>
+            </w:r>
+            <w:r>
+              <w:t>a forma de organizar el negocio también hace la diferencia. Encontrar los productos con facilidad vuelve mucho más agradable el recorrido.</w:t>
+            </w:r>
+          </w:p>
+          <w:p>
+            <w:r>
+              <w:rPr>
+                <w:b/>
+                <w:bCs/>
+              </w:rPr>
+              <w:t>Hombre</w:t>
+            </w:r>
+            <w:r>
+              <w:t>: e</w:t>
+            </w:r>
+            <w:r>
+              <w:t>so explica por qué muchos establecimientos ubican promociones, novedades o productos de temporada en lugares donde es imposible no verlos.</w:t>
+            </w:r>
+          </w:p>
+          <w:p>
+            <w:r>
+              <w:rPr>
+                <w:b/>
+                <w:bCs/>
+              </w:rPr>
+              <w:lastRenderedPageBreak/>
+              <w:t>Mujer</w:t>
+            </w:r>
+            <w:r>
+              <w:tab/>
+            </w:r>
+            <w:r>
+              <w:t>: l</w:t>
+            </w:r>
+            <w:r>
+              <w:t>as vitrinas siguen siendo una de las herramientas más efectivas. En pocos segundos pueden despertar la curiosidad suficiente para que alguien decida entrar.</w:t>
+            </w:r>
+          </w:p>
+          <w:p>
+            <w:r>
+              <w:rPr>
+                <w:b/>
+                <w:bCs/>
+              </w:rPr>
+              <w:t>Hombre</w:t>
+            </w:r>
+            <w:r>
+              <w:t>: h</w:t>
+            </w:r>
+            <w:r>
+              <w:t>oy también aparecen pantallas digitales, avisos interactivos y otros recursos que hacen mucho más dinámicos los puntos de venta.</w:t>
+            </w:r>
+          </w:p>
+          <w:p>
+            <w:r>
+              <w:rPr>
+                <w:b/>
+                <w:bCs/>
+              </w:rPr>
+              <w:t>Hombre</w:t>
+            </w:r>
+            <w:r>
+              <w:t>: e</w:t>
+            </w:r>
+            <w:r>
+              <w:t>l resultado es un cliente que se siente cómodo, encuentra lo que necesita y recuerda el lugar cuando quiere volver.</w:t>
+            </w:r>
+          </w:p>
+          <w:p>
+            <w:r>
+              <w:rPr>
+                <w:b/>
+                <w:bCs/>
+              </w:rPr>
+              <w:t>Mujer</w:t>
+            </w:r>
+            <w:r>
+              <w:tab/>
+            </w:r>
+            <w:r>
+              <w:t>: l</w:t>
+            </w:r>
+            <w:r>
+              <w:t>as empresas observan cómo se comportan las personas dentro de sus establecimientos porque cada recorrido deja información útil para seguir mejorando la experiencia de compra.</w:t>
+            </w:r>
+          </w:p>
+          <w:p>
+            <w:r>
+              <w:rPr>
+                <w:b/>
+                <w:bCs/>
+              </w:rPr>
+              <w:t>Hombre</w:t>
+            </w:r>
+            <w:r>
+              <w:t>: m</w:t>
+            </w:r>
+            <w:r>
+              <w:t>ientras el cliente recorre el negocio, todo ese trabajo influye en muchas de sus decisiones de compra.</w:t>
+            </w:r>
+          </w:p>
         </w:tc>
       </w:tr>
     </w:tbl>
@@ -6164,6 +6476,7 @@
         <w:ind w:firstLine="0"/>
       </w:pPr>
       <w:r>
+        <w:lastRenderedPageBreak/>
         <w:br w:type="page"/>
       </w:r>
     </w:p>
@@ -6171,7 +6484,7 @@
       <w:pPr>
         <w:pStyle w:val="Ttulo1"/>
       </w:pPr>
-      <w:bookmarkStart w:id="21" w:name="_Toc234429504"/>
+      <w:bookmarkStart w:id="21" w:name="_Toc236139251"/>
       <w:r>
         <w:lastRenderedPageBreak/>
         <w:t>Comunicación y mercadeo visual</w:t>
@@ -6187,7 +6500,7 @@
       <w:pPr>
         <w:pStyle w:val="Ttulo2"/>
       </w:pPr>
-      <w:bookmarkStart w:id="22" w:name="_Toc234429505"/>
+      <w:bookmarkStart w:id="22" w:name="_Toc236139252"/>
       <w:r>
         <w:t xml:space="preserve">Estrategias </w:t>
       </w:r>
@@ -6475,7 +6788,7 @@
       <w:pPr>
         <w:pStyle w:val="Ttulo2"/>
       </w:pPr>
-      <w:bookmarkStart w:id="23" w:name="_Toc234429506"/>
+      <w:bookmarkStart w:id="23" w:name="_Toc236139253"/>
       <w:r>
         <w:t>Aplicación de estrategias comercial</w:t>
       </w:r>
@@ -6530,6 +6843,7 @@
           <w:p>
             <w:pPr>
               <w:pStyle w:val="TextoTablas"/>
+              <w:spacing w:line="360" w:lineRule="auto"/>
             </w:pPr>
             <w:r>
               <w:t>Aplicación de la estrategia comercial</w:t>
@@ -6543,6 +6857,7 @@
           <w:p>
             <w:pPr>
               <w:pStyle w:val="TextoTablas"/>
+              <w:spacing w:line="360" w:lineRule="auto"/>
             </w:pPr>
             <w:r>
               <w:t>Concepto</w:t>
@@ -6556,6 +6871,7 @@
           <w:p>
             <w:pPr>
               <w:pStyle w:val="TextoTablas"/>
+              <w:spacing w:line="360" w:lineRule="auto"/>
             </w:pPr>
             <w:r>
               <w:t>Ejemplo</w:t>
@@ -6574,6 +6890,7 @@
           <w:p>
             <w:pPr>
               <w:pStyle w:val="TextoTablas"/>
+              <w:spacing w:line="360" w:lineRule="auto"/>
             </w:pPr>
             <w:r>
               <w:t>Promoción de productos estratégicos</w:t>
@@ -6587,6 +6904,7 @@
           <w:p>
             <w:pPr>
               <w:pStyle w:val="TextoTablas"/>
+              <w:spacing w:line="360" w:lineRule="auto"/>
             </w:pPr>
             <w:r>
               <w:t>Consiste en destacar productos prioritarios mediante exhibiciones, promociones y recursos visuales que incrementan su visibilidad y favorecen el cumplimiento de los objetivos comerciales.</w:t>
@@ -6600,6 +6918,7 @@
           <w:p>
             <w:pPr>
               <w:pStyle w:val="TextoTablas"/>
+              <w:spacing w:line="360" w:lineRule="auto"/>
             </w:pPr>
             <w:r>
               <w:t>Una cabecera de góndola exhibe productos de alta rotación con descuentos y señalización promocional.</w:t>
@@ -6615,6 +6934,7 @@
           <w:p>
             <w:pPr>
               <w:pStyle w:val="TextoTablas"/>
+              <w:spacing w:line="360" w:lineRule="auto"/>
             </w:pPr>
             <w:r>
               <w:t>Implementación de campañas visuales</w:t>
@@ -6628,6 +6948,7 @@
           <w:p>
             <w:pPr>
               <w:pStyle w:val="TextoTablas"/>
+              <w:spacing w:line="360" w:lineRule="auto"/>
             </w:pPr>
             <w:r>
               <w:t>Integra elementos gráficos, colores, iluminación y mensajes promocionales para comunicar campañas comerciales de manera coherente y fortalecer la interacción con el consumidor.</w:t>
@@ -6641,6 +6962,7 @@
           <w:p>
             <w:pPr>
               <w:pStyle w:val="TextoTablas"/>
+              <w:spacing w:line="360" w:lineRule="auto"/>
             </w:pPr>
             <w:r>
               <w:t>Una campaña de regreso a clases utiliza afiches, pendones y vitrinas con productos escolares.</w:t>
@@ -6659,8 +6981,10 @@
           <w:p>
             <w:pPr>
               <w:pStyle w:val="TextoTablas"/>
+              <w:spacing w:line="360" w:lineRule="auto"/>
             </w:pPr>
             <w:r>
+              <w:lastRenderedPageBreak/>
               <w:t>Organización de espacios promocionales</w:t>
             </w:r>
           </w:p>
@@ -6672,6 +6996,7 @@
           <w:p>
             <w:pPr>
               <w:pStyle w:val="TextoTablas"/>
+              <w:spacing w:line="360" w:lineRule="auto"/>
             </w:pPr>
             <w:r>
               <w:t>Distribuye estratégicamente áreas de exhibición para presentar promociones, facilitar el recorrido del consumidor y optimizar la visibilidad de los productos destacados.</w:t>
@@ -6685,6 +7010,7 @@
           <w:p>
             <w:pPr>
               <w:pStyle w:val="TextoTablas"/>
+              <w:spacing w:line="360" w:lineRule="auto"/>
             </w:pPr>
             <w:r>
               <w:t>Una isla promocional reúne productos relacionados con una temporada especial en el centro del almacén.</w:t>
@@ -6700,9 +7026,9 @@
           <w:p>
             <w:pPr>
               <w:pStyle w:val="TextoTablas"/>
+              <w:spacing w:line="360" w:lineRule="auto"/>
             </w:pPr>
             <w:r>
-              <w:lastRenderedPageBreak/>
               <w:t>Ubicación estratégica de productos</w:t>
             </w:r>
           </w:p>
@@ -6714,6 +7040,7 @@
           <w:p>
             <w:pPr>
               <w:pStyle w:val="TextoTablas"/>
+              <w:spacing w:line="360" w:lineRule="auto"/>
             </w:pPr>
             <w:r>
               <w:t>Organiza los productos según su rotación, rentabilidad o demanda para aumentar su exposición y facilitar su identificación durante el proceso de compra.</w:t>
@@ -6727,6 +7054,7 @@
           <w:p>
             <w:pPr>
               <w:pStyle w:val="TextoTablas"/>
+              <w:spacing w:line="360" w:lineRule="auto"/>
             </w:pPr>
             <w:r>
               <w:t>Los productos de mayor margen comercial se ubican a la altura de los ojos en las góndolas.</w:t>
@@ -6745,6 +7073,7 @@
           <w:p>
             <w:pPr>
               <w:pStyle w:val="TextoTablas"/>
+              <w:spacing w:line="360" w:lineRule="auto"/>
             </w:pPr>
             <w:r>
               <w:t>Desarrollo de exhibiciones temáticas</w:t>
@@ -6758,6 +7087,7 @@
           <w:p>
             <w:pPr>
               <w:pStyle w:val="TextoTablas"/>
+              <w:spacing w:line="360" w:lineRule="auto"/>
             </w:pPr>
             <w:r>
               <w:t>Diseña exhibiciones basadas en temporadas, eventos o campañas comerciales para comunicar un concepto visual atractivo y fortalecer la experiencia del consumidor.</w:t>
@@ -6771,6 +7101,7 @@
           <w:p>
             <w:pPr>
               <w:pStyle w:val="TextoTablas"/>
+              <w:spacing w:line="360" w:lineRule="auto"/>
             </w:pPr>
             <w:r>
               <w:t>Una vitrina temática de Halloween integra decoración, iluminación y productos alusivos a la temporada.</w:t>
@@ -6786,6 +7117,7 @@
           <w:p>
             <w:pPr>
               <w:pStyle w:val="TextoTablas"/>
+              <w:spacing w:line="360" w:lineRule="auto"/>
             </w:pPr>
             <w:r>
               <w:t>Fortalecimiento de la identidad visual de marca</w:t>
@@ -6799,9 +7131,14 @@
           <w:p>
             <w:pPr>
               <w:pStyle w:val="TextoTablas"/>
+              <w:spacing w:line="360" w:lineRule="auto"/>
             </w:pPr>
             <w:r>
-              <w:t>Aplica de forma coherente los elementos visuales de la marca para mejorar su reconocimiento, diferenciación y posicionamiento dentro del establecimiento comercial.</w:t>
+              <w:t xml:space="preserve">Aplica de forma coherente los elementos visuales de la marca </w:t>
+            </w:r>
+            <w:r>
+              <w:lastRenderedPageBreak/>
+              <w:t>para mejorar su reconocimiento, diferenciación y posicionamiento dentro del establecimiento comercial.</w:t>
             </w:r>
           </w:p>
         </w:tc>
@@ -6812,9 +7149,15 @@
           <w:p>
             <w:pPr>
               <w:pStyle w:val="TextoTablas"/>
+              <w:spacing w:line="360" w:lineRule="auto"/>
             </w:pPr>
             <w:r>
-              <w:t>Una zona exclusiva de una marca utiliza sus colores, logotipo, mobiliario y señalización corporativa.</w:t>
+              <w:lastRenderedPageBreak/>
+              <w:t xml:space="preserve">Una zona exclusiva de una marca utiliza sus colores, </w:t>
+            </w:r>
+            <w:r>
+              <w:lastRenderedPageBreak/>
+              <w:t>logotipo, mobiliario y señalización corporativa.</w:t>
             </w:r>
           </w:p>
         </w:tc>
@@ -6825,6 +7168,7 @@
         <w:ind w:firstLine="0"/>
       </w:pPr>
       <w:r>
+        <w:lastRenderedPageBreak/>
         <w:t>Nota. SENA, (2026).</w:t>
       </w:r>
     </w:p>
@@ -6837,7 +7181,7 @@
       <w:pPr>
         <w:pStyle w:val="Ttulo2"/>
       </w:pPr>
-      <w:bookmarkStart w:id="24" w:name="_Toc234429507"/>
+      <w:bookmarkStart w:id="24" w:name="_Toc236139254"/>
       <w:r>
         <w:t>Impacto en ventas</w:t>
       </w:r>
@@ -6845,20 +7189,17 @@
     </w:p>
     <w:p>
       <w:r>
-        <w:t xml:space="preserve">El impacto visual dentro del punto de venta influye directamente en las decisiones de compra y en el comportamiento del consumidor. Una adecuada organización visual permite captar la atención, destacar promociones y generar </w:t>
-      </w:r>
+        <w:t>El impacto visual dentro del punto de venta influye directamente en las decisiones de compra y en el comportamiento del consumidor. Una adecuada organización visual permite captar la atención, destacar promociones y generar experiencias comerciales que favorecen el incremento de ventas y el posicionamiento de productos y marcas.</w:t>
+      </w:r>
+    </w:p>
+    <w:p>
+      <w:r>
+        <w:t>Las estrategias de comunicación y mercadeo visual contribuyen al aumento de la rentabilidad comercial debido a que fortalecen la percepción del consumidor y mejoran la presentación de los productos dentro del establecimiento. La combinación de recursos visuales y promocionales permite generar ambientes comerciales más atractivos y funcionales.</w:t>
+      </w:r>
+    </w:p>
+    <w:p>
       <w:r>
         <w:lastRenderedPageBreak/>
-        <w:t>experiencias comerciales que favorecen el incremento de ventas y el posicionamiento de productos y marcas.</w:t>
-      </w:r>
-    </w:p>
-    <w:p>
-      <w:r>
-        <w:t>Las estrategias de comunicación y mercadeo visual contribuyen al aumento de la rentabilidad comercial debido a que fortalecen la percepción del consumidor y mejoran la presentación de los productos dentro del establecimiento. La combinación de recursos visuales y promocionales permite generar ambientes comerciales más atractivos y funcionales.</w:t>
-      </w:r>
-    </w:p>
-    <w:p>
-      <w:r>
         <w:t>Entre los principales beneficios del impacto visual en ventas se encuentran:</w:t>
       </w:r>
     </w:p>
@@ -7010,6 +7351,10 @@
         <w:gridCol w:w="9962"/>
       </w:tblGrid>
       <w:tr>
+        <w:trPr>
+          <w:cantSplit/>
+          <w:tblHeader/>
+        </w:trPr>
         <w:tc>
           <w:tcPr>
             <w:tcW w:w="9962" w:type="dxa"/>
@@ -7028,8 +7373,14 @@
                 <w:b/>
                 <w:bCs/>
               </w:rPr>
-              <w:lastRenderedPageBreak/>
-              <w:t>Transcripción del pódcast. Sintonía Contable: El lenguaje de los negocios</w:t>
+              <w:t xml:space="preserve">Transcripción del pódcast. </w:t>
+            </w:r>
+            <w:r>
+              <w:rPr>
+                <w:b/>
+                <w:bCs/>
+              </w:rPr>
+              <w:t>La comunicación y el mercadeo visual como estrategias de posicionamiento comercial</w:t>
             </w:r>
           </w:p>
         </w:tc>
@@ -7045,10 +7396,192 @@
                 <w:b/>
                 <w:bCs/>
               </w:rPr>
-              <w:t>Hombre:</w:t>
-            </w:r>
-            <w:r>
-              <w:t xml:space="preserve"> </w:t>
+              <w:t>Mujer</w:t>
+            </w:r>
+            <w:r>
+              <w:tab/>
+            </w:r>
+            <w:r>
+              <w:t>: a</w:t>
+            </w:r>
+            <w:r>
+              <w:t xml:space="preserve"> veces basta una mirada para decidir si entramos a una tienda o seguimos caminando.</w:t>
+            </w:r>
+          </w:p>
+          <w:p>
+            <w:r>
+              <w:rPr>
+                <w:b/>
+                <w:bCs/>
+              </w:rPr>
+              <w:t>Hombre</w:t>
+            </w:r>
+            <w:r>
+              <w:t>: h</w:t>
+            </w:r>
+            <w:r>
+              <w:t>ay tiendas que logran llamar la atención desde el primer momento. Otras, aunque vendan productos muy parecidos, pasan completamente desapercibidas.</w:t>
+            </w:r>
+          </w:p>
+          <w:p>
+            <w:r>
+              <w:rPr>
+                <w:b/>
+                <w:bCs/>
+              </w:rPr>
+              <w:lastRenderedPageBreak/>
+              <w:t>Mujer</w:t>
+            </w:r>
+            <w:r>
+              <w:tab/>
+            </w:r>
+            <w:r>
+              <w:t>: l</w:t>
+            </w:r>
+            <w:r>
+              <w:t>a comunicación y el mercadeo visual hacen parte de esa primera impresión que deja un negocio.</w:t>
+            </w:r>
+          </w:p>
+          <w:p>
+            <w:r>
+              <w:rPr>
+                <w:b/>
+                <w:bCs/>
+              </w:rPr>
+              <w:t>Hombre</w:t>
+            </w:r>
+            <w:r>
+              <w:t>: c</w:t>
+            </w:r>
+            <w:r>
+              <w:t>ada detalle cuenta. Los colores, la iluminación, la distribución del espacio y la forma de presentar los productos ayudan a construir la personalidad de un negocio.</w:t>
+            </w:r>
+          </w:p>
+          <w:p>
+            <w:r>
+              <w:rPr>
+                <w:b/>
+                <w:bCs/>
+              </w:rPr>
+              <w:t>Mujer</w:t>
+            </w:r>
+            <w:r>
+              <w:t>: l</w:t>
+            </w:r>
+            <w:r>
+              <w:t>a coherencia entre todos esos detalles hace que la marca permanezca en la memoria del cliente.</w:t>
+            </w:r>
+          </w:p>
+          <w:p>
+            <w:r>
+              <w:rPr>
+                <w:b/>
+                <w:bCs/>
+              </w:rPr>
+              <w:t>Hombre</w:t>
+            </w:r>
+            <w:r>
+              <w:t>: l</w:t>
+            </w:r>
+            <w:r>
+              <w:t>a vitrina suele ser lo primero que ve un cliente al pasar frente a un negocio.</w:t>
+            </w:r>
+          </w:p>
+          <w:p>
+            <w:r>
+              <w:rPr>
+                <w:b/>
+                <w:bCs/>
+              </w:rPr>
+              <w:t>Mujer</w:t>
+            </w:r>
+            <w:r>
+              <w:t>: n</w:t>
+            </w:r>
+            <w:r>
+              <w:t xml:space="preserve">o permanece igual todo el año. Cambia con las promociones, las temporadas especiales o los lanzamientos para seguir llamando la atención de quienes pasan por el negocio. </w:t>
+            </w:r>
+          </w:p>
+          <w:p>
+            <w:r>
+              <w:rPr>
+                <w:b/>
+                <w:bCs/>
+              </w:rPr>
+              <w:t>Hombre</w:t>
+            </w:r>
+            <w:r>
+              <w:t>: l</w:t>
+            </w:r>
+            <w:r>
+              <w:t>a iluminación también cumple un papel importante. Puede destacar un producto, crear un ambiente agradable o dirigir la mirada hacia un punto específico del establecimiento.</w:t>
+            </w:r>
+          </w:p>
+          <w:p>
+            <w:r>
+              <w:rPr>
+                <w:b/>
+                <w:bCs/>
+              </w:rPr>
+              <w:t>Mujer</w:t>
+            </w:r>
+            <w:r>
+              <w:tab/>
+            </w:r>
+            <w:r>
+              <w:t>: u</w:t>
+            </w:r>
+            <w:r>
+              <w:t>n espacio bien organizado invita a recorrer el negocio con calma. Así aparecen productos que muchas veces el cliente no tenía pensado comprar.</w:t>
+            </w:r>
+          </w:p>
+          <w:p>
+            <w:r>
+              <w:rPr>
+                <w:b/>
+                <w:bCs/>
+              </w:rPr>
+              <w:lastRenderedPageBreak/>
+              <w:t>Hombre</w:t>
+            </w:r>
+            <w:r>
+              <w:t>: y</w:t>
+            </w:r>
+            <w:r>
+              <w:t xml:space="preserve"> esa comunicación ya no sucede solo en los espacios físicos. Pantallas, imágenes, videos y recursos digitales también ayudan a captar la atención de clientes cada vez más conectados.</w:t>
+            </w:r>
+          </w:p>
+          <w:p>
+            <w:r>
+              <w:rPr>
+                <w:b/>
+                <w:bCs/>
+              </w:rPr>
+              <w:t>Hombre</w:t>
+            </w:r>
+            <w:r>
+              <w:t>: u</w:t>
+            </w:r>
+            <w:r>
+              <w:t xml:space="preserve">n pequeño emprendimiento también puede fortalecer su imagen cuidando la presentación del espacio, la iluminación y la forma de exhibir sus productos. </w:t>
+            </w:r>
+          </w:p>
+          <w:p>
+            <w:r>
+              <w:rPr>
+                <w:b/>
+                <w:bCs/>
+              </w:rPr>
+              <w:t>Mujer</w:t>
+            </w:r>
+            <w:r>
+              <w:tab/>
+            </w:r>
+            <w:r>
+              <w:t>: u</w:t>
+            </w:r>
+            <w:r>
+              <w:t>n negocio que transmite orden, confianza y una identidad clara resulta fácil de recordar... y dan ganas de volver.</w:t>
             </w:r>
           </w:p>
           <w:p>
@@ -7063,13 +7596,15 @@
                 <w:b/>
                 <w:bCs/>
               </w:rPr>
-              <w:t>Mujer:</w:t>
-            </w:r>
-            <w:r>
-              <w:t xml:space="preserve"> </w:t>
+              <w:t>Hombre</w:t>
+            </w:r>
+            <w:r>
+              <w:t>: c</w:t>
+            </w:r>
+            <w:r>
+              <w:t>ada detalle comunica. Muchas veces basta una mirada para decidir si un cliente entra... o sigue caminando.</w:t>
             </w:r>
           </w:p>
-          <w:p/>
         </w:tc>
       </w:tr>
     </w:tbl>
@@ -7087,7 +7622,7 @@
       <w:pPr>
         <w:pStyle w:val="Ttulo1"/>
       </w:pPr>
-      <w:bookmarkStart w:id="25" w:name="_Toc234429508"/>
+      <w:bookmarkStart w:id="25" w:name="_Toc236139255"/>
       <w:r>
         <w:lastRenderedPageBreak/>
         <w:t>Ejemplo comercial aplicado</w:t>
@@ -7191,7 +7726,7 @@
           <w:u w:val="single"/>
         </w:rPr>
       </w:pPr>
-      <w:bookmarkStart w:id="26" w:name="_Toc234429509"/>
+      <w:bookmarkStart w:id="26" w:name="_Toc236139256"/>
       <w:r>
         <w:lastRenderedPageBreak/>
         <w:t>Síntesis</w:t>
@@ -7232,7 +7767,6 @@
     </w:p>
     <w:p>
       <w:pPr>
-        <w:ind w:firstLine="0"/>
         <w:jc w:val="center"/>
         <w:rPr>
           <w:noProof/>
@@ -7244,11 +7778,12 @@
           <w:noProof/>
           <w:lang w:eastAsia="es-CO"/>
         </w:rPr>
+        <w:lastRenderedPageBreak/>
         <w:drawing>
-          <wp:inline distT="0" distB="0" distL="0" distR="0" wp14:anchorId="000C9BB8" wp14:editId="7449D7B9">
-            <wp:extent cx="6332220" cy="2578100"/>
-            <wp:effectExtent l="0" t="0" r="0" b="0"/>
-            <wp:docPr id="109669648" name="Imagen 1" descr="El componente formativo Estrategias de exhibición aborda las estrategias de venta y exhibición, la promoción visual y la relación entre merchandising y ventas; continúa con los elementos informativos, material publicitario y recursos visuales aplicados en vitrinas; y desarrolla servicios logísticos internos, externos y apoyo en montaje comercial. Asimismo, analiza tipos y sitios de exhibición comercial, incluyendo vitrinas, exhibiciones horizontales, verticales, abiertas, cerradas, promocionales y temáticas; y finaliza con la comunicación y el mercadeo visual mediante estrategias visuales, aplicación comercial, impacto en ventas y ejemplos comerciales aplicados."/>
+          <wp:inline distT="0" distB="0" distL="0" distR="0" wp14:anchorId="2078C554" wp14:editId="51BF01D0">
+            <wp:extent cx="4915814" cy="6583273"/>
+            <wp:effectExtent l="0" t="0" r="0" b="8255"/>
+            <wp:docPr id="2" name="Gráfico 2" descr="El componente formativo Estrategias de exhibición aborda las estrategias de venta y exhibición, la promoción visual y la relación entre merchandising y ventas; continúa con los elementos informativos, material publicitario y recursos visuales aplicados en vitrinas; y desarrolla servicios logísticos internos, externos y apoyo en montaje comercial. Asimismo, analiza tipos y sitios de exhibición comercial, incluyendo vitrinas, exhibiciones horizontales, verticales, abiertas, cerradas, promocionales y temáticas; y finaliza con la comunicación y el mercadeo visual mediante estrategias visuales, aplicación comercial, impacto en ventas y ejemplos comerciales aplicados."/>
             <wp:cNvGraphicFramePr>
               <a:graphicFrameLocks xmlns:a="http://schemas.openxmlformats.org/drawingml/2006/main" noChangeAspect="1"/>
             </wp:cNvGraphicFramePr>
@@ -7256,11 +7791,20 @@
               <a:graphicData uri="http://schemas.openxmlformats.org/drawingml/2006/picture">
                 <pic:pic xmlns:pic="http://schemas.openxmlformats.org/drawingml/2006/picture">
                   <pic:nvPicPr>
-                    <pic:cNvPr id="109669648" name="Imagen 1" descr="El componente formativo Estrategias de exhibición aborda las estrategias de venta y exhibición, la promoción visual y la relación entre merchandising y ventas; continúa con los elementos informativos, material publicitario y recursos visuales aplicados en vitrinas; y desarrolla servicios logísticos internos, externos y apoyo en montaje comercial. Asimismo, analiza tipos y sitios de exhibición comercial, incluyendo vitrinas, exhibiciones horizontales, verticales, abiertas, cerradas, promocionales y temáticas; y finaliza con la comunicación y el mercadeo visual mediante estrategias visuales, aplicación comercial, impacto en ventas y ejemplos comerciales aplicados."/>
+                    <pic:cNvPr id="2" name="Gráfico 2" descr="El componente formativo Estrategias de exhibición aborda las estrategias de venta y exhibición, la promoción visual y la relación entre merchandising y ventas; continúa con los elementos informativos, material publicitario y recursos visuales aplicados en vitrinas; y desarrolla servicios logísticos internos, externos y apoyo en montaje comercial. Asimismo, analiza tipos y sitios de exhibición comercial, incluyendo vitrinas, exhibiciones horizontales, verticales, abiertas, cerradas, promocionales y temáticas; y finaliza con la comunicación y el mercadeo visual mediante estrategias visuales, aplicación comercial, impacto en ventas y ejemplos comerciales aplicados."/>
                     <pic:cNvPicPr/>
                   </pic:nvPicPr>
                   <pic:blipFill>
-                    <a:blip r:embed="rId16"/>
+                    <a:blip r:embed="rId16">
+                      <a:extLst>
+                        <a:ext uri="{28A0092B-C50C-407E-A947-70E740481C1C}">
+                          <a14:useLocalDpi xmlns:a14="http://schemas.microsoft.com/office/drawing/2010/main" val="0"/>
+                        </a:ext>
+                        <a:ext uri="{96DAC541-7B7A-43D3-8B79-37D633B846F1}">
+                          <asvg:svgBlip xmlns:asvg="http://schemas.microsoft.com/office/drawing/2016/SVG/main" r:embed="rId17"/>
+                        </a:ext>
+                      </a:extLst>
+                    </a:blip>
                     <a:stretch>
                       <a:fillRect/>
                     </a:stretch>
@@ -7268,7 +7812,7 @@
                   <pic:spPr>
                     <a:xfrm>
                       <a:off x="0" y="0"/>
-                      <a:ext cx="6332220" cy="2578100"/>
+                      <a:ext cx="4920269" cy="6589239"/>
                     </a:xfrm>
                     <a:prstGeom prst="rect">
                       <a:avLst/>
@@ -7283,6 +7827,7 @@
     </w:p>
     <w:p>
       <w:pPr>
+        <w:ind w:firstLine="0"/>
         <w:rPr>
           <w:noProof/>
           <w:lang w:eastAsia="es-CO"/>
@@ -7291,9 +7836,17 @@
     </w:p>
     <w:p>
       <w:pPr>
+        <w:rPr>
+          <w:noProof/>
+          <w:lang w:eastAsia="es-CO"/>
+        </w:rPr>
+      </w:pPr>
+    </w:p>
+    <w:p>
+      <w:pPr>
         <w:pStyle w:val="Titulosgenerales"/>
       </w:pPr>
-      <w:bookmarkStart w:id="27" w:name="_Toc234429510"/>
+      <w:bookmarkStart w:id="27" w:name="_Toc236139257"/>
       <w:r>
         <w:lastRenderedPageBreak/>
         <w:t>Glosario</w:t>
@@ -7568,7 +8121,7 @@
       <w:pPr>
         <w:pStyle w:val="Titulosgenerales"/>
       </w:pPr>
-      <w:bookmarkStart w:id="28" w:name="_Toc234429511"/>
+      <w:bookmarkStart w:id="28" w:name="_Toc236139258"/>
       <w:r>
         <w:lastRenderedPageBreak/>
         <w:t>Referencias bibliográficas</w:t>
@@ -7589,7 +8142,7 @@
       </w:r>
     </w:p>
     <w:p>
-      <w:hyperlink r:id="rId17" w:history="1">
+      <w:hyperlink r:id="rId18" w:history="1">
         <w:r>
           <w:rPr>
             <w:rStyle w:val="Hipervnculo"/>
@@ -7617,7 +8170,7 @@
       <w:r>
         <w:t xml:space="preserve"> (15.ª ed.). Pearson Educación. </w:t>
       </w:r>
-      <w:hyperlink r:id="rId18" w:history="1">
+      <w:hyperlink r:id="rId19" w:history="1">
         <w:r>
           <w:rPr>
             <w:rStyle w:val="Hipervnculo"/>
@@ -7642,7 +8195,7 @@
       <w:r>
         <w:t xml:space="preserve">. ECOE Ediciones. </w:t>
       </w:r>
-      <w:hyperlink r:id="rId19" w:history="1">
+      <w:hyperlink r:id="rId20" w:history="1">
         <w:r>
           <w:rPr>
             <w:rStyle w:val="Hipervnculo"/>
@@ -7667,7 +8220,7 @@
       <w:r>
         <w:t xml:space="preserve"> visual como estrategia de diseño y disposición de productos en farmacias independientes del DMQ. Res Non Verba Revista Científica, 14(1), 1–17. </w:t>
       </w:r>
-      <w:hyperlink r:id="rId20" w:history="1">
+      <w:hyperlink r:id="rId21" w:history="1">
         <w:r>
           <w:rPr>
             <w:rStyle w:val="Hipervnculo"/>
@@ -7711,7 +8264,7 @@
       <w:pPr>
         <w:pStyle w:val="Titulosgenerales"/>
       </w:pPr>
-      <w:bookmarkStart w:id="29" w:name="_Toc234429512"/>
+      <w:bookmarkStart w:id="29" w:name="_Toc236139259"/>
       <w:r>
         <w:lastRenderedPageBreak/>
         <w:t>Créditos</w:t>
@@ -7821,6 +8374,9 @@
                 <w:lang w:val="es-CO"/>
               </w:rPr>
             </w:pPr>
+            <w:r>
+              <w:t>Claudia Johanna Gómez Pérez</w:t>
+            </w:r>
           </w:p>
         </w:tc>
         <w:tc>
@@ -7834,6 +8390,9 @@
                 <w:lang w:val="es-CO"/>
               </w:rPr>
             </w:pPr>
+            <w:r>
+              <w:t>Profesional G06. Responsable Ecosistema Virtual de Recursos Educativos Digitales</w:t>
+            </w:r>
           </w:p>
         </w:tc>
         <w:tc>
@@ -7847,6 +8406,15 @@
                 <w:lang w:val="es-CO"/>
               </w:rPr>
             </w:pPr>
+            <w:r>
+              <w:t xml:space="preserve">Centro Agroturístico </w:t>
+            </w:r>
+            <w:r>
+              <w:t>-</w:t>
+            </w:r>
+            <w:r>
+              <w:t xml:space="preserve"> Regional Santander</w:t>
+            </w:r>
           </w:p>
         </w:tc>
       </w:tr>
@@ -7862,6 +8430,9 @@
                 <w:lang w:val="es-CO"/>
               </w:rPr>
             </w:pPr>
+            <w:r>
+              <w:t>Miguel De Jesús Paredes Maestre</w:t>
+            </w:r>
           </w:p>
         </w:tc>
         <w:tc>
@@ -7875,6 +8446,9 @@
                 <w:lang w:val="es-CO"/>
               </w:rPr>
             </w:pPr>
+            <w:r>
+              <w:t>Responsable de línea de producción</w:t>
+            </w:r>
           </w:p>
         </w:tc>
         <w:tc>
@@ -7888,6 +8462,15 @@
                 <w:lang w:val="es-CO"/>
               </w:rPr>
             </w:pPr>
+            <w:r>
+              <w:t xml:space="preserve">Centro de Comercio y Servicios </w:t>
+            </w:r>
+            <w:r>
+              <w:t>-</w:t>
+            </w:r>
+            <w:r>
+              <w:t xml:space="preserve"> Regional Atlántico  </w:t>
+            </w:r>
           </w:p>
         </w:tc>
       </w:tr>
@@ -7906,6 +8489,9 @@
                 <w:lang w:val="es-CO"/>
               </w:rPr>
             </w:pPr>
+            <w:r>
+              <w:t>Mario Morales Cabrera</w:t>
+            </w:r>
           </w:p>
         </w:tc>
         <w:tc>
@@ -7919,6 +8505,9 @@
                 <w:lang w:val="es-CO"/>
               </w:rPr>
             </w:pPr>
+            <w:r>
+              <w:t>Experto temático</w:t>
+            </w:r>
           </w:p>
         </w:tc>
         <w:tc>
@@ -7932,6 +8521,15 @@
                 <w:lang w:val="es-CO"/>
               </w:rPr>
             </w:pPr>
+            <w:r>
+              <w:t xml:space="preserve">Centro de Comercio y Servicios </w:t>
+            </w:r>
+            <w:r>
+              <w:t>-</w:t>
+            </w:r>
+            <w:r>
+              <w:t xml:space="preserve"> Regional Atlántico </w:t>
+            </w:r>
           </w:p>
         </w:tc>
       </w:tr>
@@ -7947,6 +8545,9 @@
                 <w:lang w:val="es-CO"/>
               </w:rPr>
             </w:pPr>
+            <w:r>
+              <w:t>Jair Enrique Coll Gallardo</w:t>
+            </w:r>
           </w:p>
         </w:tc>
         <w:tc>
@@ -7960,6 +8561,9 @@
                 <w:lang w:val="es-CO"/>
               </w:rPr>
             </w:pPr>
+            <w:r>
+              <w:t>Evaluadora instruccional</w:t>
+            </w:r>
           </w:p>
         </w:tc>
         <w:tc>
@@ -7973,6 +8577,15 @@
                 <w:lang w:val="es-CO"/>
               </w:rPr>
             </w:pPr>
+            <w:r>
+              <w:t xml:space="preserve">Centro de Comercio y Servicios </w:t>
+            </w:r>
+            <w:r>
+              <w:t>-</w:t>
+            </w:r>
+            <w:r>
+              <w:t xml:space="preserve"> Regional Atlántico  </w:t>
+            </w:r>
           </w:p>
         </w:tc>
       </w:tr>
@@ -7991,6 +8604,9 @@
                 <w:lang w:val="es-CO"/>
               </w:rPr>
             </w:pPr>
+            <w:r>
+              <w:t>Luis Gabriel Urueta</w:t>
+            </w:r>
           </w:p>
         </w:tc>
         <w:tc>
@@ -8004,6 +8620,9 @@
                 <w:lang w:val="es-CO"/>
               </w:rPr>
             </w:pPr>
+            <w:r>
+              <w:t>Diseñador de contenidos digitales</w:t>
+            </w:r>
           </w:p>
         </w:tc>
         <w:tc>
@@ -8017,6 +8636,15 @@
                 <w:lang w:val="es-CO"/>
               </w:rPr>
             </w:pPr>
+            <w:r>
+              <w:t xml:space="preserve">Centro de Comercio y Servicios </w:t>
+            </w:r>
+            <w:r>
+              <w:t>-</w:t>
+            </w:r>
+            <w:r>
+              <w:t xml:space="preserve"> Regional Atlántico </w:t>
+            </w:r>
           </w:p>
         </w:tc>
       </w:tr>
@@ -8032,6 +8660,9 @@
                 <w:lang w:val="es-CO"/>
               </w:rPr>
             </w:pPr>
+            <w:r>
+              <w:t>Álvaro Guillermo Araújo Angarita</w:t>
+            </w:r>
           </w:p>
         </w:tc>
         <w:tc>
@@ -8045,6 +8676,15 @@
                 <w:lang w:val="es-CO"/>
               </w:rPr>
             </w:pPr>
+            <w:r>
+              <w:t xml:space="preserve">Desarrollador </w:t>
+            </w:r>
+            <w:r>
+              <w:rPr>
+                <w:rStyle w:val="Extranjerismo"/>
+              </w:rPr>
+              <w:t>full stack</w:t>
+            </w:r>
           </w:p>
         </w:tc>
         <w:tc>
@@ -8058,6 +8698,15 @@
                 <w:lang w:val="es-CO"/>
               </w:rPr>
             </w:pPr>
+            <w:r>
+              <w:t xml:space="preserve">Centro de Comercio y Servicios </w:t>
+            </w:r>
+            <w:r>
+              <w:t>-</w:t>
+            </w:r>
+            <w:r>
+              <w:t xml:space="preserve"> Regional Atlántico</w:t>
+            </w:r>
           </w:p>
         </w:tc>
       </w:tr>
@@ -8073,6 +8722,9 @@
             <w:pPr>
               <w:pStyle w:val="TextoTablas"/>
             </w:pPr>
+            <w:r>
+              <w:t>Alexander Rafael Acosta Bedoya</w:t>
+            </w:r>
           </w:p>
         </w:tc>
         <w:tc>
@@ -8086,6 +8738,9 @@
                 <w:lang w:val="es-CO"/>
               </w:rPr>
             </w:pPr>
+            <w:r>
+              <w:t>Animador y productor audiovisual</w:t>
+            </w:r>
           </w:p>
         </w:tc>
         <w:tc>
@@ -8099,6 +8754,15 @@
                 <w:lang w:val="es-CO"/>
               </w:rPr>
             </w:pPr>
+            <w:r>
+              <w:t xml:space="preserve">Centro de Comercio y Servicios </w:t>
+            </w:r>
+            <w:r>
+              <w:t>-</w:t>
+            </w:r>
+            <w:r>
+              <w:t xml:space="preserve"> Regional Atlántico</w:t>
+            </w:r>
           </w:p>
         </w:tc>
       </w:tr>
@@ -8111,6 +8775,9 @@
             <w:pPr>
               <w:pStyle w:val="TextoTablas"/>
             </w:pPr>
+            <w:r>
+              <w:t>Nelson Iván Vera Briceño</w:t>
+            </w:r>
           </w:p>
         </w:tc>
         <w:tc>
@@ -8124,6 +8791,9 @@
                 <w:lang w:val="es-CO"/>
               </w:rPr>
             </w:pPr>
+            <w:r>
+              <w:t>Animador y productor audiovisual</w:t>
+            </w:r>
           </w:p>
         </w:tc>
         <w:tc>
@@ -8137,6 +8807,15 @@
                 <w:lang w:val="es-CO"/>
               </w:rPr>
             </w:pPr>
+            <w:r>
+              <w:t xml:space="preserve">Centro de Comercio y Servicios </w:t>
+            </w:r>
+            <w:r>
+              <w:t>-</w:t>
+            </w:r>
+            <w:r>
+              <w:t xml:space="preserve"> Regional Atlántico </w:t>
+            </w:r>
           </w:p>
         </w:tc>
       </w:tr>
@@ -8152,6 +8831,9 @@
             <w:pPr>
               <w:pStyle w:val="TextoTablas"/>
             </w:pPr>
+            <w:r>
+              <w:t>Luz Karime Amaya Cabra</w:t>
+            </w:r>
           </w:p>
         </w:tc>
         <w:tc>
@@ -8165,6 +8847,9 @@
                 <w:lang w:val="es-CO"/>
               </w:rPr>
             </w:pPr>
+            <w:r>
+              <w:t>Evaluador de contenidos inclusivos y accesibles</w:t>
+            </w:r>
           </w:p>
         </w:tc>
         <w:tc>
@@ -8178,6 +8863,15 @@
                 <w:lang w:val="es-CO"/>
               </w:rPr>
             </w:pPr>
+            <w:r>
+              <w:t xml:space="preserve">Centro de Comercio y Servicios </w:t>
+            </w:r>
+            <w:r>
+              <w:t>-</w:t>
+            </w:r>
+            <w:r>
+              <w:t xml:space="preserve"> Regional Atlántico</w:t>
+            </w:r>
           </w:p>
         </w:tc>
       </w:tr>
@@ -8193,6 +8887,9 @@
                 <w:lang w:val="es-CO"/>
               </w:rPr>
             </w:pPr>
+            <w:r>
+              <w:t>Laura Daniela Burgos Rueda</w:t>
+            </w:r>
           </w:p>
         </w:tc>
         <w:tc>
@@ -8206,6 +8903,9 @@
                 <w:lang w:val="es-CO"/>
               </w:rPr>
             </w:pPr>
+            <w:r>
+              <w:t>Evaluador de contenidos inclusivos y accesibles</w:t>
+            </w:r>
           </w:p>
         </w:tc>
         <w:tc>
@@ -8219,6 +8919,15 @@
                 <w:lang w:val="es-CO"/>
               </w:rPr>
             </w:pPr>
+            <w:r>
+              <w:t xml:space="preserve">Centro de Comercio y Servicios </w:t>
+            </w:r>
+            <w:r>
+              <w:t>-</w:t>
+            </w:r>
+            <w:r>
+              <w:t xml:space="preserve"> Regional Atlántico</w:t>
+            </w:r>
           </w:p>
         </w:tc>
       </w:tr>
@@ -8237,6 +8946,9 @@
                 <w:lang w:val="es-CO"/>
               </w:rPr>
             </w:pPr>
+            <w:r>
+              <w:t xml:space="preserve">Karine Isabel Ospino Fritz </w:t>
+            </w:r>
           </w:p>
         </w:tc>
         <w:tc>
@@ -8250,6 +8962,9 @@
                 <w:lang w:val="es-CO"/>
               </w:rPr>
             </w:pPr>
+            <w:r>
+              <w:t>Validador y vinculador de recursos educativos digitales</w:t>
+            </w:r>
           </w:p>
         </w:tc>
         <w:tc>
@@ -8263,6 +8978,15 @@
                 <w:lang w:val="es-CO"/>
               </w:rPr>
             </w:pPr>
+            <w:r>
+              <w:t xml:space="preserve">Centro de Comercio y Servicios </w:t>
+            </w:r>
+            <w:r>
+              <w:t>-</w:t>
+            </w:r>
+            <w:r>
+              <w:t xml:space="preserve"> Regional Atlántico</w:t>
+            </w:r>
           </w:p>
         </w:tc>
       </w:tr>
@@ -8278,6 +9002,10 @@
                 <w:lang w:val="es-CO"/>
               </w:rPr>
             </w:pPr>
+            <w:r>
+              <w:lastRenderedPageBreak/>
+              <w:t>Jonathan Adié Villafañe</w:t>
+            </w:r>
           </w:p>
         </w:tc>
         <w:tc>
@@ -8291,6 +9019,9 @@
                 <w:lang w:val="es-CO"/>
               </w:rPr>
             </w:pPr>
+            <w:r>
+              <w:t>Validador y vinculador de recursos educativos digitales</w:t>
+            </w:r>
           </w:p>
         </w:tc>
         <w:tc>
@@ -8304,50 +9035,15 @@
                 <w:lang w:val="es-CO"/>
               </w:rPr>
             </w:pPr>
-          </w:p>
-        </w:tc>
-      </w:tr>
-      <w:tr>
-        <w:trPr>
-          <w:cnfStyle w:val="000000100000" w:firstRow="0" w:lastRow="0" w:firstColumn="0" w:lastColumn="0" w:oddVBand="0" w:evenVBand="0" w:oddHBand="1" w:evenHBand="0" w:firstRowFirstColumn="0" w:firstRowLastColumn="0" w:lastRowFirstColumn="0" w:lastRowLastColumn="0"/>
-        </w:trPr>
-        <w:tc>
-          <w:tcPr>
-            <w:tcW w:w="2830" w:type="dxa"/>
-          </w:tcPr>
-          <w:p>
-            <w:pPr>
-              <w:pStyle w:val="TextoTablas"/>
-              <w:rPr>
-                <w:lang w:val="es-CO"/>
-              </w:rPr>
-            </w:pPr>
-          </w:p>
-        </w:tc>
-        <w:tc>
-          <w:tcPr>
-            <w:tcW w:w="3261" w:type="dxa"/>
-          </w:tcPr>
-          <w:p>
-            <w:pPr>
-              <w:pStyle w:val="TextoTablas"/>
-              <w:rPr>
-                <w:lang w:val="es-CO"/>
-              </w:rPr>
-            </w:pPr>
-          </w:p>
-        </w:tc>
-        <w:tc>
-          <w:tcPr>
-            <w:tcW w:w="3969" w:type="dxa"/>
-          </w:tcPr>
-          <w:p>
-            <w:pPr>
-              <w:pStyle w:val="TextoTablas"/>
-              <w:rPr>
-                <w:lang w:val="es-CO"/>
-              </w:rPr>
-            </w:pPr>
+            <w:r>
+              <w:t xml:space="preserve">Centro de Comercio y Servicios </w:t>
+            </w:r>
+            <w:r>
+              <w:t>-</w:t>
+            </w:r>
+            <w:r>
+              <w:t xml:space="preserve"> Regional Atlántico</w:t>
+            </w:r>
           </w:p>
         </w:tc>
       </w:tr>
@@ -8360,8 +9056,8 @@
       </w:pPr>
     </w:p>
     <w:sectPr>
-      <w:headerReference w:type="default" r:id="rId21"/>
-      <w:footerReference w:type="default" r:id="rId22"/>
+      <w:headerReference w:type="default" r:id="rId22"/>
+      <w:footerReference w:type="default" r:id="rId23"/>
       <w:pgSz w:w="12240" w:h="15840"/>
       <w:pgMar w:top="1701" w:right="1134" w:bottom="1134" w:left="1134" w:header="709" w:footer="737" w:gutter="0"/>
       <w:pgNumType w:start="1"/>
@@ -8374,7 +9070,7 @@
 </file>
 
 <file path=word/endnotes.xml><?xml version="1.0" encoding="utf-8"?>
-<w:endnotes xmlns:wpc="http://schemas.microsoft.com/office/word/2010/wordprocessingCanvas" xmlns:cx="http://schemas.microsoft.com/office/drawing/2014/chartex" xmlns:cx1="http://schemas.microsoft.com/office/drawing/2015/9/8/chartex" xmlns:cx2="http://schemas.microsoft.com/office/drawing/2015/10/21/chartex" xmlns:cx3="http://schemas.microsoft.com/office/drawing/2016/5/9/chartex" xmlns:cx4="http://schemas.microsoft.com/office/drawing/2016/5/10/chartex" xmlns:cx5="http://schemas.microsoft.com/office/drawing/2016/5/11/chartex" xmlns:cx6="http://schemas.microsoft.com/office/drawing/2016/5/12/chartex" xmlns:cx7="http://schemas.microsoft.com/office/drawing/2016/5/13/chartex" xmlns:cx8="http://schemas.microsoft.com/office/drawing/2016/5/14/chartex" xmlns:mc="http://schemas.openxmlformats.org/markup-compatibility/2006" xmlns:aink="http://schemas.microsoft.com/office/drawing/2016/ink" xmlns:am3d="http://schemas.microsoft.com/office/drawing/2017/model3d" xmlns:o="urn:schemas-microsoft-com:office:office" xmlns:oel="http://schemas.microsoft.com/office/2019/extlst" xmlns:r="http://schemas.openxmlformats.org/officeDocument/2006/relationships" xmlns:m="http://schemas.openxmlformats.org/officeDocument/2006/math" xmlns:v="urn:schemas-microsoft-com:vml" xmlns:wp14="http://schemas.microsoft.com/office/word/2010/wordprocessingDrawing" xmlns:wp="http://schemas.openxmlformats.org/drawingml/2006/wordprocessingDrawing" xmlns:w10="urn:schemas-microsoft-com:office:word" xmlns:w="http://schemas.openxmlformats.org/wordprocessingml/2006/main" xmlns:w14="http://schemas.microsoft.com/office/word/2010/wordml" xmlns:w15="http://schemas.microsoft.com/office/word/2012/wordml" xmlns:w16cex="http://schemas.microsoft.com/office/word/2018/wordml/cex" xmlns:w16cid="http://schemas.microsoft.com/office/word/2016/wordml/cid" xmlns:w16="http://schemas.microsoft.com/office/word/2018/wordml" xmlns:w16du="http://schemas.microsoft.com/office/word/2023/wordml/word16du" xmlns:w16sdtdh="http://schemas.microsoft.com/office/word/2020/wordml/sdtdatahash" xmlns:w16sdtfl="http://schemas.microsoft.com/office/word/2024/wordml/sdtformatlock" xmlns:w16se="http://schemas.microsoft.com/office/word/2015/wordml/symex" xmlns:wpg="http://schemas.microsoft.com/office/word/2010/wordprocessingGroup" xmlns:wpi="http://schemas.microsoft.com/office/word/2010/wordprocessingInk" xmlns:wne="http://schemas.microsoft.com/office/word/2006/wordml" xmlns:wps="http://schemas.microsoft.com/office/word/2010/wordprocessingShape" mc:Ignorable="w14 w15 w16se w16cid w16 w16cex w16sdtdh w16sdtfl w16du wp14">
+<w:endnotes xmlns:wpc="http://schemas.microsoft.com/office/word/2010/wordprocessingCanvas" xmlns:cx="http://schemas.microsoft.com/office/drawing/2014/chartex" xmlns:cx1="http://schemas.microsoft.com/office/drawing/2015/9/8/chartex" xmlns:cx2="http://schemas.microsoft.com/office/drawing/2015/10/21/chartex" xmlns:cx3="http://schemas.microsoft.com/office/drawing/2016/5/9/chartex" xmlns:cx4="http://schemas.microsoft.com/office/drawing/2016/5/10/chartex" xmlns:cx5="http://schemas.microsoft.com/office/drawing/2016/5/11/chartex" xmlns:cx6="http://schemas.microsoft.com/office/drawing/2016/5/12/chartex" xmlns:cx7="http://schemas.microsoft.com/office/drawing/2016/5/13/chartex" xmlns:cx8="http://schemas.microsoft.com/office/drawing/2016/5/14/chartex" xmlns:mc="http://schemas.openxmlformats.org/markup-compatibility/2006" xmlns:aink="http://schemas.microsoft.com/office/drawing/2016/ink" xmlns:am3d="http://schemas.microsoft.com/office/drawing/2017/model3d" xmlns:o="urn:schemas-microsoft-com:office:office" xmlns:oel="http://schemas.microsoft.com/office/2019/extlst" xmlns:r="http://schemas.openxmlformats.org/officeDocument/2006/relationships" xmlns:m="http://schemas.openxmlformats.org/officeDocument/2006/math" xmlns:v="urn:schemas-microsoft-com:vml" xmlns:wp14="http://schemas.microsoft.com/office/word/2010/wordprocessingDrawing" xmlns:wp="http://schemas.openxmlformats.org/drawingml/2006/wordprocessingDrawing" xmlns:w10="urn:schemas-microsoft-com:office:word" xmlns:w="http://schemas.openxmlformats.org/wordprocessingml/2006/main" xmlns:w14="http://schemas.microsoft.com/office/word/2010/wordml" xmlns:w15="http://schemas.microsoft.com/office/word/2012/wordml" xmlns:w16cei="http://schemas.microsoft.com/office/word/2026/wordml/cei" xmlns:w16cex="http://schemas.microsoft.com/office/word/2018/wordml/cex" xmlns:w16cid="http://schemas.microsoft.com/office/word/2016/wordml/cid" xmlns:w16="http://schemas.microsoft.com/office/word/2018/wordml" xmlns:w16du="http://schemas.microsoft.com/office/word/2023/wordml/word16du" xmlns:w16sdtdh="http://schemas.microsoft.com/office/word/2020/wordml/sdtdatahash" xmlns:w16sdtfl="http://schemas.microsoft.com/office/word/2024/wordml/sdtformatlock" xmlns:w16se="http://schemas.microsoft.com/office/word/2015/wordml/symex" xmlns:wpg="http://schemas.microsoft.com/office/word/2010/wordprocessingGroup" xmlns:wpi="http://schemas.microsoft.com/office/word/2010/wordprocessingInk" xmlns:wne="http://schemas.microsoft.com/office/word/2006/wordml" xmlns:wps="http://schemas.microsoft.com/office/word/2010/wordprocessingShape" mc:Ignorable="w14 w15 w16se w16cid w16 w16cex w16sdtdh w16sdtfl w16du wp14">
   <w:endnote w:type="separator" w:id="-1">
     <w:p>
       <w:pPr>
@@ -8401,7 +9097,7 @@
 </file>
 
 <file path=word/footer1.xml><?xml version="1.0" encoding="utf-8"?>
-<w:ftr xmlns:wpc="http://schemas.microsoft.com/office/word/2010/wordprocessingCanvas" xmlns:cx="http://schemas.microsoft.com/office/drawing/2014/chartex" xmlns:cx1="http://schemas.microsoft.com/office/drawing/2015/9/8/chartex" xmlns:cx2="http://schemas.microsoft.com/office/drawing/2015/10/21/chartex" xmlns:cx3="http://schemas.microsoft.com/office/drawing/2016/5/9/chartex" xmlns:cx4="http://schemas.microsoft.com/office/drawing/2016/5/10/chartex" xmlns:cx5="http://schemas.microsoft.com/office/drawing/2016/5/11/chartex" xmlns:cx6="http://schemas.microsoft.com/office/drawing/2016/5/12/chartex" xmlns:cx7="http://schemas.microsoft.com/office/drawing/2016/5/13/chartex" xmlns:cx8="http://schemas.microsoft.com/office/drawing/2016/5/14/chartex" xmlns:mc="http://schemas.openxmlformats.org/markup-compatibility/2006" xmlns:aink="http://schemas.microsoft.com/office/drawing/2016/ink" xmlns:am3d="http://schemas.microsoft.com/office/drawing/2017/model3d" xmlns:o="urn:schemas-microsoft-com:office:office" xmlns:oel="http://schemas.microsoft.com/office/2019/extlst" xmlns:r="http://schemas.openxmlformats.org/officeDocument/2006/relationships" xmlns:m="http://schemas.openxmlformats.org/officeDocument/2006/math" xmlns:v="urn:schemas-microsoft-com:vml" xmlns:wp14="http://schemas.microsoft.com/office/word/2010/wordprocessingDrawing" xmlns:wp="http://schemas.openxmlformats.org/drawingml/2006/wordprocessingDrawing" xmlns:w10="urn:schemas-microsoft-com:office:word" xmlns:w="http://schemas.openxmlformats.org/wordprocessingml/2006/main" xmlns:w14="http://schemas.microsoft.com/office/word/2010/wordml" xmlns:w15="http://schemas.microsoft.com/office/word/2012/wordml" xmlns:w16cex="http://schemas.microsoft.com/office/word/2018/wordml/cex" xmlns:w16cid="http://schemas.microsoft.com/office/word/2016/wordml/cid" xmlns:w16="http://schemas.microsoft.com/office/word/2018/wordml" xmlns:w16du="http://schemas.microsoft.com/office/word/2023/wordml/word16du" xmlns:w16sdtdh="http://schemas.microsoft.com/office/word/2020/wordml/sdtdatahash" xmlns:w16sdtfl="http://schemas.microsoft.com/office/word/2024/wordml/sdtformatlock" xmlns:w16se="http://schemas.microsoft.com/office/word/2015/wordml/symex" xmlns:wpg="http://schemas.microsoft.com/office/word/2010/wordprocessingGroup" xmlns:wpi="http://schemas.microsoft.com/office/word/2010/wordprocessingInk" xmlns:wne="http://schemas.microsoft.com/office/word/2006/wordml" xmlns:wps="http://schemas.microsoft.com/office/word/2010/wordprocessingShape" mc:Ignorable="w14 w15 w16se w16cid w16 w16cex w16sdtdh w16sdtfl w16du wp14">
+<w:ftr xmlns:wpc="http://schemas.microsoft.com/office/word/2010/wordprocessingCanvas" xmlns:cx="http://schemas.microsoft.com/office/drawing/2014/chartex" xmlns:cx1="http://schemas.microsoft.com/office/drawing/2015/9/8/chartex" xmlns:cx2="http://schemas.microsoft.com/office/drawing/2015/10/21/chartex" xmlns:cx3="http://schemas.microsoft.com/office/drawing/2016/5/9/chartex" xmlns:cx4="http://schemas.microsoft.com/office/drawing/2016/5/10/chartex" xmlns:cx5="http://schemas.microsoft.com/office/drawing/2016/5/11/chartex" xmlns:cx6="http://schemas.microsoft.com/office/drawing/2016/5/12/chartex" xmlns:cx7="http://schemas.microsoft.com/office/drawing/2016/5/13/chartex" xmlns:cx8="http://schemas.microsoft.com/office/drawing/2016/5/14/chartex" xmlns:mc="http://schemas.openxmlformats.org/markup-compatibility/2006" xmlns:aink="http://schemas.microsoft.com/office/drawing/2016/ink" xmlns:am3d="http://schemas.microsoft.com/office/drawing/2017/model3d" xmlns:o="urn:schemas-microsoft-com:office:office" xmlns:oel="http://schemas.microsoft.com/office/2019/extlst" xmlns:r="http://schemas.openxmlformats.org/officeDocument/2006/relationships" xmlns:m="http://schemas.openxmlformats.org/officeDocument/2006/math" xmlns:v="urn:schemas-microsoft-com:vml" xmlns:wp14="http://schemas.microsoft.com/office/word/2010/wordprocessingDrawing" xmlns:wp="http://schemas.openxmlformats.org/drawingml/2006/wordprocessingDrawing" xmlns:w10="urn:schemas-microsoft-com:office:word" xmlns:w="http://schemas.openxmlformats.org/wordprocessingml/2006/main" xmlns:w14="http://schemas.microsoft.com/office/word/2010/wordml" xmlns:w15="http://schemas.microsoft.com/office/word/2012/wordml" xmlns:w16cei="http://schemas.microsoft.com/office/word/2026/wordml/cei" xmlns:w16cex="http://schemas.microsoft.com/office/word/2018/wordml/cex" xmlns:w16cid="http://schemas.microsoft.com/office/word/2016/wordml/cid" xmlns:w16="http://schemas.microsoft.com/office/word/2018/wordml" xmlns:w16du="http://schemas.microsoft.com/office/word/2023/wordml/word16du" xmlns:w16sdtdh="http://schemas.microsoft.com/office/word/2020/wordml/sdtdatahash" xmlns:w16sdtfl="http://schemas.microsoft.com/office/word/2024/wordml/sdtformatlock" xmlns:w16se="http://schemas.microsoft.com/office/word/2015/wordml/symex" xmlns:wpg="http://schemas.microsoft.com/office/word/2010/wordprocessingGroup" xmlns:wpi="http://schemas.microsoft.com/office/word/2010/wordprocessingInk" xmlns:wne="http://schemas.microsoft.com/office/word/2006/wordml" xmlns:wps="http://schemas.microsoft.com/office/word/2010/wordprocessingShape" mc:Ignorable="w14 w15 w16se w16cid w16 w16cex w16sdtdh w16sdtfl w16du wp14">
   <w:sdt>
     <w:sdtPr>
       <w:id w:val="-1465197936"/>
@@ -8447,7 +9143,7 @@
 </file>
 
 <file path=word/footnotes.xml><?xml version="1.0" encoding="utf-8"?>
-<w:footnotes xmlns:wpc="http://schemas.microsoft.com/office/word/2010/wordprocessingCanvas" xmlns:cx="http://schemas.microsoft.com/office/drawing/2014/chartex" xmlns:cx1="http://schemas.microsoft.com/office/drawing/2015/9/8/chartex" xmlns:cx2="http://schemas.microsoft.com/office/drawing/2015/10/21/chartex" xmlns:cx3="http://schemas.microsoft.com/office/drawing/2016/5/9/chartex" xmlns:cx4="http://schemas.microsoft.com/office/drawing/2016/5/10/chartex" xmlns:cx5="http://schemas.microsoft.com/office/drawing/2016/5/11/chartex" xmlns:cx6="http://schemas.microsoft.com/office/drawing/2016/5/12/chartex" xmlns:cx7="http://schemas.microsoft.com/office/drawing/2016/5/13/chartex" xmlns:cx8="http://schemas.microsoft.com/office/drawing/2016/5/14/chartex" xmlns:mc="http://schemas.openxmlformats.org/markup-compatibility/2006" xmlns:aink="http://schemas.microsoft.com/office/drawing/2016/ink" xmlns:am3d="http://schemas.microsoft.com/office/drawing/2017/model3d" xmlns:o="urn:schemas-microsoft-com:office:office" xmlns:oel="http://schemas.microsoft.com/office/2019/extlst" xmlns:r="http://schemas.openxmlformats.org/officeDocument/2006/relationships" xmlns:m="http://schemas.openxmlformats.org/officeDocument/2006/math" xmlns:v="urn:schemas-microsoft-com:vml" xmlns:wp14="http://schemas.microsoft.com/office/word/2010/wordprocessingDrawing" xmlns:wp="http://schemas.openxmlformats.org/drawingml/2006/wordprocessingDrawing" xmlns:w10="urn:schemas-microsoft-com:office:word" xmlns:w="http://schemas.openxmlformats.org/wordprocessingml/2006/main" xmlns:w14="http://schemas.microsoft.com/office/word/2010/wordml" xmlns:w15="http://schemas.microsoft.com/office/word/2012/wordml" xmlns:w16cex="http://schemas.microsoft.com/office/word/2018/wordml/cex" xmlns:w16cid="http://schemas.microsoft.com/office/word/2016/wordml/cid" xmlns:w16="http://schemas.microsoft.com/office/word/2018/wordml" xmlns:w16du="http://schemas.microsoft.com/office/word/2023/wordml/word16du" xmlns:w16sdtdh="http://schemas.microsoft.com/office/word/2020/wordml/sdtdatahash" xmlns:w16sdtfl="http://schemas.microsoft.com/office/word/2024/wordml/sdtformatlock" xmlns:w16se="http://schemas.microsoft.com/office/word/2015/wordml/symex" xmlns:wpg="http://schemas.microsoft.com/office/word/2010/wordprocessingGroup" xmlns:wpi="http://schemas.microsoft.com/office/word/2010/wordprocessingInk" xmlns:wne="http://schemas.microsoft.com/office/word/2006/wordml" xmlns:wps="http://schemas.microsoft.com/office/word/2010/wordprocessingShape" mc:Ignorable="w14 w15 w16se w16cid w16 w16cex w16sdtdh w16sdtfl w16du wp14">
+<w:footnotes xmlns:wpc="http://schemas.microsoft.com/office/word/2010/wordprocessingCanvas" xmlns:cx="http://schemas.microsoft.com/office/drawing/2014/chartex" xmlns:cx1="http://schemas.microsoft.com/office/drawing/2015/9/8/chartex" xmlns:cx2="http://schemas.microsoft.com/office/drawing/2015/10/21/chartex" xmlns:cx3="http://schemas.microsoft.com/office/drawing/2016/5/9/chartex" xmlns:cx4="http://schemas.microsoft.com/office/drawing/2016/5/10/chartex" xmlns:cx5="http://schemas.microsoft.com/office/drawing/2016/5/11/chartex" xmlns:cx6="http://schemas.microsoft.com/office/drawing/2016/5/12/chartex" xmlns:cx7="http://schemas.microsoft.com/office/drawing/2016/5/13/chartex" xmlns:cx8="http://schemas.microsoft.com/office/drawing/2016/5/14/chartex" xmlns:mc="http://schemas.openxmlformats.org/markup-compatibility/2006" xmlns:aink="http://schemas.microsoft.com/office/drawing/2016/ink" xmlns:am3d="http://schemas.microsoft.com/office/drawing/2017/model3d" xmlns:o="urn:schemas-microsoft-com:office:office" xmlns:oel="http://schemas.microsoft.com/office/2019/extlst" xmlns:r="http://schemas.openxmlformats.org/officeDocument/2006/relationships" xmlns:m="http://schemas.openxmlformats.org/officeDocument/2006/math" xmlns:v="urn:schemas-microsoft-com:vml" xmlns:wp14="http://schemas.microsoft.com/office/word/2010/wordprocessingDrawing" xmlns:wp="http://schemas.openxmlformats.org/drawingml/2006/wordprocessingDrawing" xmlns:w10="urn:schemas-microsoft-com:office:word" xmlns:w="http://schemas.openxmlformats.org/wordprocessingml/2006/main" xmlns:w14="http://schemas.microsoft.com/office/word/2010/wordml" xmlns:w15="http://schemas.microsoft.com/office/word/2012/wordml" xmlns:w16cei="http://schemas.microsoft.com/office/word/2026/wordml/cei" xmlns:w16cex="http://schemas.microsoft.com/office/word/2018/wordml/cex" xmlns:w16cid="http://schemas.microsoft.com/office/word/2016/wordml/cid" xmlns:w16="http://schemas.microsoft.com/office/word/2018/wordml" xmlns:w16du="http://schemas.microsoft.com/office/word/2023/wordml/word16du" xmlns:w16sdtdh="http://schemas.microsoft.com/office/word/2020/wordml/sdtdatahash" xmlns:w16sdtfl="http://schemas.microsoft.com/office/word/2024/wordml/sdtformatlock" xmlns:w16se="http://schemas.microsoft.com/office/word/2015/wordml/symex" xmlns:wpg="http://schemas.microsoft.com/office/word/2010/wordprocessingGroup" xmlns:wpi="http://schemas.microsoft.com/office/word/2010/wordprocessingInk" xmlns:wne="http://schemas.microsoft.com/office/word/2006/wordml" xmlns:wps="http://schemas.microsoft.com/office/word/2010/wordprocessingShape" mc:Ignorable="w14 w15 w16se w16cid w16 w16cex w16sdtdh w16sdtfl w16du wp14">
   <w:footnote w:type="separator" w:id="-1">
     <w:p>
       <w:pPr>
@@ -8474,7 +9170,7 @@
 </file>
 
 <file path=word/header1.xml><?xml version="1.0" encoding="utf-8"?>
-<w:hdr xmlns:wpc="http://schemas.microsoft.com/office/word/2010/wordprocessingCanvas" xmlns:cx="http://schemas.microsoft.com/office/drawing/2014/chartex" xmlns:cx1="http://schemas.microsoft.com/office/drawing/2015/9/8/chartex" xmlns:cx2="http://schemas.microsoft.com/office/drawing/2015/10/21/chartex" xmlns:cx3="http://schemas.microsoft.com/office/drawing/2016/5/9/chartex" xmlns:cx4="http://schemas.microsoft.com/office/drawing/2016/5/10/chartex" xmlns:cx5="http://schemas.microsoft.com/office/drawing/2016/5/11/chartex" xmlns:cx6="http://schemas.microsoft.com/office/drawing/2016/5/12/chartex" xmlns:cx7="http://schemas.microsoft.com/office/drawing/2016/5/13/chartex" xmlns:cx8="http://schemas.microsoft.com/office/drawing/2016/5/14/chartex" xmlns:mc="http://schemas.openxmlformats.org/markup-compatibility/2006" xmlns:aink="http://schemas.microsoft.com/office/drawing/2016/ink" xmlns:am3d="http://schemas.microsoft.com/office/drawing/2017/model3d" xmlns:o="urn:schemas-microsoft-com:office:office" xmlns:oel="http://schemas.microsoft.com/office/2019/extlst" xmlns:r="http://schemas.openxmlformats.org/officeDocument/2006/relationships" xmlns:m="http://schemas.openxmlformats.org/officeDocument/2006/math" xmlns:v="urn:schemas-microsoft-com:vml" xmlns:wp14="http://schemas.microsoft.com/office/word/2010/wordprocessingDrawing" xmlns:wp="http://schemas.openxmlformats.org/drawingml/2006/wordprocessingDrawing" xmlns:w10="urn:schemas-microsoft-com:office:word" xmlns:w="http://schemas.openxmlformats.org/wordprocessingml/2006/main" xmlns:w14="http://schemas.microsoft.com/office/word/2010/wordml" xmlns:w15="http://schemas.microsoft.com/office/word/2012/wordml" xmlns:w16cex="http://schemas.microsoft.com/office/word/2018/wordml/cex" xmlns:w16cid="http://schemas.microsoft.com/office/word/2016/wordml/cid" xmlns:w16="http://schemas.microsoft.com/office/word/2018/wordml" xmlns:w16du="http://schemas.microsoft.com/office/word/2023/wordml/word16du" xmlns:w16sdtdh="http://schemas.microsoft.com/office/word/2020/wordml/sdtdatahash" xmlns:w16sdtfl="http://schemas.microsoft.com/office/word/2024/wordml/sdtformatlock" xmlns:w16se="http://schemas.microsoft.com/office/word/2015/wordml/symex" xmlns:wpg="http://schemas.microsoft.com/office/word/2010/wordprocessingGroup" xmlns:wpi="http://schemas.microsoft.com/office/word/2010/wordprocessingInk" xmlns:wne="http://schemas.microsoft.com/office/word/2006/wordml" xmlns:wps="http://schemas.microsoft.com/office/word/2010/wordprocessingShape" mc:Ignorable="w14 w15 w16se w16cid w16 w16cex w16sdtdh w16sdtfl w16du wp14">
+<w:hdr xmlns:wpc="http://schemas.microsoft.com/office/word/2010/wordprocessingCanvas" xmlns:cx="http://schemas.microsoft.com/office/drawing/2014/chartex" xmlns:cx1="http://schemas.microsoft.com/office/drawing/2015/9/8/chartex" xmlns:cx2="http://schemas.microsoft.com/office/drawing/2015/10/21/chartex" xmlns:cx3="http://schemas.microsoft.com/office/drawing/2016/5/9/chartex" xmlns:cx4="http://schemas.microsoft.com/office/drawing/2016/5/10/chartex" xmlns:cx5="http://schemas.microsoft.com/office/drawing/2016/5/11/chartex" xmlns:cx6="http://schemas.microsoft.com/office/drawing/2016/5/12/chartex" xmlns:cx7="http://schemas.microsoft.com/office/drawing/2016/5/13/chartex" xmlns:cx8="http://schemas.microsoft.com/office/drawing/2016/5/14/chartex" xmlns:mc="http://schemas.openxmlformats.org/markup-compatibility/2006" xmlns:aink="http://schemas.microsoft.com/office/drawing/2016/ink" xmlns:am3d="http://schemas.microsoft.com/office/drawing/2017/model3d" xmlns:o="urn:schemas-microsoft-com:office:office" xmlns:oel="http://schemas.microsoft.com/office/2019/extlst" xmlns:r="http://schemas.openxmlformats.org/officeDocument/2006/relationships" xmlns:m="http://schemas.openxmlformats.org/officeDocument/2006/math" xmlns:v="urn:schemas-microsoft-com:vml" xmlns:wp14="http://schemas.microsoft.com/office/word/2010/wordprocessingDrawing" xmlns:wp="http://schemas.openxmlformats.org/drawingml/2006/wordprocessingDrawing" xmlns:w10="urn:schemas-microsoft-com:office:word" xmlns:w="http://schemas.openxmlformats.org/wordprocessingml/2006/main" xmlns:w14="http://schemas.microsoft.com/office/word/2010/wordml" xmlns:w15="http://schemas.microsoft.com/office/word/2012/wordml" xmlns:w16cei="http://schemas.microsoft.com/office/word/2026/wordml/cei" xmlns:w16cex="http://schemas.microsoft.com/office/word/2018/wordml/cex" xmlns:w16cid="http://schemas.microsoft.com/office/word/2016/wordml/cid" xmlns:w16="http://schemas.microsoft.com/office/word/2018/wordml" xmlns:w16du="http://schemas.microsoft.com/office/word/2023/wordml/word16du" xmlns:w16sdtdh="http://schemas.microsoft.com/office/word/2020/wordml/sdtdatahash" xmlns:w16sdtfl="http://schemas.microsoft.com/office/word/2024/wordml/sdtformatlock" xmlns:w16se="http://schemas.microsoft.com/office/word/2015/wordml/symex" xmlns:wpg="http://schemas.microsoft.com/office/word/2010/wordprocessingGroup" xmlns:wpi="http://schemas.microsoft.com/office/word/2010/wordprocessingInk" xmlns:wne="http://schemas.microsoft.com/office/word/2006/wordml" xmlns:wps="http://schemas.microsoft.com/office/word/2010/wordprocessingShape" mc:Ignorable="w14 w15 w16se w16cid w16 w16cex w16sdtdh w16sdtfl w16du wp14">
   <w:p>
     <w:pPr>
       <w:pStyle w:val="Encabezado"/>
@@ -8561,7 +9257,7 @@
 </file>
 
 <file path=word/numbering.xml><?xml version="1.0" encoding="utf-8"?>
-<w:numbering xmlns:wpc="http://schemas.microsoft.com/office/word/2010/wordprocessingCanvas" xmlns:cx="http://schemas.microsoft.com/office/drawing/2014/chartex" xmlns:cx1="http://schemas.microsoft.com/office/drawing/2015/9/8/chartex" xmlns:cx2="http://schemas.microsoft.com/office/drawing/2015/10/21/chartex" xmlns:cx3="http://schemas.microsoft.com/office/drawing/2016/5/9/chartex" xmlns:cx4="http://schemas.microsoft.com/office/drawing/2016/5/10/chartex" xmlns:cx5="http://schemas.microsoft.com/office/drawing/2016/5/11/chartex" xmlns:cx6="http://schemas.microsoft.com/office/drawing/2016/5/12/chartex" xmlns:cx7="http://schemas.microsoft.com/office/drawing/2016/5/13/chartex" xmlns:cx8="http://schemas.microsoft.com/office/drawing/2016/5/14/chartex" xmlns:mc="http://schemas.openxmlformats.org/markup-compatibility/2006" xmlns:aink="http://schemas.microsoft.com/office/drawing/2016/ink" xmlns:am3d="http://schemas.microsoft.com/office/drawing/2017/model3d" xmlns:o="urn:schemas-microsoft-com:office:office" xmlns:oel="http://schemas.microsoft.com/office/2019/extlst" xmlns:r="http://schemas.openxmlformats.org/officeDocument/2006/relationships" xmlns:m="http://schemas.openxmlformats.org/officeDocument/2006/math" xmlns:v="urn:schemas-microsoft-com:vml" xmlns:wp14="http://schemas.microsoft.com/office/word/2010/wordprocessingDrawing" xmlns:wp="http://schemas.openxmlformats.org/drawingml/2006/wordprocessingDrawing" xmlns:w10="urn:schemas-microsoft-com:office:word" xmlns:w="http://schemas.openxmlformats.org/wordprocessingml/2006/main" xmlns:w14="http://schemas.microsoft.com/office/word/2010/wordml" xmlns:w15="http://schemas.microsoft.com/office/word/2012/wordml" xmlns:w16cex="http://schemas.microsoft.com/office/word/2018/wordml/cex" xmlns:w16cid="http://schemas.microsoft.com/office/word/2016/wordml/cid" xmlns:w16="http://schemas.microsoft.com/office/word/2018/wordml" xmlns:w16du="http://schemas.microsoft.com/office/word/2023/wordml/word16du" xmlns:w16sdtdh="http://schemas.microsoft.com/office/word/2020/wordml/sdtdatahash" xmlns:w16sdtfl="http://schemas.microsoft.com/office/word/2024/wordml/sdtformatlock" xmlns:w16se="http://schemas.microsoft.com/office/word/2015/wordml/symex" xmlns:wpg="http://schemas.microsoft.com/office/word/2010/wordprocessingGroup" xmlns:wpi="http://schemas.microsoft.com/office/word/2010/wordprocessingInk" xmlns:wne="http://schemas.microsoft.com/office/word/2006/wordml" xmlns:wps="http://schemas.microsoft.com/office/word/2010/wordprocessingShape" mc:Ignorable="w14 w15 w16se w16cid w16 w16cex w16sdtdh w16sdtfl w16du wp14">
+<w:numbering xmlns:wpc="http://schemas.microsoft.com/office/word/2010/wordprocessingCanvas" xmlns:cx="http://schemas.microsoft.com/office/drawing/2014/chartex" xmlns:cx1="http://schemas.microsoft.com/office/drawing/2015/9/8/chartex" xmlns:cx2="http://schemas.microsoft.com/office/drawing/2015/10/21/chartex" xmlns:cx3="http://schemas.microsoft.com/office/drawing/2016/5/9/chartex" xmlns:cx4="http://schemas.microsoft.com/office/drawing/2016/5/10/chartex" xmlns:cx5="http://schemas.microsoft.com/office/drawing/2016/5/11/chartex" xmlns:cx6="http://schemas.microsoft.com/office/drawing/2016/5/12/chartex" xmlns:cx7="http://schemas.microsoft.com/office/drawing/2016/5/13/chartex" xmlns:cx8="http://schemas.microsoft.com/office/drawing/2016/5/14/chartex" xmlns:mc="http://schemas.openxmlformats.org/markup-compatibility/2006" xmlns:aink="http://schemas.microsoft.com/office/drawing/2016/ink" xmlns:am3d="http://schemas.microsoft.com/office/drawing/2017/model3d" xmlns:o="urn:schemas-microsoft-com:office:office" xmlns:oel="http://schemas.microsoft.com/office/2019/extlst" xmlns:r="http://schemas.openxmlformats.org/officeDocument/2006/relationships" xmlns:m="http://schemas.openxmlformats.org/officeDocument/2006/math" xmlns:v="urn:schemas-microsoft-com:vml" xmlns:wp14="http://schemas.microsoft.com/office/word/2010/wordprocessingDrawing" xmlns:wp="http://schemas.openxmlformats.org/drawingml/2006/wordprocessingDrawing" xmlns:w10="urn:schemas-microsoft-com:office:word" xmlns:w="http://schemas.openxmlformats.org/wordprocessingml/2006/main" xmlns:w14="http://schemas.microsoft.com/office/word/2010/wordml" xmlns:w15="http://schemas.microsoft.com/office/word/2012/wordml" xmlns:w16cei="http://schemas.microsoft.com/office/word/2026/wordml/cei" xmlns:w16cex="http://schemas.microsoft.com/office/word/2018/wordml/cex" xmlns:w16cid="http://schemas.microsoft.com/office/word/2016/wordml/cid" xmlns:w16="http://schemas.microsoft.com/office/word/2018/wordml" xmlns:w16du="http://schemas.microsoft.com/office/word/2023/wordml/word16du" xmlns:w16sdtdh="http://schemas.microsoft.com/office/word/2020/wordml/sdtdatahash" xmlns:w16sdtfl="http://schemas.microsoft.com/office/word/2024/wordml/sdtformatlock" xmlns:w16se="http://schemas.microsoft.com/office/word/2015/wordml/symex" xmlns:wpg="http://schemas.microsoft.com/office/word/2010/wordprocessingGroup" xmlns:wpi="http://schemas.microsoft.com/office/word/2010/wordprocessingInk" xmlns:wne="http://schemas.microsoft.com/office/word/2006/wordml" xmlns:wps="http://schemas.microsoft.com/office/word/2010/wordprocessingShape" mc:Ignorable="w14 w15 w16se w16cid w16 w16cex w16sdtdh w16sdtfl w16du wp14">
   <w:abstractNum w:abstractNumId="0" w15:restartNumberingAfterBreak="0">
     <w:nsid w:val="FFFFFF89"/>
     <w:multiLevelType w:val="singleLevel"/>
@@ -12008,100 +12704,100 @@
       </w:rPr>
     </w:lvl>
   </w:abstractNum>
-  <w:num w:numId="1" w16cid:durableId="440223276">
+  <w:num w:numId="1" w16cid:durableId="1421171772">
     <w:abstractNumId w:val="0"/>
   </w:num>
-  <w:num w:numId="2" w16cid:durableId="859007238">
+  <w:num w:numId="2" w16cid:durableId="1817645411">
     <w:abstractNumId w:val="8"/>
   </w:num>
-  <w:num w:numId="3" w16cid:durableId="399407231">
+  <w:num w:numId="3" w16cid:durableId="1235312639">
     <w:abstractNumId w:val="21"/>
   </w:num>
-  <w:num w:numId="4" w16cid:durableId="1547716419">
+  <w:num w:numId="4" w16cid:durableId="1959993597">
     <w:abstractNumId w:val="15"/>
   </w:num>
-  <w:num w:numId="5" w16cid:durableId="919483626">
+  <w:num w:numId="5" w16cid:durableId="803158268">
     <w:abstractNumId w:val="17"/>
   </w:num>
-  <w:num w:numId="6" w16cid:durableId="1259944412">
+  <w:num w:numId="6" w16cid:durableId="1365211972">
     <w:abstractNumId w:val="9"/>
   </w:num>
-  <w:num w:numId="7" w16cid:durableId="35010516">
+  <w:num w:numId="7" w16cid:durableId="1961297777">
     <w:abstractNumId w:val="22"/>
   </w:num>
-  <w:num w:numId="8" w16cid:durableId="477305200">
+  <w:num w:numId="8" w16cid:durableId="1755081706">
     <w:abstractNumId w:val="18"/>
   </w:num>
-  <w:num w:numId="9" w16cid:durableId="1283077258">
+  <w:num w:numId="9" w16cid:durableId="1121531856">
     <w:abstractNumId w:val="4"/>
   </w:num>
-  <w:num w:numId="10" w16cid:durableId="53740224">
+  <w:num w:numId="10" w16cid:durableId="1800800484">
     <w:abstractNumId w:val="29"/>
   </w:num>
-  <w:num w:numId="11" w16cid:durableId="449319836">
+  <w:num w:numId="11" w16cid:durableId="1049844660">
     <w:abstractNumId w:val="10"/>
   </w:num>
-  <w:num w:numId="12" w16cid:durableId="1776320303">
+  <w:num w:numId="12" w16cid:durableId="4285488">
     <w:abstractNumId w:val="16"/>
   </w:num>
-  <w:num w:numId="13" w16cid:durableId="409276396">
+  <w:num w:numId="13" w16cid:durableId="337579229">
     <w:abstractNumId w:val="7"/>
   </w:num>
-  <w:num w:numId="14" w16cid:durableId="1964917159">
+  <w:num w:numId="14" w16cid:durableId="1317220029">
     <w:abstractNumId w:val="3"/>
   </w:num>
-  <w:num w:numId="15" w16cid:durableId="1695154973">
+  <w:num w:numId="15" w16cid:durableId="1650286041">
     <w:abstractNumId w:val="1"/>
   </w:num>
-  <w:num w:numId="16" w16cid:durableId="873037599">
+  <w:num w:numId="16" w16cid:durableId="1542480191">
     <w:abstractNumId w:val="2"/>
   </w:num>
-  <w:num w:numId="17" w16cid:durableId="1761483515">
+  <w:num w:numId="17" w16cid:durableId="1899970441">
     <w:abstractNumId w:val="5"/>
   </w:num>
-  <w:num w:numId="18" w16cid:durableId="455679871">
+  <w:num w:numId="18" w16cid:durableId="650335137">
     <w:abstractNumId w:val="23"/>
   </w:num>
-  <w:num w:numId="19" w16cid:durableId="58982488">
+  <w:num w:numId="19" w16cid:durableId="511915083">
     <w:abstractNumId w:val="19"/>
   </w:num>
-  <w:num w:numId="20" w16cid:durableId="1492523382">
+  <w:num w:numId="20" w16cid:durableId="1185289874">
     <w:abstractNumId w:val="20"/>
   </w:num>
-  <w:num w:numId="21" w16cid:durableId="1638801643">
+  <w:num w:numId="21" w16cid:durableId="628823605">
     <w:abstractNumId w:val="24"/>
   </w:num>
-  <w:num w:numId="22" w16cid:durableId="553275926">
+  <w:num w:numId="22" w16cid:durableId="1275672492">
     <w:abstractNumId w:val="26"/>
   </w:num>
-  <w:num w:numId="23" w16cid:durableId="1650595297">
+  <w:num w:numId="23" w16cid:durableId="1722047659">
     <w:abstractNumId w:val="30"/>
   </w:num>
-  <w:num w:numId="24" w16cid:durableId="1480881002">
+  <w:num w:numId="24" w16cid:durableId="804127127">
     <w:abstractNumId w:val="28"/>
   </w:num>
-  <w:num w:numId="25" w16cid:durableId="837889153">
+  <w:num w:numId="25" w16cid:durableId="60490026">
     <w:abstractNumId w:val="31"/>
   </w:num>
-  <w:num w:numId="26" w16cid:durableId="719091834">
+  <w:num w:numId="26" w16cid:durableId="885339163">
     <w:abstractNumId w:val="11"/>
   </w:num>
-  <w:num w:numId="27" w16cid:durableId="836110543">
+  <w:num w:numId="27" w16cid:durableId="1767535264">
     <w:abstractNumId w:val="6"/>
   </w:num>
-  <w:num w:numId="28" w16cid:durableId="227961210">
+  <w:num w:numId="28" w16cid:durableId="763376157">
     <w:abstractNumId w:val="14"/>
   </w:num>
-  <w:num w:numId="29" w16cid:durableId="749930343">
+  <w:num w:numId="29" w16cid:durableId="1835803624">
     <w:abstractNumId w:val="13"/>
   </w:num>
-  <w:num w:numId="30" w16cid:durableId="741029265">
+  <w:num w:numId="30" w16cid:durableId="878469485">
     <w:abstractNumId w:val="12"/>
   </w:num>
-  <w:num w:numId="31" w16cid:durableId="712922807">
+  <w:num w:numId="31" w16cid:durableId="717898095">
     <w:abstractNumId w:val="27"/>
   </w:num>
-  <w:num w:numId="32" w16cid:durableId="781001365">
+  <w:num w:numId="32" w16cid:durableId="1932352551">
     <w:abstractNumId w:val="25"/>
   </w:num>
   <w:numIdMacAtCleanup w:val="21"/>
@@ -13850,6 +14546,19 @@
 </file>
 
 <file path=customXml/item1.xml><?xml version="1.0" encoding="utf-8"?>
+<?mso-contentType ?>
+<FormTemplates xmlns="http://schemas.microsoft.com/sharepoint/v3/contenttype/forms">
+  <Display>DocumentLibraryForm</Display>
+  <Edit>DocumentLibraryForm</Edit>
+  <New>DocumentLibraryForm</New>
+</FormTemplates>
+</file>
+
+<file path=customXml/item2.xml><?xml version="1.0" encoding="utf-8"?>
+<b:Sources xmlns:b="http://schemas.openxmlformats.org/officeDocument/2006/bibliography" xmlns="http://schemas.openxmlformats.org/officeDocument/2006/bibliography" SelectedStyle="\APASixthEditionOfficeOnline.xsl" StyleName="APA" Version="6"/>
+</file>
+
+<file path=customXml/item3.xml><?xml version="1.0" encoding="utf-8"?>
 <ct:contentTypeSchema xmlns:ct="http://schemas.microsoft.com/office/2006/metadata/contentType" xmlns:ma="http://schemas.microsoft.com/office/2006/metadata/properties/metaAttributes" ct:_="" ma:_="" ma:contentTypeName="Documento" ma:contentTypeID="0x01010005252A1EF3BD024F856B47B579AB5244" ma:contentTypeVersion="12" ma:contentTypeDescription="Crear nuevo documento." ma:contentTypeScope="" ma:versionID="32d0e18b85ac20c34eab62df21c0cf58">
   <xsd:schema xmlns:xsd="http://www.w3.org/2001/XMLSchema" xmlns:xs="http://www.w3.org/2001/XMLSchema" xmlns:p="http://schemas.microsoft.com/office/2006/metadata/properties" xmlns:ns2="42760c81-fd8e-4d59-8953-7cdb9f38b14f" xmlns:ns3="67a0edcd-0de5-43ed-8c27-e32f38a00c91" targetNamespace="http://schemas.microsoft.com/office/2006/metadata/properties" ma:root="true" ma:fieldsID="cc2c149e99f10870fd5bc3964e5386d3" ns2:_="" ns3:_="">
     <xsd:import namespace="42760c81-fd8e-4d59-8953-7cdb9f38b14f"/>
@@ -14050,19 +14759,6 @@
 </ct:contentTypeSchema>
 </file>
 
-<file path=customXml/item2.xml><?xml version="1.0" encoding="utf-8"?>
-<b:Sources xmlns:b="http://schemas.openxmlformats.org/officeDocument/2006/bibliography" xmlns="http://schemas.openxmlformats.org/officeDocument/2006/bibliography" SelectedStyle="\APASixthEditionOfficeOnline.xsl" StyleName="APA" Version="6"/>
-</file>
-
-<file path=customXml/item3.xml><?xml version="1.0" encoding="utf-8"?>
-<?mso-contentType ?>
-<FormTemplates xmlns="http://schemas.microsoft.com/sharepoint/v3/contenttype/forms">
-  <Display>DocumentLibraryForm</Display>
-  <Edit>DocumentLibraryForm</Edit>
-  <New>DocumentLibraryForm</New>
-</FormTemplates>
-</file>
-
 <file path=customXml/item4.xml><?xml version="1.0" encoding="utf-8"?>
 <p:properties xmlns:p="http://schemas.microsoft.com/office/2006/metadata/properties" xmlns:xsi="http://www.w3.org/2001/XMLSchema-instance" xmlns:pc="http://schemas.microsoft.com/office/infopath/2007/PartnerControls">
   <documentManagement>
@@ -14075,7 +14771,11 @@
 </file>
 
 <file path=customXml/itemProps1.xml><?xml version="1.0" encoding="utf-8"?>
-<ds:datastoreItem xmlns:ds="http://schemas.openxmlformats.org/officeDocument/2006/customXml" ds:itemID="{8168C8E4-13CD-4350-94C1-A7A68093FECC}"/>
+<ds:datastoreItem xmlns:ds="http://schemas.openxmlformats.org/officeDocument/2006/customXml" ds:itemID="{10663269-2064-4804-8290-36D4A57F5557}">
+  <ds:schemaRefs>
+    <ds:schemaRef ds:uri="http://schemas.microsoft.com/sharepoint/v3/contenttype/forms"/>
+  </ds:schemaRefs>
+</ds:datastoreItem>
 </file>
 
 <file path=customXml/itemProps2.xml><?xml version="1.0" encoding="utf-8"?>
@@ -14087,9 +14787,20 @@
 </file>
 
 <file path=customXml/itemProps3.xml><?xml version="1.0" encoding="utf-8"?>
-<ds:datastoreItem xmlns:ds="http://schemas.openxmlformats.org/officeDocument/2006/customXml" ds:itemID="{10663269-2064-4804-8290-36D4A57F5557}">
+<ds:datastoreItem xmlns:ds="http://schemas.openxmlformats.org/officeDocument/2006/customXml" ds:itemID="{8168C8E4-13CD-4350-94C1-A7A68093FECC}">
   <ds:schemaRefs>
-    <ds:schemaRef ds:uri="http://schemas.microsoft.com/sharepoint/v3/contenttype/forms"/>
+    <ds:schemaRef ds:uri="http://schemas.microsoft.com/office/2006/metadata/contentType"/>
+    <ds:schemaRef ds:uri="http://schemas.microsoft.com/office/2006/metadata/properties/metaAttributes"/>
+    <ds:schemaRef ds:uri="http://www.w3.org/2001/XMLSchema"/>
+    <ds:schemaRef ds:uri="http://schemas.microsoft.com/office/2006/metadata/properties"/>
+    <ds:schemaRef ds:uri="42760c81-fd8e-4d59-8953-7cdb9f38b14f"/>
+    <ds:schemaRef ds:uri="67a0edcd-0de5-43ed-8c27-e32f38a00c91"/>
+    <ds:schemaRef ds:uri="http://schemas.microsoft.com/office/2006/documentManagement/types"/>
+    <ds:schemaRef ds:uri="http://schemas.microsoft.com/office/infopath/2007/PartnerControls"/>
+    <ds:schemaRef ds:uri="http://schemas.openxmlformats.org/package/2006/metadata/core-properties"/>
+    <ds:schemaRef ds:uri="http://purl.org/dc/elements/1.1/"/>
+    <ds:schemaRef ds:uri="http://purl.org/dc/terms/"/>
+    <ds:schemaRef ds:uri="http://schemas.microsoft.com/internal/obd"/>
   </ds:schemaRefs>
 </ds:datastoreItem>
 </file>
@@ -14099,8 +14810,8 @@
   <ds:schemaRefs>
     <ds:schemaRef ds:uri="http://schemas.microsoft.com/office/2006/metadata/properties"/>
     <ds:schemaRef ds:uri="http://schemas.microsoft.com/office/infopath/2007/PartnerControls"/>
-    <ds:schemaRef ds:uri="13c90a0b-73bc-4dc0-be5f-28d77b615beb"/>
-    <ds:schemaRef ds:uri="13c93bba-48ce-428c-bfe5-88b42c19b028"/>
+    <ds:schemaRef ds:uri="67a0edcd-0de5-43ed-8c27-e32f38a00c91"/>
+    <ds:schemaRef ds:uri="42760c81-fd8e-4d59-8953-7cdb9f38b14f"/>
   </ds:schemaRefs>
 </ds:datastoreItem>
 </file>
--- a/fuentes/52430467_CF02_DU.docx
+++ b/fuentes/52430467_CF02_DU.docx
@@ -569,7 +569,7 @@
           <w:r>
             <w:fldChar w:fldCharType="separate"/>
           </w:r>
-          <w:hyperlink w:anchor="_Toc236139230" w:history="1">
+          <w:hyperlink w:anchor="_Toc237970515" w:history="1">
             <w:r>
               <w:rPr>
                 <w:rStyle w:val="Hipervnculo"/>
@@ -596,7 +596,7 @@
                 <w:noProof/>
                 <w:webHidden/>
               </w:rPr>
-              <w:instrText xml:space="preserve"> PAGEREF _Toc236139230 \h </w:instrText>
+              <w:instrText xml:space="preserve"> PAGEREF _Toc237970515 \h </w:instrText>
             </w:r>
             <w:r>
               <w:rPr>
@@ -641,7 +641,7 @@
               <w:lang w:eastAsia="es-CO"/>
             </w:rPr>
           </w:pPr>
-          <w:hyperlink w:anchor="_Toc236139231" w:history="1">
+          <w:hyperlink w:anchor="_Toc237970516" w:history="1">
             <w:r>
               <w:rPr>
                 <w:rStyle w:val="Hipervnculo"/>
@@ -668,7 +668,7 @@
                 <w:noProof/>
                 <w:webHidden/>
               </w:rPr>
-              <w:instrText xml:space="preserve"> PAGEREF _Toc236139231 \h </w:instrText>
+              <w:instrText xml:space="preserve"> PAGEREF _Toc237970516 \h </w:instrText>
             </w:r>
             <w:r>
               <w:rPr>
@@ -713,7 +713,7 @@
               <w:lang w:eastAsia="es-CO"/>
             </w:rPr>
           </w:pPr>
-          <w:hyperlink w:anchor="_Toc236139232" w:history="1">
+          <w:hyperlink w:anchor="_Toc237970517" w:history="1">
             <w:r>
               <w:rPr>
                 <w:rStyle w:val="Hipervnculo"/>
@@ -740,7 +740,7 @@
                 <w:noProof/>
                 <w:webHidden/>
               </w:rPr>
-              <w:instrText xml:space="preserve"> PAGEREF _Toc236139232 \h </w:instrText>
+              <w:instrText xml:space="preserve"> PAGEREF _Toc237970517 \h </w:instrText>
             </w:r>
             <w:r>
               <w:rPr>
@@ -785,7 +785,7 @@
               <w:lang w:eastAsia="es-CO"/>
             </w:rPr>
           </w:pPr>
-          <w:hyperlink w:anchor="_Toc236139233" w:history="1">
+          <w:hyperlink w:anchor="_Toc237970518" w:history="1">
             <w:r>
               <w:rPr>
                 <w:rStyle w:val="Hipervnculo"/>
@@ -812,7 +812,7 @@
                 <w:noProof/>
                 <w:webHidden/>
               </w:rPr>
-              <w:instrText xml:space="preserve"> PAGEREF _Toc236139233 \h </w:instrText>
+              <w:instrText xml:space="preserve"> PAGEREF _Toc237970518 \h </w:instrText>
             </w:r>
             <w:r>
               <w:rPr>
@@ -857,7 +857,7 @@
               <w:lang w:eastAsia="es-CO"/>
             </w:rPr>
           </w:pPr>
-          <w:hyperlink w:anchor="_Toc236139234" w:history="1">
+          <w:hyperlink w:anchor="_Toc237970519" w:history="1">
             <w:r>
               <w:rPr>
                 <w:rStyle w:val="Hipervnculo"/>
@@ -900,7 +900,7 @@
                 <w:noProof/>
                 <w:webHidden/>
               </w:rPr>
-              <w:instrText xml:space="preserve"> PAGEREF _Toc236139234 \h </w:instrText>
+              <w:instrText xml:space="preserve"> PAGEREF _Toc237970519 \h </w:instrText>
             </w:r>
             <w:r>
               <w:rPr>
@@ -945,7 +945,7 @@
               <w:lang w:eastAsia="es-CO"/>
             </w:rPr>
           </w:pPr>
-          <w:hyperlink w:anchor="_Toc236139235" w:history="1">
+          <w:hyperlink w:anchor="_Toc237970520" w:history="1">
             <w:r>
               <w:rPr>
                 <w:rStyle w:val="Hipervnculo"/>
@@ -972,7 +972,7 @@
                 <w:noProof/>
                 <w:webHidden/>
               </w:rPr>
-              <w:instrText xml:space="preserve"> PAGEREF _Toc236139235 \h </w:instrText>
+              <w:instrText xml:space="preserve"> PAGEREF _Toc237970520 \h </w:instrText>
             </w:r>
             <w:r>
               <w:rPr>
@@ -1017,7 +1017,7 @@
               <w:lang w:eastAsia="es-CO"/>
             </w:rPr>
           </w:pPr>
-          <w:hyperlink w:anchor="_Toc236139236" w:history="1">
+          <w:hyperlink w:anchor="_Toc237970521" w:history="1">
             <w:r>
               <w:rPr>
                 <w:rStyle w:val="Hipervnculo"/>
@@ -1044,7 +1044,7 @@
                 <w:noProof/>
                 <w:webHidden/>
               </w:rPr>
-              <w:instrText xml:space="preserve"> PAGEREF _Toc236139236 \h </w:instrText>
+              <w:instrText xml:space="preserve"> PAGEREF _Toc237970521 \h </w:instrText>
             </w:r>
             <w:r>
               <w:rPr>
@@ -1089,7 +1089,7 @@
               <w:lang w:eastAsia="es-CO"/>
             </w:rPr>
           </w:pPr>
-          <w:hyperlink w:anchor="_Toc236139237" w:history="1">
+          <w:hyperlink w:anchor="_Toc237970522" w:history="1">
             <w:r>
               <w:rPr>
                 <w:rStyle w:val="Hipervnculo"/>
@@ -1116,7 +1116,7 @@
                 <w:noProof/>
                 <w:webHidden/>
               </w:rPr>
-              <w:instrText xml:space="preserve"> PAGEREF _Toc236139237 \h </w:instrText>
+              <w:instrText xml:space="preserve"> PAGEREF _Toc237970522 \h </w:instrText>
             </w:r>
             <w:r>
               <w:rPr>
@@ -1161,7 +1161,7 @@
               <w:lang w:eastAsia="es-CO"/>
             </w:rPr>
           </w:pPr>
-          <w:hyperlink w:anchor="_Toc236139238" w:history="1">
+          <w:hyperlink w:anchor="_Toc237970523" w:history="1">
             <w:r>
               <w:rPr>
                 <w:rStyle w:val="Hipervnculo"/>
@@ -1188,7 +1188,7 @@
                 <w:noProof/>
                 <w:webHidden/>
               </w:rPr>
-              <w:instrText xml:space="preserve"> PAGEREF _Toc236139238 \h </w:instrText>
+              <w:instrText xml:space="preserve"> PAGEREF _Toc237970523 \h </w:instrText>
             </w:r>
             <w:r>
               <w:rPr>
@@ -1233,7 +1233,7 @@
               <w:lang w:eastAsia="es-CO"/>
             </w:rPr>
           </w:pPr>
-          <w:hyperlink w:anchor="_Toc236139239" w:history="1">
+          <w:hyperlink w:anchor="_Toc237970524" w:history="1">
             <w:r>
               <w:rPr>
                 <w:rStyle w:val="Hipervnculo"/>
@@ -1276,7 +1276,7 @@
                 <w:noProof/>
                 <w:webHidden/>
               </w:rPr>
-              <w:instrText xml:space="preserve"> PAGEREF _Toc236139239 \h </w:instrText>
+              <w:instrText xml:space="preserve"> PAGEREF _Toc237970524 \h </w:instrText>
             </w:r>
             <w:r>
               <w:rPr>
@@ -1321,7 +1321,7 @@
               <w:lang w:eastAsia="es-CO"/>
             </w:rPr>
           </w:pPr>
-          <w:hyperlink w:anchor="_Toc236139240" w:history="1">
+          <w:hyperlink w:anchor="_Toc237970525" w:history="1">
             <w:r>
               <w:rPr>
                 <w:rStyle w:val="Hipervnculo"/>
@@ -1348,7 +1348,7 @@
                 <w:noProof/>
                 <w:webHidden/>
               </w:rPr>
-              <w:instrText xml:space="preserve"> PAGEREF _Toc236139240 \h </w:instrText>
+              <w:instrText xml:space="preserve"> PAGEREF _Toc237970525 \h </w:instrText>
             </w:r>
             <w:r>
               <w:rPr>
@@ -1393,7 +1393,7 @@
               <w:lang w:eastAsia="es-CO"/>
             </w:rPr>
           </w:pPr>
-          <w:hyperlink w:anchor="_Toc236139241" w:history="1">
+          <w:hyperlink w:anchor="_Toc237970526" w:history="1">
             <w:r>
               <w:rPr>
                 <w:rStyle w:val="Hipervnculo"/>
@@ -1420,7 +1420,7 @@
                 <w:noProof/>
                 <w:webHidden/>
               </w:rPr>
-              <w:instrText xml:space="preserve"> PAGEREF _Toc236139241 \h </w:instrText>
+              <w:instrText xml:space="preserve"> PAGEREF _Toc237970526 \h </w:instrText>
             </w:r>
             <w:r>
               <w:rPr>
@@ -1465,7 +1465,7 @@
               <w:lang w:eastAsia="es-CO"/>
             </w:rPr>
           </w:pPr>
-          <w:hyperlink w:anchor="_Toc236139242" w:history="1">
+          <w:hyperlink w:anchor="_Toc237970527" w:history="1">
             <w:r>
               <w:rPr>
                 <w:rStyle w:val="Hipervnculo"/>
@@ -1492,7 +1492,7 @@
                 <w:noProof/>
                 <w:webHidden/>
               </w:rPr>
-              <w:instrText xml:space="preserve"> PAGEREF _Toc236139242 \h </w:instrText>
+              <w:instrText xml:space="preserve"> PAGEREF _Toc237970527 \h </w:instrText>
             </w:r>
             <w:r>
               <w:rPr>
@@ -1537,7 +1537,7 @@
               <w:lang w:eastAsia="es-CO"/>
             </w:rPr>
           </w:pPr>
-          <w:hyperlink w:anchor="_Toc236139243" w:history="1">
+          <w:hyperlink w:anchor="_Toc237970528" w:history="1">
             <w:r>
               <w:rPr>
                 <w:rStyle w:val="Hipervnculo"/>
@@ -1564,7 +1564,7 @@
                 <w:noProof/>
                 <w:webHidden/>
               </w:rPr>
-              <w:instrText xml:space="preserve"> PAGEREF _Toc236139243 \h </w:instrText>
+              <w:instrText xml:space="preserve"> PAGEREF _Toc237970528 \h </w:instrText>
             </w:r>
             <w:r>
               <w:rPr>
@@ -1609,7 +1609,7 @@
               <w:lang w:eastAsia="es-CO"/>
             </w:rPr>
           </w:pPr>
-          <w:hyperlink w:anchor="_Toc236139244" w:history="1">
+          <w:hyperlink w:anchor="_Toc237970529" w:history="1">
             <w:r>
               <w:rPr>
                 <w:rStyle w:val="Hipervnculo"/>
@@ -1636,7 +1636,7 @@
                 <w:noProof/>
                 <w:webHidden/>
               </w:rPr>
-              <w:instrText xml:space="preserve"> PAGEREF _Toc236139244 \h </w:instrText>
+              <w:instrText xml:space="preserve"> PAGEREF _Toc237970529 \h </w:instrText>
             </w:r>
             <w:r>
               <w:rPr>
@@ -1681,7 +1681,7 @@
               <w:lang w:eastAsia="es-CO"/>
             </w:rPr>
           </w:pPr>
-          <w:hyperlink w:anchor="_Toc236139245" w:history="1">
+          <w:hyperlink w:anchor="_Toc237970530" w:history="1">
             <w:r>
               <w:rPr>
                 <w:rStyle w:val="Hipervnculo"/>
@@ -1708,7 +1708,7 @@
                 <w:noProof/>
                 <w:webHidden/>
               </w:rPr>
-              <w:instrText xml:space="preserve"> PAGEREF _Toc236139245 \h </w:instrText>
+              <w:instrText xml:space="preserve"> PAGEREF _Toc237970530 \h </w:instrText>
             </w:r>
             <w:r>
               <w:rPr>
@@ -1753,7 +1753,7 @@
               <w:lang w:eastAsia="es-CO"/>
             </w:rPr>
           </w:pPr>
-          <w:hyperlink w:anchor="_Toc236139246" w:history="1">
+          <w:hyperlink w:anchor="_Toc237970531" w:history="1">
             <w:r>
               <w:rPr>
                 <w:rStyle w:val="Hipervnculo"/>
@@ -1780,7 +1780,7 @@
                 <w:noProof/>
                 <w:webHidden/>
               </w:rPr>
-              <w:instrText xml:space="preserve"> PAGEREF _Toc236139246 \h </w:instrText>
+              <w:instrText xml:space="preserve"> PAGEREF _Toc237970531 \h </w:instrText>
             </w:r>
             <w:r>
               <w:rPr>
@@ -1825,7 +1825,7 @@
               <w:lang w:eastAsia="es-CO"/>
             </w:rPr>
           </w:pPr>
-          <w:hyperlink w:anchor="_Toc236139247" w:history="1">
+          <w:hyperlink w:anchor="_Toc237970532" w:history="1">
             <w:r>
               <w:rPr>
                 <w:rStyle w:val="Hipervnculo"/>
@@ -1852,7 +1852,7 @@
                 <w:noProof/>
                 <w:webHidden/>
               </w:rPr>
-              <w:instrText xml:space="preserve"> PAGEREF _Toc236139247 \h </w:instrText>
+              <w:instrText xml:space="preserve"> PAGEREF _Toc237970532 \h </w:instrText>
             </w:r>
             <w:r>
               <w:rPr>
@@ -1897,7 +1897,7 @@
               <w:lang w:eastAsia="es-CO"/>
             </w:rPr>
           </w:pPr>
-          <w:hyperlink w:anchor="_Toc236139248" w:history="1">
+          <w:hyperlink w:anchor="_Toc237970533" w:history="1">
             <w:r>
               <w:rPr>
                 <w:rStyle w:val="Hipervnculo"/>
@@ -1924,7 +1924,7 @@
                 <w:noProof/>
                 <w:webHidden/>
               </w:rPr>
-              <w:instrText xml:space="preserve"> PAGEREF _Toc236139248 \h </w:instrText>
+              <w:instrText xml:space="preserve"> PAGEREF _Toc237970533 \h </w:instrText>
             </w:r>
             <w:r>
               <w:rPr>
@@ -1969,7 +1969,7 @@
               <w:lang w:eastAsia="es-CO"/>
             </w:rPr>
           </w:pPr>
-          <w:hyperlink w:anchor="_Toc236139249" w:history="1">
+          <w:hyperlink w:anchor="_Toc237970534" w:history="1">
             <w:r>
               <w:rPr>
                 <w:rStyle w:val="Hipervnculo"/>
@@ -1996,7 +1996,7 @@
                 <w:noProof/>
                 <w:webHidden/>
               </w:rPr>
-              <w:instrText xml:space="preserve"> PAGEREF _Toc236139249 \h </w:instrText>
+              <w:instrText xml:space="preserve"> PAGEREF _Toc237970534 \h </w:instrText>
             </w:r>
             <w:r>
               <w:rPr>
@@ -2016,7 +2016,7 @@
                 <w:noProof/>
                 <w:webHidden/>
               </w:rPr>
-              <w:t>31</w:t>
+              <w:t>32</w:t>
             </w:r>
             <w:r>
               <w:rPr>
@@ -2041,7 +2041,7 @@
               <w:lang w:eastAsia="es-CO"/>
             </w:rPr>
           </w:pPr>
-          <w:hyperlink w:anchor="_Toc236139250" w:history="1">
+          <w:hyperlink w:anchor="_Toc237970535" w:history="1">
             <w:r>
               <w:rPr>
                 <w:rStyle w:val="Hipervnculo"/>
@@ -2068,7 +2068,7 @@
                 <w:noProof/>
                 <w:webHidden/>
               </w:rPr>
-              <w:instrText xml:space="preserve"> PAGEREF _Toc236139250 \h </w:instrText>
+              <w:instrText xml:space="preserve"> PAGEREF _Toc237970535 \h </w:instrText>
             </w:r>
             <w:r>
               <w:rPr>
@@ -2113,7 +2113,7 @@
               <w:lang w:eastAsia="es-CO"/>
             </w:rPr>
           </w:pPr>
-          <w:hyperlink w:anchor="_Toc236139251" w:history="1">
+          <w:hyperlink w:anchor="_Toc237970536" w:history="1">
             <w:r>
               <w:rPr>
                 <w:rStyle w:val="Hipervnculo"/>
@@ -2140,7 +2140,7 @@
                 <w:noProof/>
                 <w:webHidden/>
               </w:rPr>
-              <w:instrText xml:space="preserve"> PAGEREF _Toc236139251 \h </w:instrText>
+              <w:instrText xml:space="preserve"> PAGEREF _Toc237970536 \h </w:instrText>
             </w:r>
             <w:r>
               <w:rPr>
@@ -2185,7 +2185,7 @@
               <w:lang w:eastAsia="es-CO"/>
             </w:rPr>
           </w:pPr>
-          <w:hyperlink w:anchor="_Toc236139252" w:history="1">
+          <w:hyperlink w:anchor="_Toc237970537" w:history="1">
             <w:r>
               <w:rPr>
                 <w:rStyle w:val="Hipervnculo"/>
@@ -2212,7 +2212,7 @@
                 <w:noProof/>
                 <w:webHidden/>
               </w:rPr>
-              <w:instrText xml:space="preserve"> PAGEREF _Toc236139252 \h </w:instrText>
+              <w:instrText xml:space="preserve"> PAGEREF _Toc237970537 \h </w:instrText>
             </w:r>
             <w:r>
               <w:rPr>
@@ -2257,7 +2257,7 @@
               <w:lang w:eastAsia="es-CO"/>
             </w:rPr>
           </w:pPr>
-          <w:hyperlink w:anchor="_Toc236139253" w:history="1">
+          <w:hyperlink w:anchor="_Toc237970538" w:history="1">
             <w:r>
               <w:rPr>
                 <w:rStyle w:val="Hipervnculo"/>
@@ -2284,7 +2284,7 @@
                 <w:noProof/>
                 <w:webHidden/>
               </w:rPr>
-              <w:instrText xml:space="preserve"> PAGEREF _Toc236139253 \h </w:instrText>
+              <w:instrText xml:space="preserve"> PAGEREF _Toc237970538 \h </w:instrText>
             </w:r>
             <w:r>
               <w:rPr>
@@ -2329,7 +2329,7 @@
               <w:lang w:eastAsia="es-CO"/>
             </w:rPr>
           </w:pPr>
-          <w:hyperlink w:anchor="_Toc236139254" w:history="1">
+          <w:hyperlink w:anchor="_Toc237970539" w:history="1">
             <w:r>
               <w:rPr>
                 <w:rStyle w:val="Hipervnculo"/>
@@ -2356,7 +2356,7 @@
                 <w:noProof/>
                 <w:webHidden/>
               </w:rPr>
-              <w:instrText xml:space="preserve"> PAGEREF _Toc236139254 \h </w:instrText>
+              <w:instrText xml:space="preserve"> PAGEREF _Toc237970539 \h </w:instrText>
             </w:r>
             <w:r>
               <w:rPr>
@@ -2401,7 +2401,7 @@
               <w:lang w:eastAsia="es-CO"/>
             </w:rPr>
           </w:pPr>
-          <w:hyperlink w:anchor="_Toc236139255" w:history="1">
+          <w:hyperlink w:anchor="_Toc237970540" w:history="1">
             <w:r>
               <w:rPr>
                 <w:rStyle w:val="Hipervnculo"/>
@@ -2428,7 +2428,7 @@
                 <w:noProof/>
                 <w:webHidden/>
               </w:rPr>
-              <w:instrText xml:space="preserve"> PAGEREF _Toc236139255 \h </w:instrText>
+              <w:instrText xml:space="preserve"> PAGEREF _Toc237970540 \h </w:instrText>
             </w:r>
             <w:r>
               <w:rPr>
@@ -2473,7 +2473,7 @@
               <w:lang w:eastAsia="es-CO"/>
             </w:rPr>
           </w:pPr>
-          <w:hyperlink w:anchor="_Toc236139256" w:history="1">
+          <w:hyperlink w:anchor="_Toc237970541" w:history="1">
             <w:r>
               <w:rPr>
                 <w:rStyle w:val="Hipervnculo"/>
@@ -2500,7 +2500,7 @@
                 <w:noProof/>
                 <w:webHidden/>
               </w:rPr>
-              <w:instrText xml:space="preserve"> PAGEREF _Toc236139256 \h </w:instrText>
+              <w:instrText xml:space="preserve"> PAGEREF _Toc237970541 \h </w:instrText>
             </w:r>
             <w:r>
               <w:rPr>
@@ -2545,7 +2545,7 @@
               <w:lang w:eastAsia="es-CO"/>
             </w:rPr>
           </w:pPr>
-          <w:hyperlink w:anchor="_Toc236139257" w:history="1">
+          <w:hyperlink w:anchor="_Toc237970542" w:history="1">
             <w:r>
               <w:rPr>
                 <w:rStyle w:val="Hipervnculo"/>
@@ -2572,7 +2572,7 @@
                 <w:noProof/>
                 <w:webHidden/>
               </w:rPr>
-              <w:instrText xml:space="preserve"> PAGEREF _Toc236139257 \h </w:instrText>
+              <w:instrText xml:space="preserve"> PAGEREF _Toc237970542 \h </w:instrText>
             </w:r>
             <w:r>
               <w:rPr>
@@ -2617,7 +2617,7 @@
               <w:lang w:eastAsia="es-CO"/>
             </w:rPr>
           </w:pPr>
-          <w:hyperlink w:anchor="_Toc236139258" w:history="1">
+          <w:hyperlink w:anchor="_Toc237970543" w:history="1">
             <w:r>
               <w:rPr>
                 <w:rStyle w:val="Hipervnculo"/>
@@ -2644,7 +2644,7 @@
                 <w:noProof/>
                 <w:webHidden/>
               </w:rPr>
-              <w:instrText xml:space="preserve"> PAGEREF _Toc236139258 \h </w:instrText>
+              <w:instrText xml:space="preserve"> PAGEREF _Toc237970543 \h </w:instrText>
             </w:r>
             <w:r>
               <w:rPr>
@@ -2689,7 +2689,7 @@
               <w:lang w:eastAsia="es-CO"/>
             </w:rPr>
           </w:pPr>
-          <w:hyperlink w:anchor="_Toc236139259" w:history="1">
+          <w:hyperlink w:anchor="_Toc237970544" w:history="1">
             <w:r>
               <w:rPr>
                 <w:rStyle w:val="Hipervnculo"/>
@@ -2716,7 +2716,7 @@
                 <w:noProof/>
                 <w:webHidden/>
               </w:rPr>
-              <w:instrText xml:space="preserve"> PAGEREF _Toc236139259 \h </w:instrText>
+              <w:instrText xml:space="preserve"> PAGEREF _Toc237970544 \h </w:instrText>
             </w:r>
             <w:r>
               <w:rPr>
@@ -2764,7 +2764,7 @@
       <w:pPr>
         <w:pStyle w:val="Titulosgenerales"/>
       </w:pPr>
-      <w:bookmarkStart w:id="0" w:name="_Toc236139230"/>
+      <w:bookmarkStart w:id="0" w:name="_Toc237970515"/>
       <w:r>
         <w:lastRenderedPageBreak/>
         <w:t>Introducción</w:t>
@@ -2808,7 +2808,7 @@
       <w:pPr>
         <w:pStyle w:val="Ttulo1"/>
       </w:pPr>
-      <w:bookmarkStart w:id="1" w:name="_Toc236139231"/>
+      <w:bookmarkStart w:id="1" w:name="_Toc237970516"/>
       <w:r>
         <w:lastRenderedPageBreak/>
         <w:t>Estrategias de venta y exhibición</w:t>
@@ -2824,7 +2824,7 @@
       <w:pPr>
         <w:pStyle w:val="Ttulo2"/>
       </w:pPr>
-      <w:bookmarkStart w:id="2" w:name="_Toc236139232"/>
+      <w:bookmarkStart w:id="2" w:name="_Toc237970517"/>
       <w:r>
         <w:t>Concepto de estrategias de exhibición</w:t>
       </w:r>
@@ -2962,7 +2962,7 @@
       <w:pPr>
         <w:pStyle w:val="Ttulo2"/>
       </w:pPr>
-      <w:bookmarkStart w:id="3" w:name="_Toc236139233"/>
+      <w:bookmarkStart w:id="3" w:name="_Toc237970518"/>
       <w:r>
         <w:t>Promoción visual de productos y marcas</w:t>
       </w:r>
@@ -3000,6 +3000,9 @@
       </w:r>
     </w:p>
     <w:p>
+      <w:pPr>
+        <w:ind w:left="1416" w:firstLine="1"/>
+      </w:pPr>
       <w:r>
         <w:t>Piezas gráficas impresas o digitales que comunican promociones, lanzamientos o campañas mediante imágenes y textos atractivos, con el propósito de captar la atención e informar al consumidor.</w:t>
       </w:r>
@@ -3029,6 +3032,9 @@
       </w:r>
     </w:p>
     <w:p>
+      <w:pPr>
+        <w:ind w:left="1416" w:firstLine="1"/>
+      </w:pPr>
       <w:r>
         <w:t>Estructuras de gran formato ubicadas en espacios estratégicos que difunden mensajes comerciales para aumentar la visibilidad de productos, servicios o marcas y fortalecer su posicionamiento.</w:t>
       </w:r>
@@ -3058,6 +3064,9 @@
       </w:r>
     </w:p>
     <w:p>
+      <w:pPr>
+        <w:ind w:left="1416" w:firstLine="1"/>
+      </w:pPr>
       <w:r>
         <w:t>Dispositivos electrónicos que proyectan contenidos dinámicos, como imágenes, videos y animaciones, para comunicar promociones, generar impacto visual y atraer la atención del público.</w:t>
       </w:r>
@@ -3087,6 +3096,9 @@
       </w:r>
     </w:p>
     <w:p>
+      <w:pPr>
+        <w:ind w:left="1416" w:firstLine="1"/>
+      </w:pPr>
       <w:r>
         <w:t>Conjunto de elementos publicitarios ubicados en el punto de venta que destacan productos, refuerzan la identidad de la marca e incentivan la decisión de compra del consumidor.</w:t>
       </w:r>
@@ -3117,6 +3129,9 @@
       </w:r>
     </w:p>
     <w:p>
+      <w:pPr>
+        <w:ind w:left="1416" w:firstLine="1"/>
+      </w:pPr>
       <w:r>
         <w:t>Espacios de exhibición diseñados alrededor de un concepto, temporada o campaña, que integran productos y elementos visuales para comunicar un mensaje atractivo y fortalecer la experiencia del cliente.</w:t>
       </w:r>
@@ -3146,6 +3161,9 @@
       </w:r>
     </w:p>
     <w:p>
+      <w:pPr>
+        <w:ind w:left="1416" w:firstLine="1"/>
+      </w:pPr>
       <w:r>
         <w:t>Sistema de elementos gráficos e informativos que orienta al consumidor dentro del punto de venta, facilita la ubicación de productos y mejora la experiencia de compra.</w:t>
       </w:r>
@@ -3159,7 +3177,7 @@
       <w:pPr>
         <w:pStyle w:val="Ttulo2"/>
       </w:pPr>
-      <w:bookmarkStart w:id="4" w:name="_Toc236139234"/>
+      <w:bookmarkStart w:id="4" w:name="_Toc237970519"/>
       <w:r>
         <w:t xml:space="preserve">Relación entre </w:t>
       </w:r>
@@ -3364,7 +3382,7 @@
           <w:noProof/>
         </w:rPr>
         <w:drawing>
-          <wp:inline distT="0" distB="0" distL="0" distR="0" wp14:anchorId="3BBCE410" wp14:editId="520E75E0">
+          <wp:inline distT="0" distB="0" distL="0" distR="0" wp14:anchorId="3BBCE410" wp14:editId="1337A99B">
             <wp:extent cx="4679792" cy="2632383"/>
             <wp:effectExtent l="0" t="0" r="6985" b="0"/>
             <wp:docPr id="1" name="Imagen 1">
@@ -3697,7 +3715,7 @@
       <w:pPr>
         <w:pStyle w:val="Ttulo1"/>
       </w:pPr>
-      <w:bookmarkStart w:id="5" w:name="_Toc236139235"/>
+      <w:bookmarkStart w:id="5" w:name="_Toc237970520"/>
       <w:r>
         <w:lastRenderedPageBreak/>
         <w:t>Elementos informativos de exhibición</w:t>
@@ -3713,7 +3731,7 @@
       <w:pPr>
         <w:pStyle w:val="Ttulo2"/>
       </w:pPr>
-      <w:bookmarkStart w:id="6" w:name="_Toc236139236"/>
+      <w:bookmarkStart w:id="6" w:name="_Toc237970521"/>
       <w:r>
         <w:t>Tipos de elementos informativos</w:t>
       </w:r>
@@ -3853,7 +3871,7 @@
       <w:pPr>
         <w:pStyle w:val="Ttulo2"/>
       </w:pPr>
-      <w:bookmarkStart w:id="7" w:name="_Toc236139237"/>
+      <w:bookmarkStart w:id="7" w:name="_Toc237970522"/>
       <w:r>
         <w:t>Material publicitario para exhibición</w:t>
       </w:r>
@@ -3976,7 +3994,7 @@
       <w:pPr>
         <w:pStyle w:val="Ttulo2"/>
       </w:pPr>
-      <w:bookmarkStart w:id="8" w:name="_Toc236139238"/>
+      <w:bookmarkStart w:id="8" w:name="_Toc237970523"/>
       <w:r>
         <w:t>Aplicación de elementos visuales en vitrinas</w:t>
       </w:r>
@@ -4013,6 +4031,9 @@
       </w:r>
     </w:p>
     <w:p>
+      <w:pPr>
+        <w:ind w:left="1416" w:firstLine="1"/>
+      </w:pPr>
       <w:r>
         <w:t>Sistema de iluminación diseñado para resaltar productos, crear ambientes atractivos, dirigir la atención del consumidor y mejorar la percepción visual de la vitrina y sus elementos.</w:t>
       </w:r>
@@ -4038,6 +4059,9 @@
       </w:r>
     </w:p>
     <w:p>
+      <w:pPr>
+        <w:ind w:left="1416" w:firstLine="1"/>
+      </w:pPr>
       <w:r>
         <w:t>Conjunto de colores que representan la identidad visual de una marca, fortaleciendo su reconocimiento, diferenciación y coherencia en la comunicación gráfica y comercial de la vitrina.</w:t>
       </w:r>
@@ -4062,6 +4086,9 @@
       </w:r>
     </w:p>
     <w:p>
+      <w:pPr>
+        <w:ind w:left="1416" w:firstLine="1"/>
+      </w:pPr>
       <w:r>
         <w:t>Elementos gráficos que orientan, informan o destacan áreas, productos y promociones mediante símbolos, colores y textos, facilitando la comprensión y el recorrido visual del consumidor.</w:t>
       </w:r>
@@ -4093,6 +4120,9 @@
       </w:r>
     </w:p>
     <w:p>
+      <w:pPr>
+        <w:ind w:left="1416" w:firstLine="1"/>
+      </w:pPr>
       <w:r>
         <w:t>Objetos ornamentales utilizados para complementar la composición visual de la vitrina, reforzar la temática de exhibición y generar ambientes acordes con la identidad de la marca.</w:t>
       </w:r>
@@ -4117,6 +4147,9 @@
       </w:r>
     </w:p>
     <w:p>
+      <w:pPr>
+        <w:ind w:left="1416" w:firstLine="1"/>
+      </w:pPr>
       <w:r>
         <w:t>Recursos utilizados para presentar productos de forma organizada y atractiva, permitiendo visualizar su uso, resaltar sus características y mejorar el impacto visual de la exhibición.</w:t>
       </w:r>
@@ -4141,6 +4174,9 @@
       </w:r>
     </w:p>
     <w:p>
+      <w:pPr>
+        <w:ind w:left="1416" w:firstLine="1"/>
+      </w:pPr>
       <w:r>
         <w:t>Elementos visuales, como imágenes, ilustraciones, textos y símbolos, diseñados para comunicar campañas, promociones o mensajes comerciales que fortalecen la comunicación y el atractivo de la vitrina.</w:t>
       </w:r>
@@ -4191,7 +4227,7 @@
       <w:pPr>
         <w:pStyle w:val="Ttulo1"/>
       </w:pPr>
-      <w:bookmarkStart w:id="9" w:name="_Toc236139239"/>
+      <w:bookmarkStart w:id="9" w:name="_Toc237970524"/>
       <w:r>
         <w:lastRenderedPageBreak/>
         <w:t xml:space="preserve">Servicios logísticos para </w:t>
@@ -4225,7 +4261,7 @@
       <w:pPr>
         <w:pStyle w:val="Ttulo2"/>
       </w:pPr>
-      <w:bookmarkStart w:id="10" w:name="_Toc236139240"/>
+      <w:bookmarkStart w:id="10" w:name="_Toc237970525"/>
       <w:r>
         <w:t>Servicios logísticos internos</w:t>
       </w:r>
@@ -4395,7 +4431,7 @@
       <w:pPr>
         <w:pStyle w:val="Ttulo2"/>
       </w:pPr>
-      <w:bookmarkStart w:id="11" w:name="_Toc236139241"/>
+      <w:bookmarkStart w:id="11" w:name="_Toc237970526"/>
       <w:r>
         <w:t>Servicios logísticos externos</w:t>
       </w:r>
@@ -4570,7 +4606,7 @@
       <w:pPr>
         <w:pStyle w:val="Ttulo2"/>
       </w:pPr>
-      <w:bookmarkStart w:id="12" w:name="_Toc236139242"/>
+      <w:bookmarkStart w:id="12" w:name="_Toc237970527"/>
       <w:r>
         <w:t>Apoyo logístico en montaje y exhibición comercial</w:t>
       </w:r>
@@ -4705,7 +4741,7 @@
       <w:pPr>
         <w:pStyle w:val="Ttulo1"/>
       </w:pPr>
-      <w:bookmarkStart w:id="13" w:name="_Toc236139243"/>
+      <w:bookmarkStart w:id="13" w:name="_Toc237970528"/>
       <w:r>
         <w:lastRenderedPageBreak/>
         <w:t>Tipos de exhibición comercial</w:t>
@@ -4726,7 +4762,7 @@
       <w:pPr>
         <w:pStyle w:val="Ttulo2"/>
       </w:pPr>
-      <w:bookmarkStart w:id="14" w:name="_Toc236139244"/>
+      <w:bookmarkStart w:id="14" w:name="_Toc237970529"/>
       <w:r>
         <w:t>Exhibición horizontal y vertical</w:t>
       </w:r>
@@ -5198,7 +5234,7 @@
       <w:pPr>
         <w:pStyle w:val="Ttulo2"/>
       </w:pPr>
-      <w:bookmarkStart w:id="15" w:name="_Toc236139245"/>
+      <w:bookmarkStart w:id="15" w:name="_Toc237970530"/>
       <w:r>
         <w:t>Exhibición abierta y cerrada</w:t>
       </w:r>
@@ -5358,7 +5394,7 @@
       <w:pPr>
         <w:pStyle w:val="Ttulo2"/>
       </w:pPr>
-      <w:bookmarkStart w:id="16" w:name="_Toc236139246"/>
+      <w:bookmarkStart w:id="16" w:name="_Toc237970531"/>
       <w:r>
         <w:t>Exhibiciones promocionales y temáticas</w:t>
       </w:r>
@@ -5401,6 +5437,9 @@
       </w:r>
     </w:p>
     <w:p>
+      <w:pPr>
+        <w:ind w:left="1416" w:firstLine="1"/>
+      </w:pPr>
       <w:r>
         <w:t>Resalta productos, lanzamientos o promociones mediante recursos visuales que incrementan su visibilidad, atraen la atención del consumidor y favorecen el cumplimiento de los objetivos comerciales.</w:t>
       </w:r>
@@ -5409,7 +5448,6 @@
         <w:t xml:space="preserve"> </w:t>
       </w:r>
     </w:p>
-    <w:p/>
     <w:p>
       <w:pPr>
         <w:pStyle w:val="Prrafodelista"/>
@@ -5431,6 +5469,9 @@
       </w:r>
     </w:p>
     <w:p>
+      <w:pPr>
+        <w:ind w:left="1416" w:firstLine="1"/>
+      </w:pPr>
       <w:r>
         <w:t xml:space="preserve">Refuerza campañas comerciales y temporadas especiales mediante elementos gráficos y exhibiciones temáticas que comunican mensajes coherentes con las estrategias de mercadeo de la organización. </w:t>
       </w:r>
@@ -5456,6 +5497,9 @@
       </w:r>
     </w:p>
     <w:p>
+      <w:pPr>
+        <w:ind w:left="1416" w:firstLine="1"/>
+      </w:pPr>
       <w:r>
         <w:t>Capta la atención del consumidor mediante la combinación de colores, iluminación, formas y recursos gráficos que generan una impresión atractiva y favorecen el interés por los productos.</w:t>
       </w:r>
@@ -5491,6 +5535,9 @@
       </w:r>
     </w:p>
     <w:p>
+      <w:pPr>
+        <w:ind w:left="1416" w:firstLine="1"/>
+      </w:pPr>
       <w:r>
         <w:t>Contribuye a crear un ambiente organizado, atractivo y funcional que facilita el recorrido del consumidor y mejora su interacción con los productos y la marca.</w:t>
       </w:r>
@@ -5519,6 +5566,9 @@
       </w:r>
     </w:p>
     <w:p>
+      <w:pPr>
+        <w:ind w:left="1416" w:firstLine="1"/>
+      </w:pPr>
       <w:r>
         <w:t>Fortalece el reconocimiento y la recordación de la marca mediante una exhibición coherente con su identidad visual, diferenciándola de la competencia y reforzando su presencia comercial.</w:t>
       </w:r>
@@ -5535,7 +5585,7 @@
       <w:pPr>
         <w:pStyle w:val="Ttulo1"/>
       </w:pPr>
-      <w:bookmarkStart w:id="17" w:name="_Toc236139247"/>
+      <w:bookmarkStart w:id="17" w:name="_Toc237970532"/>
       <w:r>
         <w:lastRenderedPageBreak/>
         <w:t>Sitios de exhibición para productos manufacturados</w:t>
@@ -5551,7 +5601,7 @@
       <w:pPr>
         <w:pStyle w:val="Ttulo2"/>
       </w:pPr>
-      <w:bookmarkStart w:id="18" w:name="_Toc236139248"/>
+      <w:bookmarkStart w:id="18" w:name="_Toc237970533"/>
       <w:r>
         <w:t>Vitrinas comerciales</w:t>
       </w:r>
@@ -5589,6 +5639,9 @@
       </w:r>
     </w:p>
     <w:p>
+      <w:pPr>
+        <w:ind w:left="1416" w:firstLine="1"/>
+      </w:pPr>
       <w:r>
         <w:t>Capta el interés del consumidor mediante elementos visuales que generan impacto, despiertan la curiosidad e invitan a observar la exhibición con mayor atención.</w:t>
       </w:r>
@@ -5620,6 +5673,9 @@
       </w:r>
     </w:p>
     <w:p>
+      <w:pPr>
+        <w:ind w:left="1416" w:firstLine="1"/>
+      </w:pPr>
       <w:r>
         <w:t>Comunica promociones, novedades y productos estratégicos mediante recursos visuales que incrementan su visibilidad y favorecen el cumplimiento de los objetivos de venta.</w:t>
       </w:r>
@@ -5649,6 +5705,9 @@
       </w:r>
     </w:p>
     <w:p>
+      <w:pPr>
+        <w:ind w:left="1416" w:firstLine="1"/>
+      </w:pPr>
       <w:r>
         <w:t>Refuerza el reconocimiento de la marca mediante el uso coherente de colores, formas, elementos gráficos y otros recursos que reflejan su imagen corporativa.</w:t>
       </w:r>
@@ -5678,6 +5737,9 @@
       </w:r>
     </w:p>
     <w:p>
+      <w:pPr>
+        <w:ind w:left="1416" w:firstLine="1"/>
+      </w:pPr>
       <w:r>
         <w:t>Transmite información clara sobre productos, beneficios, promociones o campañas, facilitando la comprensión de la oferta y orientando al consumidor durante la compra.</w:t>
       </w:r>
@@ -5707,6 +5769,9 @@
       </w:r>
     </w:p>
     <w:p>
+      <w:pPr>
+        <w:ind w:left="1416" w:firstLine="1"/>
+      </w:pPr>
       <w:r>
         <w:t>Influye positivamente en la elección del consumidor mediante una presentación atractiva y organizada que resalta el valor de los productos exhibidos.</w:t>
       </w:r>
@@ -5720,19 +5785,16 @@
       <w:pPr>
         <w:pStyle w:val="Ttulo2"/>
       </w:pPr>
-      <w:bookmarkStart w:id="19" w:name="_Toc236139249"/>
-      <w:r>
+      <w:bookmarkStart w:id="19" w:name="_Toc237970534"/>
+      <w:r>
+        <w:lastRenderedPageBreak/>
         <w:t>Puntos de exhibición en almacenes</w:t>
       </w:r>
       <w:bookmarkEnd w:id="19"/>
     </w:p>
     <w:p>
       <w:r>
-        <w:t xml:space="preserve">Los puntos de exhibición en almacenes corresponden a espacios estratégicos ubicados dentro del establecimiento comercial para destacar productos específicos y </w:t>
-      </w:r>
-      <w:r>
-        <w:lastRenderedPageBreak/>
-        <w:t>facilitar la interacción del consumidor con la mercancía. Estos espacios permiten fortalecer campañas promocionales y aumentar la visibilidad de artículos dentro del recorrido comercial.</w:t>
+        <w:t>Los puntos de exhibición en almacenes corresponden a espacios estratégicos ubicados dentro del establecimiento comercial para destacar productos específicos y facilitar la interacción del consumidor con la mercancía. Estos espacios permiten fortalecer campañas promocionales y aumentar la visibilidad de artículos dentro del recorrido comercial.</w:t>
       </w:r>
     </w:p>
     <w:p>
@@ -5843,6 +5905,7 @@
           <w:b/>
           <w:bCs/>
         </w:rPr>
+        <w:lastRenderedPageBreak/>
         <w:t>Zonas de impulso</w:t>
       </w:r>
       <w:r>
@@ -5868,7 +5931,6 @@
           <w:b/>
           <w:bCs/>
         </w:rPr>
-        <w:lastRenderedPageBreak/>
         <w:t>Puntos promocionales temporales</w:t>
       </w:r>
       <w:r>
@@ -5915,7 +5977,7 @@
       <w:pPr>
         <w:pStyle w:val="Ttulo2"/>
       </w:pPr>
-      <w:bookmarkStart w:id="20" w:name="_Toc236139250"/>
+      <w:bookmarkStart w:id="20" w:name="_Toc237970535"/>
       <w:r>
         <w:t>Espacios estratégicos de exhibición</w:t>
       </w:r>
@@ -5928,12 +5990,15 @@
     </w:p>
     <w:p>
       <w:r>
-        <w:t>La ubicación estratégica de productos permite captar la atención del consumidor y fortalecer las decisiones de compra mediante recursos visuales y promocionales organizados de manera funcional. Las empresas utilizan análisis de circulación y comportamiento del consumidor para optimizar la distribución de productos dentro del establecimiento.</w:t>
-      </w:r>
-    </w:p>
-    <w:p>
+        <w:t xml:space="preserve">La ubicación estratégica de productos permite captar la atención del consumidor y fortalecer las decisiones de compra mediante recursos visuales y promocionales organizados de manera funcional. Las empresas utilizan análisis de circulación y </w:t>
+      </w:r>
       <w:r>
         <w:lastRenderedPageBreak/>
+        <w:t>comportamiento del consumidor para optimizar la distribución de productos dentro del establecimiento.</w:t>
+      </w:r>
+    </w:p>
+    <w:p>
+      <w:r>
         <w:t>Entre los principales espacios estratégicos de exhibición se encuentran:</w:t>
       </w:r>
     </w:p>
@@ -5958,6 +6023,9 @@
       </w:r>
     </w:p>
     <w:p>
+      <w:pPr>
+        <w:ind w:left="1416" w:firstLine="1"/>
+      </w:pPr>
       <w:r>
         <w:t>Espacios ubicados en la entrada del establecimiento, destinados a generar una primera impresión positiva, captar la atención del consumidor y comunicar promociones, novedades o campañas comerciales.</w:t>
       </w:r>
@@ -5987,6 +6055,9 @@
       </w:r>
     </w:p>
     <w:p>
+      <w:pPr>
+        <w:ind w:left="1416" w:firstLine="1"/>
+      </w:pPr>
       <w:r>
         <w:t>Áreas con mayor circulación de clientes donde se ubican productos estratégicos para incrementar su visibilidad, estimular el interés y favorecer las oportunidades de compra.</w:t>
       </w:r>
@@ -6015,6 +6086,9 @@
       </w:r>
     </w:p>
     <w:p>
+      <w:pPr>
+        <w:ind w:left="1416" w:firstLine="1"/>
+      </w:pPr>
       <w:r>
         <w:t xml:space="preserve">Espacios ubicados junto a los puntos de pago donde se exhiben productos de compra impulsiva, incentivando adquisiciones adicionales durante el proceso de finalización de la compra. </w:t>
       </w:r>
@@ -6043,6 +6117,9 @@
       </w:r>
     </w:p>
     <w:p>
+      <w:pPr>
+        <w:ind w:left="1416" w:firstLine="1"/>
+      </w:pPr>
       <w:r>
         <w:t>Áreas estratégicamente ubicadas en el centro del establecimiento para destacar promociones, campañas o productos prioritarios, aprovechando su alta visibilidad y acceso desde diferentes recorridos.</w:t>
       </w:r>
@@ -6081,6 +6158,9 @@
       </w:r>
     </w:p>
     <w:p>
+      <w:pPr>
+        <w:ind w:left="1416" w:firstLine="1"/>
+      </w:pPr>
       <w:r>
         <w:t>Corredores que conectan las diferentes secciones del establecimiento, facilitando el desplazamiento de los clientes y favoreciendo la exposición continua de productos y mensajes comerciales.</w:t>
       </w:r>
@@ -6109,6 +6189,9 @@
       </w:r>
     </w:p>
     <w:p>
+      <w:pPr>
+        <w:ind w:left="1416" w:firstLine="1"/>
+      </w:pPr>
       <w:r>
         <w:t>Espacios destinados a exhibir productos de alta rotación, lanzamientos o referencias estratégicas, incrementando su visibilidad y fortaleciendo su posicionamiento dentro del punto de venta.</w:t>
       </w:r>
@@ -6231,10 +6314,7 @@
               <w:t>Mujer</w:t>
             </w:r>
             <w:r>
-              <w:t>: h</w:t>
-            </w:r>
-            <w:r>
-              <w:t>ay tiendas que invitan a quedarse. Da gusto recorrerlas, encontrar lo que buscamos y volver una y otra vez.</w:t>
+              <w:t>: hay tiendas que invitan a quedarse. Da gusto recorrerlas, encontrar lo que buscamos y volver una y otra vez.</w:t>
             </w:r>
           </w:p>
           <w:p>
@@ -6246,10 +6326,7 @@
               <w:t>Hombre</w:t>
             </w:r>
             <w:r>
-              <w:t>: l</w:t>
-            </w:r>
-            <w:r>
-              <w:t>a respuesta puede estar en esos primeros segundos, cuando empezamos a recorrer el negocio con la mirada.</w:t>
+              <w:t>: la respuesta puede estar en esos primeros segundos, cuando empezamos a recorrer el negocio con la mirada.</w:t>
             </w:r>
           </w:p>
           <w:p>
@@ -6263,12 +6340,7 @@
             </w:r>
             <w:r>
               <w:tab/>
-            </w:r>
-            <w:r>
-              <w:t>: e</w:t>
-            </w:r>
-            <w:r>
-              <w:t>so es la percepción visual: la forma como interpretamos todo lo que vemos y cómo esa información termina influyendo en nuestras decisiones.</w:t>
+              <w:t>: eso es la percepción visual: la forma como interpretamos todo lo que vemos y cómo esa información termina influyendo en nuestras decisiones.</w:t>
             </w:r>
           </w:p>
           <w:p>
@@ -6280,10 +6352,7 @@
               <w:t>Hombre</w:t>
             </w:r>
             <w:r>
-              <w:t>: n</w:t>
-            </w:r>
-            <w:r>
-              <w:t>ada está ubicado por casualidad. Cada detalle ayuda a orientar la mirada y a hacer más fácil el recorrido.</w:t>
+              <w:t>: nada está ubicado por casualidad. Cada detalle ayuda a orientar la mirada y a hacer más fácil el recorrido.</w:t>
             </w:r>
           </w:p>
           <w:p>
@@ -6296,12 +6365,7 @@
             </w:r>
             <w:r>
               <w:tab/>
-            </w:r>
-            <w:r>
-              <w:t>: a</w:t>
-            </w:r>
-            <w:r>
-              <w:t xml:space="preserve"> veces ni siquiera somos conscientes. Seguimos un pasillo, nos detenemos frente a una promoción o miramos una vitrina... casi sin pensarlo.</w:t>
+              <w:t>: a veces ni siquiera somos conscientes. Seguimos un pasillo, nos detenemos frente a una promoción o miramos una vitrina... casi sin pensarlo.</w:t>
             </w:r>
           </w:p>
           <w:p>
@@ -6313,10 +6377,7 @@
               <w:t>Hombre</w:t>
             </w:r>
             <w:r>
-              <w:t>: p</w:t>
-            </w:r>
-            <w:r>
-              <w:t>uede ser un color, una luz, un aviso o la forma de presentar los productos.</w:t>
+              <w:t>: puede ser un color, una luz, un aviso o la forma de presentar los productos.</w:t>
             </w:r>
           </w:p>
           <w:p>
@@ -6329,12 +6390,7 @@
             </w:r>
             <w:r>
               <w:tab/>
-            </w:r>
-            <w:r>
-              <w:t>: l</w:t>
-            </w:r>
-            <w:r>
-              <w:t>os colores, por ejemplo, no solo decoran. También transmiten sensaciones. Algunos generan tranquilidad, otros despiertan energía y otros pueden lograr que una promoción sea más atractiva.</w:t>
+              <w:t>: los colores, por ejemplo, no solo decoran. También transmiten sensaciones. Algunos generan tranquilidad, otros despiertan energía y otros pueden lograr que una promoción sea más atractiva.</w:t>
             </w:r>
           </w:p>
           <w:p>
@@ -6346,10 +6402,7 @@
               <w:t>Hombre</w:t>
             </w:r>
             <w:r>
-              <w:t>: l</w:t>
-            </w:r>
-            <w:r>
-              <w:t xml:space="preserve">a iluminación cambia por completo lo que vemos primero. Un producto bien iluminado siempre tiene más posibilidades de llamar la atención. </w:t>
+              <w:t xml:space="preserve">: la iluminación cambia por completo lo que vemos primero. Un producto bien iluminado siempre tiene más posibilidades de llamar la atención. </w:t>
             </w:r>
           </w:p>
           <w:p>
@@ -6362,12 +6415,7 @@
             </w:r>
             <w:r>
               <w:tab/>
-            </w:r>
-            <w:r>
-              <w:t>: l</w:t>
-            </w:r>
-            <w:r>
-              <w:t>a forma de organizar el negocio también hace la diferencia. Encontrar los productos con facilidad vuelve mucho más agradable el recorrido.</w:t>
+              <w:t>: la forma de organizar el negocio también hace la diferencia. Encontrar los productos con facilidad vuelve mucho más agradable el recorrido.</w:t>
             </w:r>
           </w:p>
           <w:p>
@@ -6379,10 +6427,7 @@
               <w:t>Hombre</w:t>
             </w:r>
             <w:r>
-              <w:t>: e</w:t>
-            </w:r>
-            <w:r>
-              <w:t>so explica por qué muchos establecimientos ubican promociones, novedades o productos de temporada en lugares donde es imposible no verlos.</w:t>
+              <w:t>: eso explica por qué muchos establecimientos ubican promociones, novedades o productos de temporada en lugares donde es imposible no verlos.</w:t>
             </w:r>
           </w:p>
           <w:p>
@@ -6396,12 +6441,7 @@
             </w:r>
             <w:r>
               <w:tab/>
-            </w:r>
-            <w:r>
-              <w:t>: l</w:t>
-            </w:r>
-            <w:r>
-              <w:t>as vitrinas siguen siendo una de las herramientas más efectivas. En pocos segundos pueden despertar la curiosidad suficiente para que alguien decida entrar.</w:t>
+              <w:t>: las vitrinas siguen siendo una de las herramientas más efectivas. En pocos segundos pueden despertar la curiosidad suficiente para que alguien decida entrar.</w:t>
             </w:r>
           </w:p>
           <w:p>
@@ -6413,10 +6453,7 @@
               <w:t>Hombre</w:t>
             </w:r>
             <w:r>
-              <w:t>: h</w:t>
-            </w:r>
-            <w:r>
-              <w:t>oy también aparecen pantallas digitales, avisos interactivos y otros recursos que hacen mucho más dinámicos los puntos de venta.</w:t>
+              <w:t>: hoy también aparecen pantallas digitales, avisos interactivos y otros recursos que hacen mucho más dinámicos los puntos de venta.</w:t>
             </w:r>
           </w:p>
           <w:p>
@@ -6428,10 +6465,7 @@
               <w:t>Hombre</w:t>
             </w:r>
             <w:r>
-              <w:t>: e</w:t>
-            </w:r>
-            <w:r>
-              <w:t>l resultado es un cliente que se siente cómodo, encuentra lo que necesita y recuerda el lugar cuando quiere volver.</w:t>
+              <w:t>: el resultado es un cliente que se siente cómodo, encuentra lo que necesita y recuerda el lugar cuando quiere volver.</w:t>
             </w:r>
           </w:p>
           <w:p>
@@ -6444,12 +6478,7 @@
             </w:r>
             <w:r>
               <w:tab/>
-            </w:r>
-            <w:r>
-              <w:t>: l</w:t>
-            </w:r>
-            <w:r>
-              <w:t>as empresas observan cómo se comportan las personas dentro de sus establecimientos porque cada recorrido deja información útil para seguir mejorando la experiencia de compra.</w:t>
+              <w:t>: las empresas observan cómo se comportan las personas dentro de sus establecimientos porque cada recorrido deja información útil para seguir mejorando la experiencia de compra.</w:t>
             </w:r>
           </w:p>
           <w:p>
@@ -6461,10 +6490,7 @@
               <w:t>Hombre</w:t>
             </w:r>
             <w:r>
-              <w:t>: m</w:t>
-            </w:r>
-            <w:r>
-              <w:t>ientras el cliente recorre el negocio, todo ese trabajo influye en muchas de sus decisiones de compra.</w:t>
+              <w:t>: mientras el cliente recorre el negocio, todo ese trabajo influye en muchas de sus decisiones de compra.</w:t>
             </w:r>
           </w:p>
         </w:tc>
@@ -6484,7 +6510,7 @@
       <w:pPr>
         <w:pStyle w:val="Ttulo1"/>
       </w:pPr>
-      <w:bookmarkStart w:id="21" w:name="_Toc236139251"/>
+      <w:bookmarkStart w:id="21" w:name="_Toc237970536"/>
       <w:r>
         <w:lastRenderedPageBreak/>
         <w:t>Comunicación y mercadeo visual</w:t>
@@ -6500,7 +6526,7 @@
       <w:pPr>
         <w:pStyle w:val="Ttulo2"/>
       </w:pPr>
-      <w:bookmarkStart w:id="22" w:name="_Toc236139252"/>
+      <w:bookmarkStart w:id="22" w:name="_Toc237970537"/>
       <w:r>
         <w:t xml:space="preserve">Estrategias </w:t>
       </w:r>
@@ -6548,11 +6574,17 @@
       </w:r>
     </w:p>
     <w:p>
+      <w:pPr>
+        <w:ind w:left="1416" w:firstLine="1"/>
+      </w:pPr>
       <w:r>
         <w:t>Emplea diferentes tipos de iluminación para resaltar productos, crear ambientes atractivos y dirigir la atención del consumidor hacia áreas estratégicas del punto de venta.</w:t>
       </w:r>
     </w:p>
     <w:p>
+      <w:pPr>
+        <w:ind w:left="1416" w:firstLine="1"/>
+      </w:pPr>
       <w:r>
         <w:rPr>
           <w:b/>
@@ -6590,11 +6622,17 @@
       </w:r>
     </w:p>
     <w:p>
+      <w:pPr>
+        <w:ind w:left="1416" w:firstLine="1"/>
+      </w:pPr>
       <w:r>
         <w:t>Incorpora los colores institucionales de la marca en la exhibición para fortalecer su identidad visual, facilitar el reconocimiento y mantener coherencia en la comunicación comercial.</w:t>
       </w:r>
     </w:p>
     <w:p>
+      <w:pPr>
+        <w:ind w:left="1416" w:firstLine="1"/>
+      </w:pPr>
       <w:r>
         <w:rPr>
           <w:b/>
@@ -6631,11 +6669,17 @@
       </w:r>
     </w:p>
     <w:p>
+      <w:pPr>
+        <w:ind w:left="1416" w:firstLine="1"/>
+      </w:pPr>
       <w:r>
         <w:t>Organiza los productos según criterios comerciales, categorías o niveles de visibilidad para optimizar el recorrido del consumidor y favorecer la compra.</w:t>
       </w:r>
     </w:p>
     <w:p>
+      <w:pPr>
+        <w:ind w:left="1416" w:firstLine="1"/>
+      </w:pPr>
       <w:r>
         <w:rPr>
           <w:b/>
@@ -6672,11 +6716,17 @@
       </w:r>
     </w:p>
     <w:p>
+      <w:pPr>
+        <w:ind w:left="1416" w:firstLine="1"/>
+      </w:pPr>
       <w:r>
         <w:t>Diseña vitrinas basadas en campañas, temporadas o conceptos comerciales que integran productos y elementos decorativos para atraer la atención del público.</w:t>
       </w:r>
     </w:p>
     <w:p>
+      <w:pPr>
+        <w:ind w:left="1416" w:firstLine="1"/>
+      </w:pPr>
       <w:r>
         <w:rPr>
           <w:b/>
@@ -6686,15 +6736,6 @@
       </w:r>
       <w:r>
         <w:t>: una vitrina navideña exhibe regalos, decoración y productos de temporada con ambientación alusiva.</w:t>
-      </w:r>
-    </w:p>
-    <w:p>
-      <w:pPr>
-        <w:spacing w:before="0" w:after="160" w:line="259" w:lineRule="auto"/>
-        <w:ind w:firstLine="0"/>
-      </w:pPr>
-      <w:r>
-        <w:br w:type="page"/>
       </w:r>
     </w:p>
     <w:p>
@@ -6719,11 +6760,17 @@
       </w:r>
     </w:p>
     <w:p>
+      <w:pPr>
+        <w:ind w:left="1416" w:firstLine="1"/>
+      </w:pPr>
       <w:r>
         <w:t>Utiliza elementos gráficos e informativos para orientar al consumidor, identificar categorías, comunicar promociones y facilitar la ubicación de productos dentro del establecimiento.</w:t>
       </w:r>
     </w:p>
     <w:p>
+      <w:pPr>
+        <w:ind w:left="1416" w:firstLine="1"/>
+      </w:pPr>
       <w:r>
         <w:rPr>
           <w:b/>
@@ -6760,11 +6807,17 @@
       </w:r>
     </w:p>
     <w:p>
+      <w:pPr>
+        <w:ind w:left="1416" w:firstLine="1"/>
+      </w:pPr>
       <w:r>
         <w:t>Integra afiches, pendones, carteles y otros recursos gráficos para comunicar campañas, promociones y beneficios, fortaleciendo la visibilidad de productos y marcas.</w:t>
       </w:r>
     </w:p>
     <w:p>
+      <w:pPr>
+        <w:ind w:left="1416" w:firstLine="1"/>
+      </w:pPr>
       <w:r>
         <w:rPr>
           <w:b/>
@@ -6788,7 +6841,7 @@
       <w:pPr>
         <w:pStyle w:val="Ttulo2"/>
       </w:pPr>
-      <w:bookmarkStart w:id="23" w:name="_Toc236139253"/>
+      <w:bookmarkStart w:id="23" w:name="_Toc237970538"/>
       <w:r>
         <w:t>Aplicación de estrategias comercial</w:t>
       </w:r>
@@ -7181,7 +7234,7 @@
       <w:pPr>
         <w:pStyle w:val="Ttulo2"/>
       </w:pPr>
-      <w:bookmarkStart w:id="24" w:name="_Toc236139254"/>
+      <w:bookmarkStart w:id="24" w:name="_Toc237970539"/>
       <w:r>
         <w:t>Impacto en ventas</w:t>
       </w:r>
@@ -7400,12 +7453,7 @@
             </w:r>
             <w:r>
               <w:tab/>
-            </w:r>
-            <w:r>
-              <w:t>: a</w:t>
-            </w:r>
-            <w:r>
-              <w:t xml:space="preserve"> veces basta una mirada para decidir si entramos a una tienda o seguimos caminando.</w:t>
+              <w:t>: a veces basta una mirada para decidir si entramos a una tienda o seguimos caminando.</w:t>
             </w:r>
           </w:p>
           <w:p>
@@ -7417,10 +7465,7 @@
               <w:t>Hombre</w:t>
             </w:r>
             <w:r>
-              <w:t>: h</w:t>
-            </w:r>
-            <w:r>
-              <w:t>ay tiendas que logran llamar la atención desde el primer momento. Otras, aunque vendan productos muy parecidos, pasan completamente desapercibidas.</w:t>
+              <w:t>: hay tiendas que logran llamar la atención desde el primer momento. Otras, aunque vendan productos muy parecidos, pasan completamente desapercibidas.</w:t>
             </w:r>
           </w:p>
           <w:p>
@@ -7434,12 +7479,7 @@
             </w:r>
             <w:r>
               <w:tab/>
-            </w:r>
-            <w:r>
-              <w:t>: l</w:t>
-            </w:r>
-            <w:r>
-              <w:t>a comunicación y el mercadeo visual hacen parte de esa primera impresión que deja un negocio.</w:t>
+              <w:t>: la comunicación y el mercadeo visual hacen parte de esa primera impresión que deja un negocio.</w:t>
             </w:r>
           </w:p>
           <w:p>
@@ -7451,10 +7491,7 @@
               <w:t>Hombre</w:t>
             </w:r>
             <w:r>
-              <w:t>: c</w:t>
-            </w:r>
-            <w:r>
-              <w:t>ada detalle cuenta. Los colores, la iluminación, la distribución del espacio y la forma de presentar los productos ayudan a construir la personalidad de un negocio.</w:t>
+              <w:t>: cada detalle cuenta. Los colores, la iluminación, la distribución del espacio y la forma de presentar los productos ayudan a construir la personalidad de un negocio.</w:t>
             </w:r>
           </w:p>
           <w:p>
@@ -7466,10 +7503,7 @@
               <w:t>Mujer</w:t>
             </w:r>
             <w:r>
-              <w:t>: l</w:t>
-            </w:r>
-            <w:r>
-              <w:t>a coherencia entre todos esos detalles hace que la marca permanezca en la memoria del cliente.</w:t>
+              <w:t>: la coherencia entre todos esos detalles hace que la marca permanezca en la memoria del cliente.</w:t>
             </w:r>
           </w:p>
           <w:p>
@@ -7481,10 +7515,7 @@
               <w:t>Hombre</w:t>
             </w:r>
             <w:r>
-              <w:t>: l</w:t>
-            </w:r>
-            <w:r>
-              <w:t>a vitrina suele ser lo primero que ve un cliente al pasar frente a un negocio.</w:t>
+              <w:t>: la vitrina suele ser lo primero que ve un cliente al pasar frente a un negocio.</w:t>
             </w:r>
           </w:p>
           <w:p>
@@ -7496,10 +7527,7 @@
               <w:t>Mujer</w:t>
             </w:r>
             <w:r>
-              <w:t>: n</w:t>
-            </w:r>
-            <w:r>
-              <w:t xml:space="preserve">o permanece igual todo el año. Cambia con las promociones, las temporadas especiales o los lanzamientos para seguir llamando la atención de quienes pasan por el negocio. </w:t>
+              <w:t xml:space="preserve">: no permanece igual todo el año. Cambia con las promociones, las temporadas especiales o los lanzamientos para seguir llamando la atención de quienes pasan por el negocio. </w:t>
             </w:r>
           </w:p>
           <w:p>
@@ -7511,10 +7539,7 @@
               <w:t>Hombre</w:t>
             </w:r>
             <w:r>
-              <w:t>: l</w:t>
-            </w:r>
-            <w:r>
-              <w:t>a iluminación también cumple un papel importante. Puede destacar un producto, crear un ambiente agradable o dirigir la mirada hacia un punto específico del establecimiento.</w:t>
+              <w:t>: la iluminación también cumple un papel importante. Puede destacar un producto, crear un ambiente agradable o dirigir la mirada hacia un punto específico del establecimiento.</w:t>
             </w:r>
           </w:p>
           <w:p>
@@ -7527,12 +7552,7 @@
             </w:r>
             <w:r>
               <w:tab/>
-            </w:r>
-            <w:r>
-              <w:t>: u</w:t>
-            </w:r>
-            <w:r>
-              <w:t>n espacio bien organizado invita a recorrer el negocio con calma. Así aparecen productos que muchas veces el cliente no tenía pensado comprar.</w:t>
+              <w:t>: un espacio bien organizado invita a recorrer el negocio con calma. Así aparecen productos que muchas veces el cliente no tenía pensado comprar.</w:t>
             </w:r>
           </w:p>
           <w:p>
@@ -7545,10 +7565,7 @@
               <w:t>Hombre</w:t>
             </w:r>
             <w:r>
-              <w:t>: y</w:t>
-            </w:r>
-            <w:r>
-              <w:t xml:space="preserve"> esa comunicación ya no sucede solo en los espacios físicos. Pantallas, imágenes, videos y recursos digitales también ayudan a captar la atención de clientes cada vez más conectados.</w:t>
+              <w:t>: y esa comunicación ya no sucede solo en los espacios físicos. Pantallas, imágenes, videos y recursos digitales también ayudan a captar la atención de clientes cada vez más conectados.</w:t>
             </w:r>
           </w:p>
           <w:p>
@@ -7560,10 +7577,7 @@
               <w:t>Hombre</w:t>
             </w:r>
             <w:r>
-              <w:t>: u</w:t>
-            </w:r>
-            <w:r>
-              <w:t xml:space="preserve">n pequeño emprendimiento también puede fortalecer su imagen cuidando la presentación del espacio, la iluminación y la forma de exhibir sus productos. </w:t>
+              <w:t xml:space="preserve">: un pequeño emprendimiento también puede fortalecer su imagen cuidando la presentación del espacio, la iluminación y la forma de exhibir sus productos. </w:t>
             </w:r>
           </w:p>
           <w:p>
@@ -7576,12 +7590,7 @@
             </w:r>
             <w:r>
               <w:tab/>
-            </w:r>
-            <w:r>
-              <w:t>: u</w:t>
-            </w:r>
-            <w:r>
-              <w:t>n negocio que transmite orden, confianza y una identidad clara resulta fácil de recordar... y dan ganas de volver.</w:t>
+              <w:t>: un negocio que transmite orden, confianza y una identidad clara resulta fácil de recordar... y dan ganas de volver.</w:t>
             </w:r>
           </w:p>
           <w:p>
@@ -7599,10 +7608,7 @@
               <w:t>Hombre</w:t>
             </w:r>
             <w:r>
-              <w:t>: c</w:t>
-            </w:r>
-            <w:r>
-              <w:t>ada detalle comunica. Muchas veces basta una mirada para decidir si un cliente entra... o sigue caminando.</w:t>
+              <w:t>: cada detalle comunica. Muchas veces basta una mirada para decidir si un cliente entra... o sigue caminando.</w:t>
             </w:r>
           </w:p>
         </w:tc>
@@ -7622,7 +7628,7 @@
       <w:pPr>
         <w:pStyle w:val="Ttulo1"/>
       </w:pPr>
-      <w:bookmarkStart w:id="25" w:name="_Toc236139255"/>
+      <w:bookmarkStart w:id="25" w:name="_Toc237970540"/>
       <w:r>
         <w:lastRenderedPageBreak/>
         <w:t>Ejemplo comercial aplicado</w:t>
@@ -7726,7 +7732,7 @@
           <w:u w:val="single"/>
         </w:rPr>
       </w:pPr>
-      <w:bookmarkStart w:id="26" w:name="_Toc236139256"/>
+      <w:bookmarkStart w:id="26" w:name="_Toc237970541"/>
       <w:r>
         <w:lastRenderedPageBreak/>
         <w:t>Síntesis</w:t>
@@ -7846,7 +7852,7 @@
       <w:pPr>
         <w:pStyle w:val="Titulosgenerales"/>
       </w:pPr>
-      <w:bookmarkStart w:id="27" w:name="_Toc236139257"/>
+      <w:bookmarkStart w:id="27" w:name="_Toc237970542"/>
       <w:r>
         <w:lastRenderedPageBreak/>
         <w:t>Glosario</w:t>
@@ -8121,7 +8127,7 @@
       <w:pPr>
         <w:pStyle w:val="Titulosgenerales"/>
       </w:pPr>
-      <w:bookmarkStart w:id="28" w:name="_Toc236139258"/>
+      <w:bookmarkStart w:id="28" w:name="_Toc237970543"/>
       <w:r>
         <w:lastRenderedPageBreak/>
         <w:t>Referencias bibliográficas</w:t>
@@ -8264,7 +8270,7 @@
       <w:pPr>
         <w:pStyle w:val="Titulosgenerales"/>
       </w:pPr>
-      <w:bookmarkStart w:id="29" w:name="_Toc236139259"/>
+      <w:bookmarkStart w:id="29" w:name="_Toc237970544"/>
       <w:r>
         <w:lastRenderedPageBreak/>
         <w:t>Créditos</w:t>
@@ -11929,7 +11935,7 @@
         <w:rFonts w:ascii="Symbol" w:hAnsi="Symbol" w:hint="default"/>
       </w:rPr>
     </w:lvl>
-    <w:lvl w:ilvl="1" w:tplc="240A0003" w:tentative="1">
+    <w:lvl w:ilvl="1" w:tplc="240A0003">
       <w:start w:val="1"/>
       <w:numFmt w:val="bullet"/>
       <w:lvlText w:val="o"/>
@@ -14546,6 +14552,10 @@
 </file>
 
 <file path=customXml/item1.xml><?xml version="1.0" encoding="utf-8"?>
+<b:Sources xmlns:b="http://schemas.openxmlformats.org/officeDocument/2006/bibliography" xmlns="http://schemas.openxmlformats.org/officeDocument/2006/bibliography" SelectedStyle="\APASixthEditionOfficeOnline.xsl" StyleName="APA" Version="6"/>
+</file>
+
+<file path=customXml/item2.xml><?xml version="1.0" encoding="utf-8"?>
 <?mso-contentType ?>
 <FormTemplates xmlns="http://schemas.microsoft.com/sharepoint/v3/contenttype/forms">
   <Display>DocumentLibraryForm</Display>
@@ -14554,11 +14564,18 @@
 </FormTemplates>
 </file>
 
-<file path=customXml/item2.xml><?xml version="1.0" encoding="utf-8"?>
-<b:Sources xmlns:b="http://schemas.openxmlformats.org/officeDocument/2006/bibliography" xmlns="http://schemas.openxmlformats.org/officeDocument/2006/bibliography" SelectedStyle="\APASixthEditionOfficeOnline.xsl" StyleName="APA" Version="6"/>
+<file path=customXml/item3.xml><?xml version="1.0" encoding="utf-8"?>
+<p:properties xmlns:p="http://schemas.microsoft.com/office/2006/metadata/properties" xmlns:xsi="http://www.w3.org/2001/XMLSchema-instance" xmlns:pc="http://schemas.microsoft.com/office/infopath/2007/PartnerControls">
+  <documentManagement>
+    <TaxCatchAll xmlns="67a0edcd-0de5-43ed-8c27-e32f38a00c91" xsi:nil="true"/>
+    <lcf76f155ced4ddcb4097134ff3c332f xmlns="42760c81-fd8e-4d59-8953-7cdb9f38b14f">
+      <Terms xmlns="http://schemas.microsoft.com/office/infopath/2007/PartnerControls"/>
+    </lcf76f155ced4ddcb4097134ff3c332f>
+  </documentManagement>
+</p:properties>
 </file>
 
-<file path=customXml/item3.xml><?xml version="1.0" encoding="utf-8"?>
+<file path=customXml/item4.xml><?xml version="1.0" encoding="utf-8"?>
 <ct:contentTypeSchema xmlns:ct="http://schemas.microsoft.com/office/2006/metadata/contentType" xmlns:ma="http://schemas.microsoft.com/office/2006/metadata/properties/metaAttributes" ct:_="" ma:_="" ma:contentTypeName="Documento" ma:contentTypeID="0x01010005252A1EF3BD024F856B47B579AB5244" ma:contentTypeVersion="12" ma:contentTypeDescription="Crear nuevo documento." ma:contentTypeScope="" ma:versionID="32d0e18b85ac20c34eab62df21c0cf58">
   <xsd:schema xmlns:xsd="http://www.w3.org/2001/XMLSchema" xmlns:xs="http://www.w3.org/2001/XMLSchema" xmlns:p="http://schemas.microsoft.com/office/2006/metadata/properties" xmlns:ns2="42760c81-fd8e-4d59-8953-7cdb9f38b14f" xmlns:ns3="67a0edcd-0de5-43ed-8c27-e32f38a00c91" targetNamespace="http://schemas.microsoft.com/office/2006/metadata/properties" ma:root="true" ma:fieldsID="cc2c149e99f10870fd5bc3964e5386d3" ns2:_="" ns3:_="">
     <xsd:import namespace="42760c81-fd8e-4d59-8953-7cdb9f38b14f"/>
@@ -14759,18 +14776,15 @@
 </ct:contentTypeSchema>
 </file>
 
-<file path=customXml/item4.xml><?xml version="1.0" encoding="utf-8"?>
-<p:properties xmlns:p="http://schemas.microsoft.com/office/2006/metadata/properties" xmlns:xsi="http://www.w3.org/2001/XMLSchema-instance" xmlns:pc="http://schemas.microsoft.com/office/infopath/2007/PartnerControls">
-  <documentManagement>
-    <TaxCatchAll xmlns="67a0edcd-0de5-43ed-8c27-e32f38a00c91" xsi:nil="true"/>
-    <lcf76f155ced4ddcb4097134ff3c332f xmlns="42760c81-fd8e-4d59-8953-7cdb9f38b14f">
-      <Terms xmlns="http://schemas.microsoft.com/office/infopath/2007/PartnerControls"/>
-    </lcf76f155ced4ddcb4097134ff3c332f>
-  </documentManagement>
-</p:properties>
+<file path=customXml/itemProps1.xml><?xml version="1.0" encoding="utf-8"?>
+<ds:datastoreItem xmlns:ds="http://schemas.openxmlformats.org/officeDocument/2006/customXml" ds:itemID="{EAE431FD-7059-4C09-804B-C9D69EB7B213}">
+  <ds:schemaRefs>
+    <ds:schemaRef ds:uri="http://schemas.openxmlformats.org/officeDocument/2006/bibliography"/>
+  </ds:schemaRefs>
+</ds:datastoreItem>
 </file>
 
-<file path=customXml/itemProps1.xml><?xml version="1.0" encoding="utf-8"?>
+<file path=customXml/itemProps2.xml><?xml version="1.0" encoding="utf-8"?>
 <ds:datastoreItem xmlns:ds="http://schemas.openxmlformats.org/officeDocument/2006/customXml" ds:itemID="{10663269-2064-4804-8290-36D4A57F5557}">
   <ds:schemaRefs>
     <ds:schemaRef ds:uri="http://schemas.microsoft.com/sharepoint/v3/contenttype/forms"/>
@@ -14778,15 +14792,18 @@
 </ds:datastoreItem>
 </file>
 
-<file path=customXml/itemProps2.xml><?xml version="1.0" encoding="utf-8"?>
-<ds:datastoreItem xmlns:ds="http://schemas.openxmlformats.org/officeDocument/2006/customXml" ds:itemID="{EAE431FD-7059-4C09-804B-C9D69EB7B213}">
+<file path=customXml/itemProps3.xml><?xml version="1.0" encoding="utf-8"?>
+<ds:datastoreItem xmlns:ds="http://schemas.openxmlformats.org/officeDocument/2006/customXml" ds:itemID="{1279454D-02BE-4A9C-A117-DCD1573E2608}">
   <ds:schemaRefs>
-    <ds:schemaRef ds:uri="http://schemas.openxmlformats.org/officeDocument/2006/bibliography"/>
+    <ds:schemaRef ds:uri="http://schemas.microsoft.com/office/2006/metadata/properties"/>
+    <ds:schemaRef ds:uri="http://schemas.microsoft.com/office/infopath/2007/PartnerControls"/>
+    <ds:schemaRef ds:uri="67a0edcd-0de5-43ed-8c27-e32f38a00c91"/>
+    <ds:schemaRef ds:uri="42760c81-fd8e-4d59-8953-7cdb9f38b14f"/>
   </ds:schemaRefs>
 </ds:datastoreItem>
 </file>
 
-<file path=customXml/itemProps3.xml><?xml version="1.0" encoding="utf-8"?>
+<file path=customXml/itemProps4.xml><?xml version="1.0" encoding="utf-8"?>
 <ds:datastoreItem xmlns:ds="http://schemas.openxmlformats.org/officeDocument/2006/customXml" ds:itemID="{8168C8E4-13CD-4350-94C1-A7A68093FECC}">
   <ds:schemaRefs>
     <ds:schemaRef ds:uri="http://schemas.microsoft.com/office/2006/metadata/contentType"/>
@@ -14803,15 +14820,4 @@
     <ds:schemaRef ds:uri="http://schemas.microsoft.com/internal/obd"/>
   </ds:schemaRefs>
 </ds:datastoreItem>
-</file>
-
-<file path=customXml/itemProps4.xml><?xml version="1.0" encoding="utf-8"?>
-<ds:datastoreItem xmlns:ds="http://schemas.openxmlformats.org/officeDocument/2006/customXml" ds:itemID="{1279454D-02BE-4A9C-A117-DCD1573E2608}">
-  <ds:schemaRefs>
-    <ds:schemaRef ds:uri="http://schemas.microsoft.com/office/2006/metadata/properties"/>
-    <ds:schemaRef ds:uri="http://schemas.microsoft.com/office/infopath/2007/PartnerControls"/>
-    <ds:schemaRef ds:uri="67a0edcd-0de5-43ed-8c27-e32f38a00c91"/>
-    <ds:schemaRef ds:uri="42760c81-fd8e-4d59-8953-7cdb9f38b14f"/>
-  </ds:schemaRefs>
-</ds:datastoreItem>
 </file>